--- a/docs/templates/auditoria_atividade_template.docx
+++ b/docs/templates/auditoria_atividade_template.docx
@@ -4,92 +4,92 @@
   <w:body>
     <w:p>
       <w:pPr>
-        <w:spacing w:after="200"/>
-        <w:jc w:val="left"/>
+        <w:spacing w:before="0" w:after="200" w:line="252" w:lineRule="auto"/>
       </w:pPr>
       <w:r>
         <w:rPr>
           <w:rFonts w:ascii="Arial" w:hAnsi="Arial"/>
           <w:b/>
           <w:color w:val="000000"/>
-          <w:sz w:val="40"/>
+          <w:sz w:val="36"/>
         </w:rPr>
         <w:t>Relatório de auditoria da atividade</w:t>
       </w:r>
     </w:p>
     <w:p>
       <w:pPr>
-        <w:spacing w:after="240"/>
+        <w:spacing w:before="0" w:after="360" w:line="252" w:lineRule="auto"/>
       </w:pPr>
       <w:r>
         <w:rPr>
+          <w:rFonts w:ascii="Arial" w:hAnsi="Arial"/>
           <w:b/>
-          <w:color w:val="404040"/>
-          <w:sz w:val="26"/>
+          <w:color w:val="3C3C3C"/>
+          <w:sz w:val="21"/>
         </w:rPr>
         <w:t>{{activity.codigo}}  {{activity.nome}}</w:t>
       </w:r>
     </w:p>
     <w:p>
       <w:pPr>
-        <w:spacing w:after="140"/>
-      </w:pPr>
-      <w:r>
-        <w:t>Este documento consolida os dados de execução, responsáveis, datas, evidências e issues vinculadas à atividade. Ele deve ser gerado dentro do pacote de auditoria do projeto e manter links válidos para as evidências armazenadas no Azure Storage.</w:t>
-      </w:r>
-    </w:p>
-    <w:p>
-      <w:pPr>
-        <w:pStyle w:val="Heading1"/>
+        <w:spacing w:before="360" w:after="140" w:line="252" w:lineRule="auto"/>
       </w:pPr>
       <w:r>
         <w:rPr>
+          <w:rFonts w:ascii="Arial" w:hAnsi="Arial"/>
+          <w:b/>
           <w:color w:val="000000"/>
+          <w:sz w:val="21"/>
         </w:rPr>
         <w:t>Resumo executivo</w:t>
       </w:r>
     </w:p>
     <w:tbl>
       <w:tblPr>
-        <w:tblStyle w:val="TableGrid"/>
         <w:tblW w:type="auto" w:w="0"/>
         <w:jc w:val="center"/>
+        <w:tblLayout w:type="fixed"/>
         <w:tblLook w:firstColumn="1" w:firstRow="1" w:lastColumn="0" w:lastRow="0" w:noHBand="0" w:noVBand="1" w:val="04A0"/>
       </w:tblPr>
       <w:tblGrid>
-        <w:gridCol w:w="5100"/>
-        <w:gridCol w:w="5100"/>
+        <w:gridCol w:w="5156"/>
+        <w:gridCol w:w="5156"/>
       </w:tblGrid>
       <w:tr>
+        <w:trPr/>
         <w:tc>
           <w:tcPr>
-            <w:tcW w:type="dxa" w:w="2381"/>
+            <w:tcW w:type="dxa" w:w="2891"/>
+            <w:tcBorders>
+              <w:top w:val="single" w:sz="6" w:space="0" w:color="D7DCE0"/>
+              <w:left w:val="single" w:sz="6" w:space="0" w:color="D7DCE0"/>
+              <w:bottom w:val="single" w:sz="6" w:space="0" w:color="D7DCE0"/>
+              <w:right w:val="single" w:sz="6" w:space="0" w:color="D7DCE0"/>
+            </w:tcBorders>
+            <w:shd w:fill="3F3F3F"/>
+            <w:tcMar>
+              <w:top w:w="150" w:type="dxa"/>
+              <w:start w:w="330" w:type="dxa"/>
+              <w:bottom w:w="150" w:type="dxa"/>
+              <w:end w:w="330" w:type="dxa"/>
+              <w:left w:w="330" w:type="dxa"/>
+              <w:right w:w="330" w:type="dxa"/>
+            </w:tcMar>
             <w:vAlign w:val="center"/>
-            <w:tcBorders>
-              <w:top w:val="single" w:sz="6" w:space="0" w:color="D9D9D9"/>
-              <w:left w:val="single" w:sz="6" w:space="0" w:color="D9D9D9"/>
-              <w:bottom w:val="single" w:sz="6" w:space="0" w:color="D9D9D9"/>
-              <w:right w:val="single" w:sz="6" w:space="0" w:color="D9D9D9"/>
-              <w:insideH w:val="single" w:sz="6" w:space="0" w:color="D9D9D9"/>
-              <w:insideV w:val="single" w:sz="6" w:space="0" w:color="D9D9D9"/>
-            </w:tcBorders>
-            <w:tcMar>
-              <w:top w:w="90" w:type="dxa"/>
-              <w:start w:w="120" w:type="dxa"/>
-              <w:bottom w:w="90" w:type="dxa"/>
-              <w:end w:w="120" w:type="dxa"/>
-            </w:tcMar>
-            <w:shd w:fill="404040"/>
           </w:tcPr>
           <w:p>
             <w:pPr>
-              <w:spacing w:before="0" w:after="40"/>
+              <w:spacing w:before="0" w:after="20" w:line="276" w:lineRule="auto"/>
+              <w:ind w:left="0" w:right="0"/>
+              <w:jc w:val="left"/>
             </w:pPr>
+            <w:r/>
             <w:r>
               <w:rPr>
+                <w:rFonts w:ascii="Arial" w:hAnsi="Arial"/>
                 <w:b/>
                 <w:color w:val="FFFFFF"/>
-                <w:sz w:val="17"/>
+                <w:sz w:val="18"/>
               </w:rPr>
               <w:t>Campo</w:t>
             </w:r>
@@ -97,33 +97,37 @@
         </w:tc>
         <w:tc>
           <w:tcPr>
-            <w:tcW w:type="dxa" w:w="6803"/>
+            <w:tcW w:type="dxa" w:w="5896"/>
+            <w:tcBorders>
+              <w:top w:val="single" w:sz="6" w:space="0" w:color="D7DCE0"/>
+              <w:left w:val="single" w:sz="6" w:space="0" w:color="D7DCE0"/>
+              <w:bottom w:val="single" w:sz="6" w:space="0" w:color="D7DCE0"/>
+              <w:right w:val="single" w:sz="6" w:space="0" w:color="D7DCE0"/>
+            </w:tcBorders>
+            <w:shd w:fill="3F3F3F"/>
+            <w:tcMar>
+              <w:top w:w="150" w:type="dxa"/>
+              <w:start w:w="330" w:type="dxa"/>
+              <w:bottom w:w="150" w:type="dxa"/>
+              <w:end w:w="330" w:type="dxa"/>
+              <w:left w:w="330" w:type="dxa"/>
+              <w:right w:w="330" w:type="dxa"/>
+            </w:tcMar>
             <w:vAlign w:val="center"/>
-            <w:tcBorders>
-              <w:top w:val="single" w:sz="6" w:space="0" w:color="D9D9D9"/>
-              <w:left w:val="single" w:sz="6" w:space="0" w:color="D9D9D9"/>
-              <w:bottom w:val="single" w:sz="6" w:space="0" w:color="D9D9D9"/>
-              <w:right w:val="single" w:sz="6" w:space="0" w:color="D9D9D9"/>
-              <w:insideH w:val="single" w:sz="6" w:space="0" w:color="D9D9D9"/>
-              <w:insideV w:val="single" w:sz="6" w:space="0" w:color="D9D9D9"/>
-            </w:tcBorders>
-            <w:tcMar>
-              <w:top w:w="90" w:type="dxa"/>
-              <w:start w:w="120" w:type="dxa"/>
-              <w:bottom w:w="90" w:type="dxa"/>
-              <w:end w:w="120" w:type="dxa"/>
-            </w:tcMar>
-            <w:shd w:fill="404040"/>
           </w:tcPr>
           <w:p>
             <w:pPr>
-              <w:spacing w:before="0" w:after="40"/>
+              <w:spacing w:before="0" w:after="20" w:line="276" w:lineRule="auto"/>
+              <w:ind w:left="0" w:right="0"/>
+              <w:jc w:val="left"/>
             </w:pPr>
+            <w:r/>
             <w:r>
               <w:rPr>
+                <w:rFonts w:ascii="Arial" w:hAnsi="Arial"/>
                 <w:b/>
                 <w:color w:val="FFFFFF"/>
-                <w:sz w:val="17"/>
+                <w:sz w:val="18"/>
               </w:rPr>
               <w:t>Valor</w:t>
             </w:r>
@@ -131,32 +135,40 @@
         </w:tc>
       </w:tr>
       <w:tr>
+        <w:trPr/>
         <w:tc>
           <w:tcPr>
-            <w:tcW w:type="dxa" w:w="2381"/>
+            <w:tcW w:type="dxa" w:w="2891"/>
+            <w:tcBorders>
+              <w:top w:val="single" w:sz="6" w:space="0" w:color="D7DCE0"/>
+              <w:left w:val="single" w:sz="6" w:space="0" w:color="D7DCE0"/>
+              <w:bottom w:val="single" w:sz="6" w:space="0" w:color="D7DCE0"/>
+              <w:right w:val="single" w:sz="6" w:space="0" w:color="D7DCE0"/>
+            </w:tcBorders>
+            <w:shd w:fill="F3F6F8"/>
+            <w:tcMar>
+              <w:top w:w="150" w:type="dxa"/>
+              <w:start w:w="330" w:type="dxa"/>
+              <w:bottom w:w="150" w:type="dxa"/>
+              <w:end w:w="330" w:type="dxa"/>
+              <w:left w:w="330" w:type="dxa"/>
+              <w:right w:w="330" w:type="dxa"/>
+            </w:tcMar>
             <w:vAlign w:val="center"/>
-            <w:tcBorders>
-              <w:top w:val="single" w:sz="6" w:space="0" w:color="D9D9D9"/>
-              <w:left w:val="single" w:sz="6" w:space="0" w:color="D9D9D9"/>
-              <w:bottom w:val="single" w:sz="6" w:space="0" w:color="D9D9D9"/>
-              <w:right w:val="single" w:sz="6" w:space="0" w:color="D9D9D9"/>
-              <w:insideH w:val="single" w:sz="6" w:space="0" w:color="D9D9D9"/>
-              <w:insideV w:val="single" w:sz="6" w:space="0" w:color="D9D9D9"/>
-            </w:tcBorders>
-            <w:tcMar>
-              <w:top w:w="90" w:type="dxa"/>
-              <w:start w:w="120" w:type="dxa"/>
-              <w:bottom w:w="90" w:type="dxa"/>
-              <w:end w:w="120" w:type="dxa"/>
-            </w:tcMar>
           </w:tcPr>
           <w:p>
             <w:pPr>
-              <w:spacing w:before="0" w:after="40"/>
+              <w:spacing w:before="0" w:after="20" w:line="276" w:lineRule="auto"/>
+              <w:ind w:left="0" w:right="0"/>
+              <w:jc w:val="left"/>
             </w:pPr>
+            <w:r/>
             <w:r>
               <w:rPr>
-                <w:sz w:val="17"/>
+                <w:rFonts w:ascii="Arial" w:hAnsi="Arial"/>
+                <w:b w:val="0"/>
+                <w:color w:val="000000"/>
+                <w:sz w:val="18"/>
               </w:rPr>
               <w:t>Projeto</w:t>
             </w:r>
@@ -164,30 +176,37 @@
         </w:tc>
         <w:tc>
           <w:tcPr>
-            <w:tcW w:type="dxa" w:w="6803"/>
+            <w:tcW w:type="dxa" w:w="5896"/>
+            <w:tcBorders>
+              <w:top w:val="single" w:sz="6" w:space="0" w:color="D7DCE0"/>
+              <w:left w:val="single" w:sz="6" w:space="0" w:color="D7DCE0"/>
+              <w:bottom w:val="single" w:sz="6" w:space="0" w:color="D7DCE0"/>
+              <w:right w:val="single" w:sz="6" w:space="0" w:color="D7DCE0"/>
+            </w:tcBorders>
+            <w:shd w:fill="F3F6F8"/>
+            <w:tcMar>
+              <w:top w:w="150" w:type="dxa"/>
+              <w:start w:w="330" w:type="dxa"/>
+              <w:bottom w:w="150" w:type="dxa"/>
+              <w:end w:w="330" w:type="dxa"/>
+              <w:left w:w="330" w:type="dxa"/>
+              <w:right w:w="330" w:type="dxa"/>
+            </w:tcMar>
             <w:vAlign w:val="center"/>
-            <w:tcBorders>
-              <w:top w:val="single" w:sz="6" w:space="0" w:color="D9D9D9"/>
-              <w:left w:val="single" w:sz="6" w:space="0" w:color="D9D9D9"/>
-              <w:bottom w:val="single" w:sz="6" w:space="0" w:color="D9D9D9"/>
-              <w:right w:val="single" w:sz="6" w:space="0" w:color="D9D9D9"/>
-              <w:insideH w:val="single" w:sz="6" w:space="0" w:color="D9D9D9"/>
-              <w:insideV w:val="single" w:sz="6" w:space="0" w:color="D9D9D9"/>
-            </w:tcBorders>
-            <w:tcMar>
-              <w:top w:w="90" w:type="dxa"/>
-              <w:start w:w="120" w:type="dxa"/>
-              <w:bottom w:w="90" w:type="dxa"/>
-              <w:end w:w="120" w:type="dxa"/>
-            </w:tcMar>
           </w:tcPr>
           <w:p>
             <w:pPr>
-              <w:spacing w:before="0" w:after="40"/>
+              <w:spacing w:before="0" w:after="20" w:line="276" w:lineRule="auto"/>
+              <w:ind w:left="0" w:right="0"/>
+              <w:jc w:val="left"/>
             </w:pPr>
+            <w:r/>
             <w:r>
               <w:rPr>
-                <w:sz w:val="17"/>
+                <w:rFonts w:ascii="Arial" w:hAnsi="Arial"/>
+                <w:b w:val="0"/>
+                <w:color w:val="000000"/>
+                <w:sz w:val="18"/>
               </w:rPr>
               <w:t>{{project.nome}}</w:t>
             </w:r>
@@ -195,228 +214,40 @@
         </w:tc>
       </w:tr>
       <w:tr>
+        <w:trPr/>
         <w:tc>
           <w:tcPr>
-            <w:tcW w:type="dxa" w:w="2381"/>
+            <w:tcW w:type="dxa" w:w="2891"/>
+            <w:tcBorders>
+              <w:top w:val="single" w:sz="6" w:space="0" w:color="D7DCE0"/>
+              <w:left w:val="single" w:sz="6" w:space="0" w:color="D7DCE0"/>
+              <w:bottom w:val="single" w:sz="6" w:space="0" w:color="D7DCE0"/>
+              <w:right w:val="single" w:sz="6" w:space="0" w:color="D7DCE0"/>
+            </w:tcBorders>
+            <w:shd w:fill="FFFFFF"/>
+            <w:tcMar>
+              <w:top w:w="150" w:type="dxa"/>
+              <w:start w:w="330" w:type="dxa"/>
+              <w:bottom w:w="150" w:type="dxa"/>
+              <w:end w:w="330" w:type="dxa"/>
+              <w:left w:w="330" w:type="dxa"/>
+              <w:right w:w="330" w:type="dxa"/>
+            </w:tcMar>
             <w:vAlign w:val="center"/>
-            <w:tcBorders>
-              <w:top w:val="single" w:sz="6" w:space="0" w:color="D9D9D9"/>
-              <w:left w:val="single" w:sz="6" w:space="0" w:color="D9D9D9"/>
-              <w:bottom w:val="single" w:sz="6" w:space="0" w:color="D9D9D9"/>
-              <w:right w:val="single" w:sz="6" w:space="0" w:color="D9D9D9"/>
-              <w:insideH w:val="single" w:sz="6" w:space="0" w:color="D9D9D9"/>
-              <w:insideV w:val="single" w:sz="6" w:space="0" w:color="D9D9D9"/>
-            </w:tcBorders>
-            <w:tcMar>
-              <w:top w:w="90" w:type="dxa"/>
-              <w:start w:w="120" w:type="dxa"/>
-              <w:bottom w:w="90" w:type="dxa"/>
-              <w:end w:w="120" w:type="dxa"/>
-            </w:tcMar>
-            <w:shd w:fill="F7FAFC"/>
           </w:tcPr>
           <w:p>
             <w:pPr>
-              <w:spacing w:before="0" w:after="40"/>
+              <w:spacing w:before="0" w:after="20" w:line="276" w:lineRule="auto"/>
+              <w:ind w:left="0" w:right="0"/>
+              <w:jc w:val="left"/>
             </w:pPr>
+            <w:r/>
             <w:r>
               <w:rPr>
-                <w:sz w:val="17"/>
-              </w:rPr>
-              <w:t>Modo do projeto</w:t>
-            </w:r>
-          </w:p>
-        </w:tc>
-        <w:tc>
-          <w:tcPr>
-            <w:tcW w:type="dxa" w:w="6803"/>
-            <w:vAlign w:val="center"/>
-            <w:tcBorders>
-              <w:top w:val="single" w:sz="6" w:space="0" w:color="D9D9D9"/>
-              <w:left w:val="single" w:sz="6" w:space="0" w:color="D9D9D9"/>
-              <w:bottom w:val="single" w:sz="6" w:space="0" w:color="D9D9D9"/>
-              <w:right w:val="single" w:sz="6" w:space="0" w:color="D9D9D9"/>
-              <w:insideH w:val="single" w:sz="6" w:space="0" w:color="D9D9D9"/>
-              <w:insideV w:val="single" w:sz="6" w:space="0" w:color="D9D9D9"/>
-            </w:tcBorders>
-            <w:tcMar>
-              <w:top w:w="90" w:type="dxa"/>
-              <w:start w:w="120" w:type="dxa"/>
-              <w:bottom w:w="90" w:type="dxa"/>
-              <w:end w:w="120" w:type="dxa"/>
-            </w:tcMar>
-            <w:shd w:fill="F7FAFC"/>
-          </w:tcPr>
-          <w:p>
-            <w:pPr>
-              <w:spacing w:before="0" w:after="40"/>
-            </w:pPr>
-            <w:r>
-              <w:rPr>
-                <w:sz w:val="17"/>
-              </w:rPr>
-              <w:t>{{project.modo}}</w:t>
-            </w:r>
-          </w:p>
-        </w:tc>
-      </w:tr>
-      <w:tr>
-        <w:tc>
-          <w:tcPr>
-            <w:tcW w:type="dxa" w:w="2381"/>
-            <w:vAlign w:val="center"/>
-            <w:tcBorders>
-              <w:top w:val="single" w:sz="6" w:space="0" w:color="D9D9D9"/>
-              <w:left w:val="single" w:sz="6" w:space="0" w:color="D9D9D9"/>
-              <w:bottom w:val="single" w:sz="6" w:space="0" w:color="D9D9D9"/>
-              <w:right w:val="single" w:sz="6" w:space="0" w:color="D9D9D9"/>
-              <w:insideH w:val="single" w:sz="6" w:space="0" w:color="D9D9D9"/>
-              <w:insideV w:val="single" w:sz="6" w:space="0" w:color="D9D9D9"/>
-            </w:tcBorders>
-            <w:tcMar>
-              <w:top w:w="90" w:type="dxa"/>
-              <w:start w:w="120" w:type="dxa"/>
-              <w:bottom w:w="90" w:type="dxa"/>
-              <w:end w:w="120" w:type="dxa"/>
-            </w:tcMar>
-          </w:tcPr>
-          <w:p>
-            <w:pPr>
-              <w:spacing w:before="0" w:after="40"/>
-            </w:pPr>
-            <w:r>
-              <w:rPr>
-                <w:sz w:val="17"/>
-              </w:rPr>
-              <w:t>Código da atividade</w:t>
-            </w:r>
-          </w:p>
-        </w:tc>
-        <w:tc>
-          <w:tcPr>
-            <w:tcW w:type="dxa" w:w="6803"/>
-            <w:vAlign w:val="center"/>
-            <w:tcBorders>
-              <w:top w:val="single" w:sz="6" w:space="0" w:color="D9D9D9"/>
-              <w:left w:val="single" w:sz="6" w:space="0" w:color="D9D9D9"/>
-              <w:bottom w:val="single" w:sz="6" w:space="0" w:color="D9D9D9"/>
-              <w:right w:val="single" w:sz="6" w:space="0" w:color="D9D9D9"/>
-              <w:insideH w:val="single" w:sz="6" w:space="0" w:color="D9D9D9"/>
-              <w:insideV w:val="single" w:sz="6" w:space="0" w:color="D9D9D9"/>
-            </w:tcBorders>
-            <w:tcMar>
-              <w:top w:w="90" w:type="dxa"/>
-              <w:start w:w="120" w:type="dxa"/>
-              <w:bottom w:w="90" w:type="dxa"/>
-              <w:end w:w="120" w:type="dxa"/>
-            </w:tcMar>
-          </w:tcPr>
-          <w:p>
-            <w:pPr>
-              <w:spacing w:before="0" w:after="40"/>
-            </w:pPr>
-            <w:r>
-              <w:rPr>
-                <w:sz w:val="17"/>
-              </w:rPr>
-              <w:t>{{activity.codigo}}</w:t>
-            </w:r>
-          </w:p>
-        </w:tc>
-      </w:tr>
-      <w:tr>
-        <w:tc>
-          <w:tcPr>
-            <w:tcW w:type="dxa" w:w="2381"/>
-            <w:vAlign w:val="center"/>
-            <w:tcBorders>
-              <w:top w:val="single" w:sz="6" w:space="0" w:color="D9D9D9"/>
-              <w:left w:val="single" w:sz="6" w:space="0" w:color="D9D9D9"/>
-              <w:bottom w:val="single" w:sz="6" w:space="0" w:color="D9D9D9"/>
-              <w:right w:val="single" w:sz="6" w:space="0" w:color="D9D9D9"/>
-              <w:insideH w:val="single" w:sz="6" w:space="0" w:color="D9D9D9"/>
-              <w:insideV w:val="single" w:sz="6" w:space="0" w:color="D9D9D9"/>
-            </w:tcBorders>
-            <w:tcMar>
-              <w:top w:w="90" w:type="dxa"/>
-              <w:start w:w="120" w:type="dxa"/>
-              <w:bottom w:w="90" w:type="dxa"/>
-              <w:end w:w="120" w:type="dxa"/>
-            </w:tcMar>
-            <w:shd w:fill="F7FAFC"/>
-          </w:tcPr>
-          <w:p>
-            <w:pPr>
-              <w:spacing w:before="0" w:after="40"/>
-            </w:pPr>
-            <w:r>
-              <w:rPr>
-                <w:sz w:val="17"/>
-              </w:rPr>
-              <w:t>Nome da atividade</w:t>
-            </w:r>
-          </w:p>
-        </w:tc>
-        <w:tc>
-          <w:tcPr>
-            <w:tcW w:type="dxa" w:w="6803"/>
-            <w:vAlign w:val="center"/>
-            <w:tcBorders>
-              <w:top w:val="single" w:sz="6" w:space="0" w:color="D9D9D9"/>
-              <w:left w:val="single" w:sz="6" w:space="0" w:color="D9D9D9"/>
-              <w:bottom w:val="single" w:sz="6" w:space="0" w:color="D9D9D9"/>
-              <w:right w:val="single" w:sz="6" w:space="0" w:color="D9D9D9"/>
-              <w:insideH w:val="single" w:sz="6" w:space="0" w:color="D9D9D9"/>
-              <w:insideV w:val="single" w:sz="6" w:space="0" w:color="D9D9D9"/>
-            </w:tcBorders>
-            <w:tcMar>
-              <w:top w:w="90" w:type="dxa"/>
-              <w:start w:w="120" w:type="dxa"/>
-              <w:bottom w:w="90" w:type="dxa"/>
-              <w:end w:w="120" w:type="dxa"/>
-            </w:tcMar>
-            <w:shd w:fill="F7FAFC"/>
-          </w:tcPr>
-          <w:p>
-            <w:pPr>
-              <w:spacing w:before="0" w:after="40"/>
-            </w:pPr>
-            <w:r>
-              <w:rPr>
-                <w:sz w:val="17"/>
-              </w:rPr>
-              <w:t>{{activity.nome}}</w:t>
-            </w:r>
-          </w:p>
-        </w:tc>
-      </w:tr>
-      <w:tr>
-        <w:tc>
-          <w:tcPr>
-            <w:tcW w:type="dxa" w:w="2381"/>
-            <w:vAlign w:val="center"/>
-            <w:tcBorders>
-              <w:top w:val="single" w:sz="6" w:space="0" w:color="D9D9D9"/>
-              <w:left w:val="single" w:sz="6" w:space="0" w:color="D9D9D9"/>
-              <w:bottom w:val="single" w:sz="6" w:space="0" w:color="D9D9D9"/>
-              <w:right w:val="single" w:sz="6" w:space="0" w:color="D9D9D9"/>
-              <w:insideH w:val="single" w:sz="6" w:space="0" w:color="D9D9D9"/>
-              <w:insideV w:val="single" w:sz="6" w:space="0" w:color="D9D9D9"/>
-            </w:tcBorders>
-            <w:tcMar>
-              <w:top w:w="90" w:type="dxa"/>
-              <w:start w:w="120" w:type="dxa"/>
-              <w:bottom w:w="90" w:type="dxa"/>
-              <w:end w:w="120" w:type="dxa"/>
-            </w:tcMar>
-          </w:tcPr>
-          <w:p>
-            <w:pPr>
-              <w:spacing w:before="0" w:after="40"/>
-            </w:pPr>
-            <w:r>
-              <w:rPr>
-                <w:sz w:val="17"/>
+                <w:rFonts w:ascii="Arial" w:hAnsi="Arial"/>
+                <w:b w:val="0"/>
+                <w:color w:val="000000"/>
+                <w:sz w:val="18"/>
               </w:rPr>
               <w:t>Status</w:t>
             </w:r>
@@ -424,30 +255,37 @@
         </w:tc>
         <w:tc>
           <w:tcPr>
-            <w:tcW w:type="dxa" w:w="6803"/>
+            <w:tcW w:type="dxa" w:w="5896"/>
+            <w:tcBorders>
+              <w:top w:val="single" w:sz="6" w:space="0" w:color="D7DCE0"/>
+              <w:left w:val="single" w:sz="6" w:space="0" w:color="D7DCE0"/>
+              <w:bottom w:val="single" w:sz="6" w:space="0" w:color="D7DCE0"/>
+              <w:right w:val="single" w:sz="6" w:space="0" w:color="D7DCE0"/>
+            </w:tcBorders>
+            <w:shd w:fill="FFFFFF"/>
+            <w:tcMar>
+              <w:top w:w="150" w:type="dxa"/>
+              <w:start w:w="330" w:type="dxa"/>
+              <w:bottom w:w="150" w:type="dxa"/>
+              <w:end w:w="330" w:type="dxa"/>
+              <w:left w:w="330" w:type="dxa"/>
+              <w:right w:w="330" w:type="dxa"/>
+            </w:tcMar>
             <w:vAlign w:val="center"/>
-            <w:tcBorders>
-              <w:top w:val="single" w:sz="6" w:space="0" w:color="D9D9D9"/>
-              <w:left w:val="single" w:sz="6" w:space="0" w:color="D9D9D9"/>
-              <w:bottom w:val="single" w:sz="6" w:space="0" w:color="D9D9D9"/>
-              <w:right w:val="single" w:sz="6" w:space="0" w:color="D9D9D9"/>
-              <w:insideH w:val="single" w:sz="6" w:space="0" w:color="D9D9D9"/>
-              <w:insideV w:val="single" w:sz="6" w:space="0" w:color="D9D9D9"/>
-            </w:tcBorders>
-            <w:tcMar>
-              <w:top w:w="90" w:type="dxa"/>
-              <w:start w:w="120" w:type="dxa"/>
-              <w:bottom w:w="90" w:type="dxa"/>
-              <w:end w:w="120" w:type="dxa"/>
-            </w:tcMar>
           </w:tcPr>
           <w:p>
             <w:pPr>
-              <w:spacing w:before="0" w:after="40"/>
+              <w:spacing w:before="0" w:after="20" w:line="276" w:lineRule="auto"/>
+              <w:ind w:left="0" w:right="0"/>
+              <w:jc w:val="left"/>
             </w:pPr>
+            <w:r/>
             <w:r>
               <w:rPr>
-                <w:sz w:val="17"/>
+                <w:rFonts w:ascii="Arial" w:hAnsi="Arial"/>
+                <w:b w:val="0"/>
+                <w:color w:val="000000"/>
+                <w:sz w:val="18"/>
               </w:rPr>
               <w:t>{{activity.status}}</w:t>
             </w:r>
@@ -455,33 +293,40 @@
         </w:tc>
       </w:tr>
       <w:tr>
+        <w:trPr/>
         <w:tc>
           <w:tcPr>
-            <w:tcW w:type="dxa" w:w="2381"/>
+            <w:tcW w:type="dxa" w:w="2891"/>
+            <w:tcBorders>
+              <w:top w:val="single" w:sz="6" w:space="0" w:color="D7DCE0"/>
+              <w:left w:val="single" w:sz="6" w:space="0" w:color="D7DCE0"/>
+              <w:bottom w:val="single" w:sz="6" w:space="0" w:color="D7DCE0"/>
+              <w:right w:val="single" w:sz="6" w:space="0" w:color="D7DCE0"/>
+            </w:tcBorders>
+            <w:shd w:fill="F3F6F8"/>
+            <w:tcMar>
+              <w:top w:w="150" w:type="dxa"/>
+              <w:start w:w="330" w:type="dxa"/>
+              <w:bottom w:w="150" w:type="dxa"/>
+              <w:end w:w="330" w:type="dxa"/>
+              <w:left w:w="330" w:type="dxa"/>
+              <w:right w:w="330" w:type="dxa"/>
+            </w:tcMar>
             <w:vAlign w:val="center"/>
-            <w:tcBorders>
-              <w:top w:val="single" w:sz="6" w:space="0" w:color="D9D9D9"/>
-              <w:left w:val="single" w:sz="6" w:space="0" w:color="D9D9D9"/>
-              <w:bottom w:val="single" w:sz="6" w:space="0" w:color="D9D9D9"/>
-              <w:right w:val="single" w:sz="6" w:space="0" w:color="D9D9D9"/>
-              <w:insideH w:val="single" w:sz="6" w:space="0" w:color="D9D9D9"/>
-              <w:insideV w:val="single" w:sz="6" w:space="0" w:color="D9D9D9"/>
-            </w:tcBorders>
-            <w:tcMar>
-              <w:top w:w="90" w:type="dxa"/>
-              <w:start w:w="120" w:type="dxa"/>
-              <w:bottom w:w="90" w:type="dxa"/>
-              <w:end w:w="120" w:type="dxa"/>
-            </w:tcMar>
-            <w:shd w:fill="F7FAFC"/>
           </w:tcPr>
           <w:p>
             <w:pPr>
-              <w:spacing w:before="0" w:after="40"/>
+              <w:spacing w:before="0" w:after="20" w:line="276" w:lineRule="auto"/>
+              <w:ind w:left="0" w:right="0"/>
+              <w:jc w:val="left"/>
             </w:pPr>
+            <w:r/>
             <w:r>
               <w:rPr>
-                <w:sz w:val="17"/>
+                <w:rFonts w:ascii="Arial" w:hAnsi="Arial"/>
+                <w:b w:val="0"/>
+                <w:color w:val="000000"/>
+                <w:sz w:val="18"/>
               </w:rPr>
               <w:t>Módulo</w:t>
             </w:r>
@@ -489,31 +334,37 @@
         </w:tc>
         <w:tc>
           <w:tcPr>
-            <w:tcW w:type="dxa" w:w="6803"/>
+            <w:tcW w:type="dxa" w:w="5896"/>
+            <w:tcBorders>
+              <w:top w:val="single" w:sz="6" w:space="0" w:color="D7DCE0"/>
+              <w:left w:val="single" w:sz="6" w:space="0" w:color="D7DCE0"/>
+              <w:bottom w:val="single" w:sz="6" w:space="0" w:color="D7DCE0"/>
+              <w:right w:val="single" w:sz="6" w:space="0" w:color="D7DCE0"/>
+            </w:tcBorders>
+            <w:shd w:fill="F3F6F8"/>
+            <w:tcMar>
+              <w:top w:w="150" w:type="dxa"/>
+              <w:start w:w="330" w:type="dxa"/>
+              <w:bottom w:w="150" w:type="dxa"/>
+              <w:end w:w="330" w:type="dxa"/>
+              <w:left w:w="330" w:type="dxa"/>
+              <w:right w:w="330" w:type="dxa"/>
+            </w:tcMar>
             <w:vAlign w:val="center"/>
-            <w:tcBorders>
-              <w:top w:val="single" w:sz="6" w:space="0" w:color="D9D9D9"/>
-              <w:left w:val="single" w:sz="6" w:space="0" w:color="D9D9D9"/>
-              <w:bottom w:val="single" w:sz="6" w:space="0" w:color="D9D9D9"/>
-              <w:right w:val="single" w:sz="6" w:space="0" w:color="D9D9D9"/>
-              <w:insideH w:val="single" w:sz="6" w:space="0" w:color="D9D9D9"/>
-              <w:insideV w:val="single" w:sz="6" w:space="0" w:color="D9D9D9"/>
-            </w:tcBorders>
-            <w:tcMar>
-              <w:top w:w="90" w:type="dxa"/>
-              <w:start w:w="120" w:type="dxa"/>
-              <w:bottom w:w="90" w:type="dxa"/>
-              <w:end w:w="120" w:type="dxa"/>
-            </w:tcMar>
-            <w:shd w:fill="F7FAFC"/>
           </w:tcPr>
           <w:p>
             <w:pPr>
-              <w:spacing w:before="0" w:after="40"/>
+              <w:spacing w:before="0" w:after="20" w:line="276" w:lineRule="auto"/>
+              <w:ind w:left="0" w:right="0"/>
+              <w:jc w:val="left"/>
             </w:pPr>
+            <w:r/>
             <w:r>
               <w:rPr>
-                <w:sz w:val="17"/>
+                <w:rFonts w:ascii="Arial" w:hAnsi="Arial"/>
+                <w:b w:val="0"/>
+                <w:color w:val="000000"/>
+                <w:sz w:val="18"/>
               </w:rPr>
               <w:t>{{activity.modulo}}</w:t>
             </w:r>
@@ -521,32 +372,40 @@
         </w:tc>
       </w:tr>
       <w:tr>
+        <w:trPr/>
         <w:tc>
           <w:tcPr>
-            <w:tcW w:type="dxa" w:w="2381"/>
+            <w:tcW w:type="dxa" w:w="2891"/>
+            <w:tcBorders>
+              <w:top w:val="single" w:sz="6" w:space="0" w:color="D7DCE0"/>
+              <w:left w:val="single" w:sz="6" w:space="0" w:color="D7DCE0"/>
+              <w:bottom w:val="single" w:sz="6" w:space="0" w:color="D7DCE0"/>
+              <w:right w:val="single" w:sz="6" w:space="0" w:color="D7DCE0"/>
+            </w:tcBorders>
+            <w:shd w:fill="FFFFFF"/>
+            <w:tcMar>
+              <w:top w:w="150" w:type="dxa"/>
+              <w:start w:w="330" w:type="dxa"/>
+              <w:bottom w:w="150" w:type="dxa"/>
+              <w:end w:w="330" w:type="dxa"/>
+              <w:left w:w="330" w:type="dxa"/>
+              <w:right w:w="330" w:type="dxa"/>
+            </w:tcMar>
             <w:vAlign w:val="center"/>
-            <w:tcBorders>
-              <w:top w:val="single" w:sz="6" w:space="0" w:color="D9D9D9"/>
-              <w:left w:val="single" w:sz="6" w:space="0" w:color="D9D9D9"/>
-              <w:bottom w:val="single" w:sz="6" w:space="0" w:color="D9D9D9"/>
-              <w:right w:val="single" w:sz="6" w:space="0" w:color="D9D9D9"/>
-              <w:insideH w:val="single" w:sz="6" w:space="0" w:color="D9D9D9"/>
-              <w:insideV w:val="single" w:sz="6" w:space="0" w:color="D9D9D9"/>
-            </w:tcBorders>
-            <w:tcMar>
-              <w:top w:w="90" w:type="dxa"/>
-              <w:start w:w="120" w:type="dxa"/>
-              <w:bottom w:w="90" w:type="dxa"/>
-              <w:end w:w="120" w:type="dxa"/>
-            </w:tcMar>
           </w:tcPr>
           <w:p>
             <w:pPr>
-              <w:spacing w:before="0" w:after="40"/>
+              <w:spacing w:before="0" w:after="20" w:line="276" w:lineRule="auto"/>
+              <w:ind w:left="0" w:right="0"/>
+              <w:jc w:val="left"/>
             </w:pPr>
+            <w:r/>
             <w:r>
               <w:rPr>
-                <w:sz w:val="17"/>
+                <w:rFonts w:ascii="Arial" w:hAnsi="Arial"/>
+                <w:b w:val="0"/>
+                <w:color w:val="000000"/>
+                <w:sz w:val="18"/>
               </w:rPr>
               <w:t>Processo</w:t>
             </w:r>
@@ -554,30 +413,37 @@
         </w:tc>
         <w:tc>
           <w:tcPr>
-            <w:tcW w:type="dxa" w:w="6803"/>
+            <w:tcW w:type="dxa" w:w="5896"/>
+            <w:tcBorders>
+              <w:top w:val="single" w:sz="6" w:space="0" w:color="D7DCE0"/>
+              <w:left w:val="single" w:sz="6" w:space="0" w:color="D7DCE0"/>
+              <w:bottom w:val="single" w:sz="6" w:space="0" w:color="D7DCE0"/>
+              <w:right w:val="single" w:sz="6" w:space="0" w:color="D7DCE0"/>
+            </w:tcBorders>
+            <w:shd w:fill="FFFFFF"/>
+            <w:tcMar>
+              <w:top w:w="150" w:type="dxa"/>
+              <w:start w:w="330" w:type="dxa"/>
+              <w:bottom w:w="150" w:type="dxa"/>
+              <w:end w:w="330" w:type="dxa"/>
+              <w:left w:w="330" w:type="dxa"/>
+              <w:right w:w="330" w:type="dxa"/>
+            </w:tcMar>
             <w:vAlign w:val="center"/>
-            <w:tcBorders>
-              <w:top w:val="single" w:sz="6" w:space="0" w:color="D9D9D9"/>
-              <w:left w:val="single" w:sz="6" w:space="0" w:color="D9D9D9"/>
-              <w:bottom w:val="single" w:sz="6" w:space="0" w:color="D9D9D9"/>
-              <w:right w:val="single" w:sz="6" w:space="0" w:color="D9D9D9"/>
-              <w:insideH w:val="single" w:sz="6" w:space="0" w:color="D9D9D9"/>
-              <w:insideV w:val="single" w:sz="6" w:space="0" w:color="D9D9D9"/>
-            </w:tcBorders>
-            <w:tcMar>
-              <w:top w:w="90" w:type="dxa"/>
-              <w:start w:w="120" w:type="dxa"/>
-              <w:bottom w:w="90" w:type="dxa"/>
-              <w:end w:w="120" w:type="dxa"/>
-            </w:tcMar>
           </w:tcPr>
           <w:p>
             <w:pPr>
-              <w:spacing w:before="0" w:after="40"/>
+              <w:spacing w:before="0" w:after="20" w:line="276" w:lineRule="auto"/>
+              <w:ind w:left="0" w:right="0"/>
+              <w:jc w:val="left"/>
             </w:pPr>
+            <w:r/>
             <w:r>
               <w:rPr>
-                <w:sz w:val="17"/>
+                <w:rFonts w:ascii="Arial" w:hAnsi="Arial"/>
+                <w:b w:val="0"/>
+                <w:color w:val="000000"/>
+                <w:sz w:val="18"/>
               </w:rPr>
               <w:t>{{activity.processo}}</w:t>
             </w:r>
@@ -585,33 +451,40 @@
         </w:tc>
       </w:tr>
       <w:tr>
+        <w:trPr/>
         <w:tc>
           <w:tcPr>
-            <w:tcW w:type="dxa" w:w="2381"/>
+            <w:tcW w:type="dxa" w:w="2891"/>
+            <w:tcBorders>
+              <w:top w:val="single" w:sz="6" w:space="0" w:color="D7DCE0"/>
+              <w:left w:val="single" w:sz="6" w:space="0" w:color="D7DCE0"/>
+              <w:bottom w:val="single" w:sz="6" w:space="0" w:color="D7DCE0"/>
+              <w:right w:val="single" w:sz="6" w:space="0" w:color="D7DCE0"/>
+            </w:tcBorders>
+            <w:shd w:fill="F3F6F8"/>
+            <w:tcMar>
+              <w:top w:w="150" w:type="dxa"/>
+              <w:start w:w="330" w:type="dxa"/>
+              <w:bottom w:w="150" w:type="dxa"/>
+              <w:end w:w="330" w:type="dxa"/>
+              <w:left w:w="330" w:type="dxa"/>
+              <w:right w:w="330" w:type="dxa"/>
+            </w:tcMar>
             <w:vAlign w:val="center"/>
-            <w:tcBorders>
-              <w:top w:val="single" w:sz="6" w:space="0" w:color="D9D9D9"/>
-              <w:left w:val="single" w:sz="6" w:space="0" w:color="D9D9D9"/>
-              <w:bottom w:val="single" w:sz="6" w:space="0" w:color="D9D9D9"/>
-              <w:right w:val="single" w:sz="6" w:space="0" w:color="D9D9D9"/>
-              <w:insideH w:val="single" w:sz="6" w:space="0" w:color="D9D9D9"/>
-              <w:insideV w:val="single" w:sz="6" w:space="0" w:color="D9D9D9"/>
-            </w:tcBorders>
-            <w:tcMar>
-              <w:top w:w="90" w:type="dxa"/>
-              <w:start w:w="120" w:type="dxa"/>
-              <w:bottom w:w="90" w:type="dxa"/>
-              <w:end w:w="120" w:type="dxa"/>
-            </w:tcMar>
-            <w:shd w:fill="F7FAFC"/>
           </w:tcPr>
           <w:p>
             <w:pPr>
-              <w:spacing w:before="0" w:after="40"/>
+              <w:spacing w:before="0" w:after="20" w:line="276" w:lineRule="auto"/>
+              <w:ind w:left="0" w:right="0"/>
+              <w:jc w:val="left"/>
             </w:pPr>
+            <w:r/>
             <w:r>
               <w:rPr>
-                <w:sz w:val="17"/>
+                <w:rFonts w:ascii="Arial" w:hAnsi="Arial"/>
+                <w:b w:val="0"/>
+                <w:color w:val="000000"/>
+                <w:sz w:val="18"/>
               </w:rPr>
               <w:t>Sistema</w:t>
             </w:r>
@@ -619,31 +492,37 @@
         </w:tc>
         <w:tc>
           <w:tcPr>
-            <w:tcW w:type="dxa" w:w="6803"/>
+            <w:tcW w:type="dxa" w:w="5896"/>
+            <w:tcBorders>
+              <w:top w:val="single" w:sz="6" w:space="0" w:color="D7DCE0"/>
+              <w:left w:val="single" w:sz="6" w:space="0" w:color="D7DCE0"/>
+              <w:bottom w:val="single" w:sz="6" w:space="0" w:color="D7DCE0"/>
+              <w:right w:val="single" w:sz="6" w:space="0" w:color="D7DCE0"/>
+            </w:tcBorders>
+            <w:shd w:fill="F3F6F8"/>
+            <w:tcMar>
+              <w:top w:w="150" w:type="dxa"/>
+              <w:start w:w="330" w:type="dxa"/>
+              <w:bottom w:w="150" w:type="dxa"/>
+              <w:end w:w="330" w:type="dxa"/>
+              <w:left w:w="330" w:type="dxa"/>
+              <w:right w:w="330" w:type="dxa"/>
+            </w:tcMar>
             <w:vAlign w:val="center"/>
-            <w:tcBorders>
-              <w:top w:val="single" w:sz="6" w:space="0" w:color="D9D9D9"/>
-              <w:left w:val="single" w:sz="6" w:space="0" w:color="D9D9D9"/>
-              <w:bottom w:val="single" w:sz="6" w:space="0" w:color="D9D9D9"/>
-              <w:right w:val="single" w:sz="6" w:space="0" w:color="D9D9D9"/>
-              <w:insideH w:val="single" w:sz="6" w:space="0" w:color="D9D9D9"/>
-              <w:insideV w:val="single" w:sz="6" w:space="0" w:color="D9D9D9"/>
-            </w:tcBorders>
-            <w:tcMar>
-              <w:top w:w="90" w:type="dxa"/>
-              <w:start w:w="120" w:type="dxa"/>
-              <w:bottom w:w="90" w:type="dxa"/>
-              <w:end w:w="120" w:type="dxa"/>
-            </w:tcMar>
-            <w:shd w:fill="F7FAFC"/>
           </w:tcPr>
           <w:p>
             <w:pPr>
-              <w:spacing w:before="0" w:after="40"/>
+              <w:spacing w:before="0" w:after="20" w:line="276" w:lineRule="auto"/>
+              <w:ind w:left="0" w:right="0"/>
+              <w:jc w:val="left"/>
             </w:pPr>
+            <w:r/>
             <w:r>
               <w:rPr>
-                <w:sz w:val="17"/>
+                <w:rFonts w:ascii="Arial" w:hAnsi="Arial"/>
+                <w:b w:val="0"/>
+                <w:color w:val="000000"/>
+                <w:sz w:val="18"/>
               </w:rPr>
               <w:t>{{activity.sistema}}</w:t>
             </w:r>
@@ -651,32 +530,40 @@
         </w:tc>
       </w:tr>
       <w:tr>
+        <w:trPr/>
         <w:tc>
           <w:tcPr>
-            <w:tcW w:type="dxa" w:w="2381"/>
+            <w:tcW w:type="dxa" w:w="2891"/>
+            <w:tcBorders>
+              <w:top w:val="single" w:sz="6" w:space="0" w:color="D7DCE0"/>
+              <w:left w:val="single" w:sz="6" w:space="0" w:color="D7DCE0"/>
+              <w:bottom w:val="single" w:sz="6" w:space="0" w:color="D7DCE0"/>
+              <w:right w:val="single" w:sz="6" w:space="0" w:color="D7DCE0"/>
+            </w:tcBorders>
+            <w:shd w:fill="FFFFFF"/>
+            <w:tcMar>
+              <w:top w:w="150" w:type="dxa"/>
+              <w:start w:w="330" w:type="dxa"/>
+              <w:bottom w:w="150" w:type="dxa"/>
+              <w:end w:w="330" w:type="dxa"/>
+              <w:left w:w="330" w:type="dxa"/>
+              <w:right w:w="330" w:type="dxa"/>
+            </w:tcMar>
             <w:vAlign w:val="center"/>
-            <w:tcBorders>
-              <w:top w:val="single" w:sz="6" w:space="0" w:color="D9D9D9"/>
-              <w:left w:val="single" w:sz="6" w:space="0" w:color="D9D9D9"/>
-              <w:bottom w:val="single" w:sz="6" w:space="0" w:color="D9D9D9"/>
-              <w:right w:val="single" w:sz="6" w:space="0" w:color="D9D9D9"/>
-              <w:insideH w:val="single" w:sz="6" w:space="0" w:color="D9D9D9"/>
-              <w:insideV w:val="single" w:sz="6" w:space="0" w:color="D9D9D9"/>
-            </w:tcBorders>
-            <w:tcMar>
-              <w:top w:w="90" w:type="dxa"/>
-              <w:start w:w="120" w:type="dxa"/>
-              <w:bottom w:w="90" w:type="dxa"/>
-              <w:end w:w="120" w:type="dxa"/>
-            </w:tcMar>
           </w:tcPr>
           <w:p>
             <w:pPr>
-              <w:spacing w:before="0" w:after="40"/>
+              <w:spacing w:before="0" w:after="20" w:line="276" w:lineRule="auto"/>
+              <w:ind w:left="0" w:right="0"/>
+              <w:jc w:val="left"/>
             </w:pPr>
+            <w:r/>
             <w:r>
               <w:rPr>
-                <w:sz w:val="17"/>
+                <w:rFonts w:ascii="Arial" w:hAnsi="Arial"/>
+                <w:b w:val="0"/>
+                <w:color w:val="000000"/>
+                <w:sz w:val="18"/>
               </w:rPr>
               <w:t>Área</w:t>
             </w:r>
@@ -684,30 +571,37 @@
         </w:tc>
         <w:tc>
           <w:tcPr>
-            <w:tcW w:type="dxa" w:w="6803"/>
+            <w:tcW w:type="dxa" w:w="5896"/>
+            <w:tcBorders>
+              <w:top w:val="single" w:sz="6" w:space="0" w:color="D7DCE0"/>
+              <w:left w:val="single" w:sz="6" w:space="0" w:color="D7DCE0"/>
+              <w:bottom w:val="single" w:sz="6" w:space="0" w:color="D7DCE0"/>
+              <w:right w:val="single" w:sz="6" w:space="0" w:color="D7DCE0"/>
+            </w:tcBorders>
+            <w:shd w:fill="FFFFFF"/>
+            <w:tcMar>
+              <w:top w:w="150" w:type="dxa"/>
+              <w:start w:w="330" w:type="dxa"/>
+              <w:bottom w:w="150" w:type="dxa"/>
+              <w:end w:w="330" w:type="dxa"/>
+              <w:left w:w="330" w:type="dxa"/>
+              <w:right w:w="330" w:type="dxa"/>
+            </w:tcMar>
             <w:vAlign w:val="center"/>
-            <w:tcBorders>
-              <w:top w:val="single" w:sz="6" w:space="0" w:color="D9D9D9"/>
-              <w:left w:val="single" w:sz="6" w:space="0" w:color="D9D9D9"/>
-              <w:bottom w:val="single" w:sz="6" w:space="0" w:color="D9D9D9"/>
-              <w:right w:val="single" w:sz="6" w:space="0" w:color="D9D9D9"/>
-              <w:insideH w:val="single" w:sz="6" w:space="0" w:color="D9D9D9"/>
-              <w:insideV w:val="single" w:sz="6" w:space="0" w:color="D9D9D9"/>
-            </w:tcBorders>
-            <w:tcMar>
-              <w:top w:w="90" w:type="dxa"/>
-              <w:start w:w="120" w:type="dxa"/>
-              <w:bottom w:w="90" w:type="dxa"/>
-              <w:end w:w="120" w:type="dxa"/>
-            </w:tcMar>
           </w:tcPr>
           <w:p>
             <w:pPr>
-              <w:spacing w:before="0" w:after="40"/>
+              <w:spacing w:before="0" w:after="20" w:line="276" w:lineRule="auto"/>
+              <w:ind w:left="0" w:right="0"/>
+              <w:jc w:val="left"/>
             </w:pPr>
+            <w:r/>
             <w:r>
               <w:rPr>
-                <w:sz w:val="17"/>
+                <w:rFonts w:ascii="Arial" w:hAnsi="Arial"/>
+                <w:b w:val="0"/>
+                <w:color w:val="000000"/>
+                <w:sz w:val="18"/>
               </w:rPr>
               <w:t>{{activity.area}}</w:t>
             </w:r>
@@ -715,33 +609,40 @@
         </w:tc>
       </w:tr>
       <w:tr>
+        <w:trPr/>
         <w:tc>
           <w:tcPr>
-            <w:tcW w:type="dxa" w:w="2381"/>
+            <w:tcW w:type="dxa" w:w="2891"/>
+            <w:tcBorders>
+              <w:top w:val="single" w:sz="6" w:space="0" w:color="D7DCE0"/>
+              <w:left w:val="single" w:sz="6" w:space="0" w:color="D7DCE0"/>
+              <w:bottom w:val="single" w:sz="6" w:space="0" w:color="D7DCE0"/>
+              <w:right w:val="single" w:sz="6" w:space="0" w:color="D7DCE0"/>
+            </w:tcBorders>
+            <w:shd w:fill="F3F6F8"/>
+            <w:tcMar>
+              <w:top w:w="150" w:type="dxa"/>
+              <w:start w:w="330" w:type="dxa"/>
+              <w:bottom w:w="150" w:type="dxa"/>
+              <w:end w:w="330" w:type="dxa"/>
+              <w:left w:w="330" w:type="dxa"/>
+              <w:right w:w="330" w:type="dxa"/>
+            </w:tcMar>
             <w:vAlign w:val="center"/>
-            <w:tcBorders>
-              <w:top w:val="single" w:sz="6" w:space="0" w:color="D9D9D9"/>
-              <w:left w:val="single" w:sz="6" w:space="0" w:color="D9D9D9"/>
-              <w:bottom w:val="single" w:sz="6" w:space="0" w:color="D9D9D9"/>
-              <w:right w:val="single" w:sz="6" w:space="0" w:color="D9D9D9"/>
-              <w:insideH w:val="single" w:sz="6" w:space="0" w:color="D9D9D9"/>
-              <w:insideV w:val="single" w:sz="6" w:space="0" w:color="D9D9D9"/>
-            </w:tcBorders>
-            <w:tcMar>
-              <w:top w:w="90" w:type="dxa"/>
-              <w:start w:w="120" w:type="dxa"/>
-              <w:bottom w:w="90" w:type="dxa"/>
-              <w:end w:w="120" w:type="dxa"/>
-            </w:tcMar>
-            <w:shd w:fill="F7FAFC"/>
           </w:tcPr>
           <w:p>
             <w:pPr>
-              <w:spacing w:before="0" w:after="40"/>
+              <w:spacing w:before="0" w:after="20" w:line="276" w:lineRule="auto"/>
+              <w:ind w:left="0" w:right="0"/>
+              <w:jc w:val="left"/>
             </w:pPr>
+            <w:r/>
             <w:r>
               <w:rPr>
-                <w:sz w:val="17"/>
+                <w:rFonts w:ascii="Arial" w:hAnsi="Arial"/>
+                <w:b w:val="0"/>
+                <w:color w:val="000000"/>
+                <w:sz w:val="18"/>
               </w:rPr>
               <w:t>Transação</w:t>
             </w:r>
@@ -749,91 +650,267 @@
         </w:tc>
         <w:tc>
           <w:tcPr>
-            <w:tcW w:type="dxa" w:w="6803"/>
+            <w:tcW w:type="dxa" w:w="5896"/>
+            <w:tcBorders>
+              <w:top w:val="single" w:sz="6" w:space="0" w:color="D7DCE0"/>
+              <w:left w:val="single" w:sz="6" w:space="0" w:color="D7DCE0"/>
+              <w:bottom w:val="single" w:sz="6" w:space="0" w:color="D7DCE0"/>
+              <w:right w:val="single" w:sz="6" w:space="0" w:color="D7DCE0"/>
+            </w:tcBorders>
+            <w:shd w:fill="F3F6F8"/>
+            <w:tcMar>
+              <w:top w:w="150" w:type="dxa"/>
+              <w:start w:w="330" w:type="dxa"/>
+              <w:bottom w:w="150" w:type="dxa"/>
+              <w:end w:w="330" w:type="dxa"/>
+              <w:left w:w="330" w:type="dxa"/>
+              <w:right w:w="330" w:type="dxa"/>
+            </w:tcMar>
             <w:vAlign w:val="center"/>
-            <w:tcBorders>
-              <w:top w:val="single" w:sz="6" w:space="0" w:color="D9D9D9"/>
-              <w:left w:val="single" w:sz="6" w:space="0" w:color="D9D9D9"/>
-              <w:bottom w:val="single" w:sz="6" w:space="0" w:color="D9D9D9"/>
-              <w:right w:val="single" w:sz="6" w:space="0" w:color="D9D9D9"/>
-              <w:insideH w:val="single" w:sz="6" w:space="0" w:color="D9D9D9"/>
-              <w:insideV w:val="single" w:sz="6" w:space="0" w:color="D9D9D9"/>
-            </w:tcBorders>
-            <w:tcMar>
-              <w:top w:w="90" w:type="dxa"/>
-              <w:start w:w="120" w:type="dxa"/>
-              <w:bottom w:w="90" w:type="dxa"/>
-              <w:end w:w="120" w:type="dxa"/>
-            </w:tcMar>
-            <w:shd w:fill="F7FAFC"/>
           </w:tcPr>
           <w:p>
             <w:pPr>
-              <w:spacing w:before="0" w:after="40"/>
+              <w:spacing w:before="0" w:after="20" w:line="276" w:lineRule="auto"/>
+              <w:ind w:left="0" w:right="0"/>
+              <w:jc w:val="left"/>
             </w:pPr>
+            <w:r/>
             <w:r>
               <w:rPr>
-                <w:sz w:val="17"/>
+                <w:rFonts w:ascii="Arial" w:hAnsi="Arial"/>
+                <w:b w:val="0"/>
+                <w:color w:val="000000"/>
+                <w:sz w:val="18"/>
               </w:rPr>
               <w:t>{{activity.transacao}}</w:t>
             </w:r>
           </w:p>
         </w:tc>
       </w:tr>
+      <w:tr>
+        <w:trPr/>
+        <w:tc>
+          <w:tcPr>
+            <w:tcW w:type="dxa" w:w="2891"/>
+            <w:tcBorders>
+              <w:top w:val="single" w:sz="6" w:space="0" w:color="D7DCE0"/>
+              <w:left w:val="single" w:sz="6" w:space="0" w:color="D7DCE0"/>
+              <w:bottom w:val="single" w:sz="6" w:space="0" w:color="D7DCE0"/>
+              <w:right w:val="single" w:sz="6" w:space="0" w:color="D7DCE0"/>
+            </w:tcBorders>
+            <w:shd w:fill="FFFFFF"/>
+            <w:tcMar>
+              <w:top w:w="150" w:type="dxa"/>
+              <w:start w:w="330" w:type="dxa"/>
+              <w:bottom w:w="150" w:type="dxa"/>
+              <w:end w:w="330" w:type="dxa"/>
+              <w:left w:w="330" w:type="dxa"/>
+              <w:right w:w="330" w:type="dxa"/>
+            </w:tcMar>
+            <w:vAlign w:val="center"/>
+          </w:tcPr>
+          <w:p>
+            <w:pPr>
+              <w:spacing w:before="0" w:after="20" w:line="276" w:lineRule="auto"/>
+              <w:ind w:left="0" w:right="0"/>
+              <w:jc w:val="left"/>
+            </w:pPr>
+            <w:r/>
+            <w:r>
+              <w:rPr>
+                <w:rFonts w:ascii="Arial" w:hAnsi="Arial"/>
+                <w:b w:val="0"/>
+                <w:color w:val="000000"/>
+                <w:sz w:val="18"/>
+              </w:rPr>
+              <w:t>Observações da atividade</w:t>
+            </w:r>
+          </w:p>
+        </w:tc>
+        <w:tc>
+          <w:tcPr>
+            <w:tcW w:type="dxa" w:w="5896"/>
+            <w:tcBorders>
+              <w:top w:val="single" w:sz="6" w:space="0" w:color="D7DCE0"/>
+              <w:left w:val="single" w:sz="6" w:space="0" w:color="D7DCE0"/>
+              <w:bottom w:val="single" w:sz="6" w:space="0" w:color="D7DCE0"/>
+              <w:right w:val="single" w:sz="6" w:space="0" w:color="D7DCE0"/>
+            </w:tcBorders>
+            <w:shd w:fill="FFFFFF"/>
+            <w:tcMar>
+              <w:top w:w="150" w:type="dxa"/>
+              <w:start w:w="330" w:type="dxa"/>
+              <w:bottom w:w="150" w:type="dxa"/>
+              <w:end w:w="330" w:type="dxa"/>
+              <w:left w:w="330" w:type="dxa"/>
+              <w:right w:w="330" w:type="dxa"/>
+            </w:tcMar>
+            <w:vAlign w:val="center"/>
+          </w:tcPr>
+          <w:p>
+            <w:pPr>
+              <w:spacing w:before="0" w:after="20" w:line="276" w:lineRule="auto"/>
+              <w:ind w:left="0" w:right="0"/>
+              <w:jc w:val="left"/>
+            </w:pPr>
+            <w:r/>
+            <w:r>
+              <w:rPr>
+                <w:rFonts w:ascii="Arial" w:hAnsi="Arial"/>
+                <w:b w:val="0"/>
+                <w:color w:val="000000"/>
+                <w:sz w:val="18"/>
+              </w:rPr>
+              <w:t>{{activity.observacoes}}</w:t>
+            </w:r>
+          </w:p>
+        </w:tc>
+      </w:tr>
+      <w:tr>
+        <w:trPr/>
+        <w:tc>
+          <w:tcPr>
+            <w:tcW w:type="dxa" w:w="2891"/>
+            <w:tcBorders>
+              <w:top w:val="single" w:sz="6" w:space="0" w:color="D7DCE0"/>
+              <w:left w:val="single" w:sz="6" w:space="0" w:color="D7DCE0"/>
+              <w:bottom w:val="single" w:sz="6" w:space="0" w:color="D7DCE0"/>
+              <w:right w:val="single" w:sz="6" w:space="0" w:color="D7DCE0"/>
+            </w:tcBorders>
+            <w:shd w:fill="F3F6F8"/>
+            <w:tcMar>
+              <w:top w:w="150" w:type="dxa"/>
+              <w:start w:w="330" w:type="dxa"/>
+              <w:bottom w:w="150" w:type="dxa"/>
+              <w:end w:w="330" w:type="dxa"/>
+              <w:left w:w="330" w:type="dxa"/>
+              <w:right w:w="330" w:type="dxa"/>
+            </w:tcMar>
+            <w:vAlign w:val="center"/>
+          </w:tcPr>
+          <w:p>
+            <w:pPr>
+              <w:spacing w:before="0" w:after="20" w:line="276" w:lineRule="auto"/>
+              <w:ind w:left="0" w:right="0"/>
+              <w:jc w:val="left"/>
+            </w:pPr>
+            <w:r/>
+            <w:r>
+              <w:rPr>
+                <w:rFonts w:ascii="Arial" w:hAnsi="Arial"/>
+                <w:b w:val="0"/>
+                <w:color w:val="000000"/>
+                <w:sz w:val="18"/>
+              </w:rPr>
+              <w:t>Resultado esperado</w:t>
+            </w:r>
+          </w:p>
+        </w:tc>
+        <w:tc>
+          <w:tcPr>
+            <w:tcW w:type="dxa" w:w="5896"/>
+            <w:tcBorders>
+              <w:top w:val="single" w:sz="6" w:space="0" w:color="D7DCE0"/>
+              <w:left w:val="single" w:sz="6" w:space="0" w:color="D7DCE0"/>
+              <w:bottom w:val="single" w:sz="6" w:space="0" w:color="D7DCE0"/>
+              <w:right w:val="single" w:sz="6" w:space="0" w:color="D7DCE0"/>
+            </w:tcBorders>
+            <w:shd w:fill="F3F6F8"/>
+            <w:tcMar>
+              <w:top w:w="150" w:type="dxa"/>
+              <w:start w:w="330" w:type="dxa"/>
+              <w:bottom w:w="150" w:type="dxa"/>
+              <w:end w:w="330" w:type="dxa"/>
+              <w:left w:w="330" w:type="dxa"/>
+              <w:right w:w="330" w:type="dxa"/>
+            </w:tcMar>
+            <w:vAlign w:val="center"/>
+          </w:tcPr>
+          <w:p>
+            <w:pPr>
+              <w:spacing w:before="0" w:after="20" w:line="276" w:lineRule="auto"/>
+              <w:ind w:left="0" w:right="0"/>
+              <w:jc w:val="left"/>
+            </w:pPr>
+            <w:r/>
+            <w:r>
+              <w:rPr>
+                <w:rFonts w:ascii="Arial" w:hAnsi="Arial"/>
+                <w:b w:val="0"/>
+                <w:color w:val="000000"/>
+                <w:sz w:val="18"/>
+              </w:rPr>
+              <w:t>{{activity.resultado_esperado}}</w:t>
+            </w:r>
+          </w:p>
+        </w:tc>
+      </w:tr>
     </w:tbl>
-    <w:p/>
     <w:p>
       <w:pPr>
-        <w:pStyle w:val="Heading1"/>
+        <w:spacing w:before="0" w:after="240" w:line="252" w:lineRule="auto"/>
+      </w:pPr>
+    </w:p>
+    <w:p>
+      <w:pPr>
+        <w:spacing w:before="360" w:after="140" w:line="252" w:lineRule="auto"/>
       </w:pPr>
       <w:r>
         <w:rPr>
+          <w:rFonts w:ascii="Arial" w:hAnsi="Arial"/>
+          <w:b/>
           <w:color w:val="000000"/>
+          <w:sz w:val="21"/>
         </w:rPr>
-        <w:t>Responsáveis</w:t>
+        <w:t>Evidências da atividade</w:t>
       </w:r>
     </w:p>
     <w:tbl>
       <w:tblPr>
-        <w:tblStyle w:val="TableGrid"/>
         <w:tblW w:type="auto" w:w="0"/>
         <w:jc w:val="center"/>
+        <w:tblLayout w:type="fixed"/>
         <w:tblLook w:firstColumn="1" w:firstRow="1" w:lastColumn="0" w:lastRow="0" w:noHBand="0" w:noVBand="1" w:val="04A0"/>
       </w:tblPr>
       <w:tblGrid>
-        <w:gridCol w:w="5100"/>
-        <w:gridCol w:w="5100"/>
+        <w:gridCol w:w="5156"/>
+        <w:gridCol w:w="5156"/>
       </w:tblGrid>
       <w:tr>
+        <w:trPr/>
         <w:tc>
           <w:tcPr>
-            <w:tcW w:type="dxa" w:w="2381"/>
+            <w:tcW w:type="dxa" w:w="2891"/>
+            <w:tcBorders>
+              <w:top w:val="single" w:sz="6" w:space="0" w:color="D7DCE0"/>
+              <w:left w:val="single" w:sz="6" w:space="0" w:color="D7DCE0"/>
+              <w:bottom w:val="single" w:sz="6" w:space="0" w:color="D7DCE0"/>
+              <w:right w:val="single" w:sz="6" w:space="0" w:color="D7DCE0"/>
+            </w:tcBorders>
+            <w:shd w:fill="3F3F3F"/>
+            <w:tcMar>
+              <w:top w:w="150" w:type="dxa"/>
+              <w:start w:w="330" w:type="dxa"/>
+              <w:bottom w:w="150" w:type="dxa"/>
+              <w:end w:w="330" w:type="dxa"/>
+              <w:left w:w="330" w:type="dxa"/>
+              <w:right w:w="330" w:type="dxa"/>
+            </w:tcMar>
             <w:vAlign w:val="center"/>
-            <w:tcBorders>
-              <w:top w:val="single" w:sz="6" w:space="0" w:color="D9D9D9"/>
-              <w:left w:val="single" w:sz="6" w:space="0" w:color="D9D9D9"/>
-              <w:bottom w:val="single" w:sz="6" w:space="0" w:color="D9D9D9"/>
-              <w:right w:val="single" w:sz="6" w:space="0" w:color="D9D9D9"/>
-              <w:insideH w:val="single" w:sz="6" w:space="0" w:color="D9D9D9"/>
-              <w:insideV w:val="single" w:sz="6" w:space="0" w:color="D9D9D9"/>
-            </w:tcBorders>
-            <w:tcMar>
-              <w:top w:w="90" w:type="dxa"/>
-              <w:start w:w="120" w:type="dxa"/>
-              <w:bottom w:w="90" w:type="dxa"/>
-              <w:end w:w="120" w:type="dxa"/>
-            </w:tcMar>
-            <w:shd w:fill="404040"/>
           </w:tcPr>
           <w:p>
             <w:pPr>
-              <w:spacing w:before="0" w:after="40"/>
+              <w:spacing w:before="0" w:after="20" w:line="276" w:lineRule="auto"/>
+              <w:ind w:left="0" w:right="0"/>
+              <w:jc w:val="left"/>
             </w:pPr>
+            <w:r/>
             <w:r>
               <w:rPr>
+                <w:rFonts w:ascii="Arial" w:hAnsi="Arial"/>
                 <w:b/>
                 <w:color w:val="FFFFFF"/>
-                <w:sz w:val="17"/>
+                <w:sz w:val="18"/>
               </w:rPr>
               <w:t>Campo</w:t>
             </w:r>
@@ -841,33 +918,37 @@
         </w:tc>
         <w:tc>
           <w:tcPr>
-            <w:tcW w:type="dxa" w:w="6803"/>
+            <w:tcW w:type="dxa" w:w="5896"/>
+            <w:tcBorders>
+              <w:top w:val="single" w:sz="6" w:space="0" w:color="D7DCE0"/>
+              <w:left w:val="single" w:sz="6" w:space="0" w:color="D7DCE0"/>
+              <w:bottom w:val="single" w:sz="6" w:space="0" w:color="D7DCE0"/>
+              <w:right w:val="single" w:sz="6" w:space="0" w:color="D7DCE0"/>
+            </w:tcBorders>
+            <w:shd w:fill="3F3F3F"/>
+            <w:tcMar>
+              <w:top w:w="150" w:type="dxa"/>
+              <w:start w:w="330" w:type="dxa"/>
+              <w:bottom w:w="150" w:type="dxa"/>
+              <w:end w:w="330" w:type="dxa"/>
+              <w:left w:w="330" w:type="dxa"/>
+              <w:right w:w="330" w:type="dxa"/>
+            </w:tcMar>
             <w:vAlign w:val="center"/>
-            <w:tcBorders>
-              <w:top w:val="single" w:sz="6" w:space="0" w:color="D9D9D9"/>
-              <w:left w:val="single" w:sz="6" w:space="0" w:color="D9D9D9"/>
-              <w:bottom w:val="single" w:sz="6" w:space="0" w:color="D9D9D9"/>
-              <w:right w:val="single" w:sz="6" w:space="0" w:color="D9D9D9"/>
-              <w:insideH w:val="single" w:sz="6" w:space="0" w:color="D9D9D9"/>
-              <w:insideV w:val="single" w:sz="6" w:space="0" w:color="D9D9D9"/>
-            </w:tcBorders>
-            <w:tcMar>
-              <w:top w:w="90" w:type="dxa"/>
-              <w:start w:w="120" w:type="dxa"/>
-              <w:bottom w:w="90" w:type="dxa"/>
-              <w:end w:w="120" w:type="dxa"/>
-            </w:tcMar>
-            <w:shd w:fill="404040"/>
           </w:tcPr>
           <w:p>
             <w:pPr>
-              <w:spacing w:before="0" w:after="40"/>
+              <w:spacing w:before="0" w:after="20" w:line="276" w:lineRule="auto"/>
+              <w:ind w:left="0" w:right="0"/>
+              <w:jc w:val="left"/>
             </w:pPr>
+            <w:r/>
             <w:r>
               <w:rPr>
+                <w:rFonts w:ascii="Arial" w:hAnsi="Arial"/>
                 <w:b/>
                 <w:color w:val="FFFFFF"/>
-                <w:sz w:val="17"/>
+                <w:sz w:val="18"/>
               </w:rPr>
               <w:t>Valor</w:t>
             </w:r>
@@ -875,32 +956,466 @@
         </w:tc>
       </w:tr>
       <w:tr>
+        <w:trPr/>
         <w:tc>
           <w:tcPr>
-            <w:tcW w:type="dxa" w:w="2381"/>
+            <w:tcW w:type="dxa" w:w="2891"/>
+            <w:tcBorders>
+              <w:top w:val="single" w:sz="6" w:space="0" w:color="D7DCE0"/>
+              <w:left w:val="single" w:sz="6" w:space="0" w:color="D7DCE0"/>
+              <w:bottom w:val="single" w:sz="6" w:space="0" w:color="D7DCE0"/>
+              <w:right w:val="single" w:sz="6" w:space="0" w:color="D7DCE0"/>
+            </w:tcBorders>
+            <w:shd w:fill="F3F6F8"/>
+            <w:tcMar>
+              <w:top w:w="150" w:type="dxa"/>
+              <w:start w:w="330" w:type="dxa"/>
+              <w:bottom w:w="150" w:type="dxa"/>
+              <w:end w:w="330" w:type="dxa"/>
+              <w:left w:w="330" w:type="dxa"/>
+              <w:right w:w="330" w:type="dxa"/>
+            </w:tcMar>
             <w:vAlign w:val="center"/>
-            <w:tcBorders>
-              <w:top w:val="single" w:sz="6" w:space="0" w:color="D9D9D9"/>
-              <w:left w:val="single" w:sz="6" w:space="0" w:color="D9D9D9"/>
-              <w:bottom w:val="single" w:sz="6" w:space="0" w:color="D9D9D9"/>
-              <w:right w:val="single" w:sz="6" w:space="0" w:color="D9D9D9"/>
-              <w:insideH w:val="single" w:sz="6" w:space="0" w:color="D9D9D9"/>
-              <w:insideV w:val="single" w:sz="6" w:space="0" w:color="D9D9D9"/>
-            </w:tcBorders>
-            <w:tcMar>
-              <w:top w:w="90" w:type="dxa"/>
-              <w:start w:w="120" w:type="dxa"/>
-              <w:bottom w:w="90" w:type="dxa"/>
-              <w:end w:w="120" w:type="dxa"/>
-            </w:tcMar>
           </w:tcPr>
           <w:p>
             <w:pPr>
-              <w:spacing w:before="0" w:after="40"/>
+              <w:spacing w:before="0" w:after="20" w:line="276" w:lineRule="auto"/>
+              <w:ind w:left="0" w:right="0"/>
+              <w:jc w:val="left"/>
             </w:pPr>
+            <w:r/>
             <w:r>
               <w:rPr>
-                <w:sz w:val="17"/>
+                <w:rFonts w:ascii="Arial" w:hAnsi="Arial"/>
+                <w:b w:val="0"/>
+                <w:color w:val="000000"/>
+                <w:sz w:val="18"/>
+              </w:rPr>
+              <w:t>Observação de aprovação</w:t>
+            </w:r>
+          </w:p>
+        </w:tc>
+        <w:tc>
+          <w:tcPr>
+            <w:tcW w:type="dxa" w:w="5896"/>
+            <w:tcBorders>
+              <w:top w:val="single" w:sz="6" w:space="0" w:color="D7DCE0"/>
+              <w:left w:val="single" w:sz="6" w:space="0" w:color="D7DCE0"/>
+              <w:bottom w:val="single" w:sz="6" w:space="0" w:color="D7DCE0"/>
+              <w:right w:val="single" w:sz="6" w:space="0" w:color="D7DCE0"/>
+            </w:tcBorders>
+            <w:shd w:fill="F3F6F8"/>
+            <w:tcMar>
+              <w:top w:w="150" w:type="dxa"/>
+              <w:start w:w="330" w:type="dxa"/>
+              <w:bottom w:w="150" w:type="dxa"/>
+              <w:end w:w="330" w:type="dxa"/>
+              <w:left w:w="330" w:type="dxa"/>
+              <w:right w:w="330" w:type="dxa"/>
+            </w:tcMar>
+            <w:vAlign w:val="center"/>
+          </w:tcPr>
+          <w:p>
+            <w:pPr>
+              <w:spacing w:before="0" w:after="20" w:line="276" w:lineRule="auto"/>
+              <w:ind w:left="0" w:right="0"/>
+              <w:jc w:val="left"/>
+            </w:pPr>
+            <w:r/>
+            <w:r>
+              <w:rPr>
+                <w:rFonts w:ascii="Arial" w:hAnsi="Arial"/>
+                <w:b w:val="0"/>
+                <w:color w:val="000000"/>
+                <w:sz w:val="18"/>
+              </w:rPr>
+              <w:t>{{activity.observacao_aprovacao}}</w:t>
+            </w:r>
+          </w:p>
+        </w:tc>
+      </w:tr>
+      <w:tr>
+        <w:trPr/>
+        <w:tc>
+          <w:tcPr>
+            <w:tcW w:type="dxa" w:w="2891"/>
+            <w:tcBorders>
+              <w:top w:val="single" w:sz="6" w:space="0" w:color="D7DCE0"/>
+              <w:left w:val="single" w:sz="6" w:space="0" w:color="D7DCE0"/>
+              <w:bottom w:val="single" w:sz="6" w:space="0" w:color="D7DCE0"/>
+              <w:right w:val="single" w:sz="6" w:space="0" w:color="D7DCE0"/>
+            </w:tcBorders>
+            <w:shd w:fill="FFFFFF"/>
+            <w:tcMar>
+              <w:top w:w="150" w:type="dxa"/>
+              <w:start w:w="330" w:type="dxa"/>
+              <w:bottom w:w="150" w:type="dxa"/>
+              <w:end w:w="330" w:type="dxa"/>
+              <w:left w:w="330" w:type="dxa"/>
+              <w:right w:w="330" w:type="dxa"/>
+            </w:tcMar>
+            <w:vAlign w:val="center"/>
+          </w:tcPr>
+          <w:p>
+            <w:pPr>
+              <w:spacing w:before="0" w:after="20" w:line="276" w:lineRule="auto"/>
+              <w:ind w:left="0" w:right="0"/>
+              <w:jc w:val="left"/>
+            </w:pPr>
+            <w:r/>
+            <w:r>
+              <w:rPr>
+                <w:rFonts w:ascii="Arial" w:hAnsi="Arial"/>
+                <w:b w:val="0"/>
+                <w:color w:val="000000"/>
+                <w:sz w:val="18"/>
+              </w:rPr>
+              <w:t>Enviado por</w:t>
+            </w:r>
+          </w:p>
+        </w:tc>
+        <w:tc>
+          <w:tcPr>
+            <w:tcW w:type="dxa" w:w="5896"/>
+            <w:tcBorders>
+              <w:top w:val="single" w:sz="6" w:space="0" w:color="D7DCE0"/>
+              <w:left w:val="single" w:sz="6" w:space="0" w:color="D7DCE0"/>
+              <w:bottom w:val="single" w:sz="6" w:space="0" w:color="D7DCE0"/>
+              <w:right w:val="single" w:sz="6" w:space="0" w:color="D7DCE0"/>
+            </w:tcBorders>
+            <w:shd w:fill="FFFFFF"/>
+            <w:tcMar>
+              <w:top w:w="150" w:type="dxa"/>
+              <w:start w:w="330" w:type="dxa"/>
+              <w:bottom w:w="150" w:type="dxa"/>
+              <w:end w:w="330" w:type="dxa"/>
+              <w:left w:w="330" w:type="dxa"/>
+              <w:right w:w="330" w:type="dxa"/>
+            </w:tcMar>
+            <w:vAlign w:val="center"/>
+          </w:tcPr>
+          <w:p>
+            <w:pPr>
+              <w:spacing w:before="0" w:after="20" w:line="276" w:lineRule="auto"/>
+              <w:ind w:left="0" w:right="0"/>
+              <w:jc w:val="left"/>
+            </w:pPr>
+            <w:r/>
+            <w:r>
+              <w:rPr>
+                <w:rFonts w:ascii="Arial" w:hAnsi="Arial"/>
+                <w:b w:val="0"/>
+                <w:color w:val="000000"/>
+                <w:sz w:val="18"/>
+              </w:rPr>
+              <w:t>{{activity.evidencia.uploaded_by}}</w:t>
+            </w:r>
+          </w:p>
+        </w:tc>
+      </w:tr>
+      <w:tr>
+        <w:trPr/>
+        <w:tc>
+          <w:tcPr>
+            <w:tcW w:type="dxa" w:w="2891"/>
+            <w:tcBorders>
+              <w:top w:val="single" w:sz="6" w:space="0" w:color="D7DCE0"/>
+              <w:left w:val="single" w:sz="6" w:space="0" w:color="D7DCE0"/>
+              <w:bottom w:val="single" w:sz="6" w:space="0" w:color="D7DCE0"/>
+              <w:right w:val="single" w:sz="6" w:space="0" w:color="D7DCE0"/>
+            </w:tcBorders>
+            <w:shd w:fill="F3F6F8"/>
+            <w:tcMar>
+              <w:top w:w="150" w:type="dxa"/>
+              <w:start w:w="330" w:type="dxa"/>
+              <w:bottom w:w="150" w:type="dxa"/>
+              <w:end w:w="330" w:type="dxa"/>
+              <w:left w:w="330" w:type="dxa"/>
+              <w:right w:w="330" w:type="dxa"/>
+            </w:tcMar>
+            <w:vAlign w:val="center"/>
+          </w:tcPr>
+          <w:p>
+            <w:pPr>
+              <w:spacing w:before="0" w:after="20" w:line="276" w:lineRule="auto"/>
+              <w:ind w:left="0" w:right="0"/>
+              <w:jc w:val="left"/>
+            </w:pPr>
+            <w:r/>
+            <w:r>
+              <w:rPr>
+                <w:rFonts w:ascii="Arial" w:hAnsi="Arial"/>
+                <w:b w:val="0"/>
+                <w:color w:val="000000"/>
+                <w:sz w:val="18"/>
+              </w:rPr>
+              <w:t>Link</w:t>
+            </w:r>
+          </w:p>
+        </w:tc>
+        <w:tc>
+          <w:tcPr>
+            <w:tcW w:type="dxa" w:w="5896"/>
+            <w:tcBorders>
+              <w:top w:val="single" w:sz="6" w:space="0" w:color="D7DCE0"/>
+              <w:left w:val="single" w:sz="6" w:space="0" w:color="D7DCE0"/>
+              <w:bottom w:val="single" w:sz="6" w:space="0" w:color="D7DCE0"/>
+              <w:right w:val="single" w:sz="6" w:space="0" w:color="D7DCE0"/>
+            </w:tcBorders>
+            <w:shd w:fill="F3F6F8"/>
+            <w:tcMar>
+              <w:top w:w="150" w:type="dxa"/>
+              <w:start w:w="330" w:type="dxa"/>
+              <w:bottom w:w="150" w:type="dxa"/>
+              <w:end w:w="330" w:type="dxa"/>
+              <w:left w:w="330" w:type="dxa"/>
+              <w:right w:w="330" w:type="dxa"/>
+            </w:tcMar>
+            <w:vAlign w:val="center"/>
+          </w:tcPr>
+          <w:p>
+            <w:pPr>
+              <w:spacing w:before="0" w:after="20" w:line="276" w:lineRule="auto"/>
+              <w:ind w:left="0" w:right="0"/>
+              <w:jc w:val="left"/>
+            </w:pPr>
+            <w:r/>
+            <w:r>
+              <w:rPr>
+                <w:rFonts w:ascii="Arial" w:hAnsi="Arial"/>
+                <w:b w:val="0"/>
+                <w:color w:val="000000"/>
+                <w:sz w:val="18"/>
+              </w:rPr>
+              <w:t>{{activity.evidencia.url}}</w:t>
+            </w:r>
+          </w:p>
+        </w:tc>
+      </w:tr>
+      <w:tr>
+        <w:trPr/>
+        <w:tc>
+          <w:tcPr>
+            <w:tcW w:type="dxa" w:w="2891"/>
+            <w:tcBorders>
+              <w:top w:val="single" w:sz="6" w:space="0" w:color="D7DCE0"/>
+              <w:left w:val="single" w:sz="6" w:space="0" w:color="D7DCE0"/>
+              <w:bottom w:val="single" w:sz="6" w:space="0" w:color="D7DCE0"/>
+              <w:right w:val="single" w:sz="6" w:space="0" w:color="D7DCE0"/>
+            </w:tcBorders>
+            <w:shd w:fill="FFFFFF"/>
+            <w:tcMar>
+              <w:top w:w="150" w:type="dxa"/>
+              <w:start w:w="330" w:type="dxa"/>
+              <w:bottom w:w="150" w:type="dxa"/>
+              <w:end w:w="330" w:type="dxa"/>
+              <w:left w:w="330" w:type="dxa"/>
+              <w:right w:w="330" w:type="dxa"/>
+            </w:tcMar>
+            <w:vAlign w:val="center"/>
+          </w:tcPr>
+          <w:p>
+            <w:pPr>
+              <w:spacing w:before="0" w:after="20" w:line="276" w:lineRule="auto"/>
+              <w:ind w:left="0" w:right="0"/>
+              <w:jc w:val="left"/>
+            </w:pPr>
+            <w:r/>
+            <w:r>
+              <w:rPr>
+                <w:rFonts w:ascii="Arial" w:hAnsi="Arial"/>
+                <w:b w:val="0"/>
+                <w:color w:val="000000"/>
+                <w:sz w:val="18"/>
+              </w:rPr>
+              <w:t>Validade do link</w:t>
+            </w:r>
+          </w:p>
+        </w:tc>
+        <w:tc>
+          <w:tcPr>
+            <w:tcW w:type="dxa" w:w="5896"/>
+            <w:tcBorders>
+              <w:top w:val="single" w:sz="6" w:space="0" w:color="D7DCE0"/>
+              <w:left w:val="single" w:sz="6" w:space="0" w:color="D7DCE0"/>
+              <w:bottom w:val="single" w:sz="6" w:space="0" w:color="D7DCE0"/>
+              <w:right w:val="single" w:sz="6" w:space="0" w:color="D7DCE0"/>
+            </w:tcBorders>
+            <w:shd w:fill="FFFFFF"/>
+            <w:tcMar>
+              <w:top w:w="150" w:type="dxa"/>
+              <w:start w:w="330" w:type="dxa"/>
+              <w:bottom w:w="150" w:type="dxa"/>
+              <w:end w:w="330" w:type="dxa"/>
+              <w:left w:w="330" w:type="dxa"/>
+              <w:right w:w="330" w:type="dxa"/>
+            </w:tcMar>
+            <w:vAlign w:val="center"/>
+          </w:tcPr>
+          <w:p>
+            <w:pPr>
+              <w:spacing w:before="0" w:after="20" w:line="276" w:lineRule="auto"/>
+              <w:ind w:left="0" w:right="0"/>
+              <w:jc w:val="left"/>
+            </w:pPr>
+            <w:r/>
+            <w:r>
+              <w:rPr>
+                <w:rFonts w:ascii="Arial" w:hAnsi="Arial"/>
+                <w:b w:val="0"/>
+                <w:color w:val="000000"/>
+                <w:sz w:val="18"/>
+              </w:rPr>
+              <w:t>{{activity.evidencia.expires_at}}</w:t>
+            </w:r>
+          </w:p>
+        </w:tc>
+      </w:tr>
+    </w:tbl>
+    <w:p>
+      <w:pPr>
+        <w:spacing w:before="0" w:after="240" w:line="252" w:lineRule="auto"/>
+      </w:pPr>
+    </w:p>
+    <w:p>
+      <w:pPr>
+        <w:spacing w:before="360" w:after="140" w:line="252" w:lineRule="auto"/>
+      </w:pPr>
+      <w:r>
+        <w:rPr>
+          <w:rFonts w:ascii="Arial" w:hAnsi="Arial"/>
+          <w:b/>
+          <w:color w:val="000000"/>
+          <w:sz w:val="21"/>
+        </w:rPr>
+        <w:t>Responsáveis</w:t>
+      </w:r>
+    </w:p>
+    <w:tbl>
+      <w:tblPr>
+        <w:tblW w:type="auto" w:w="0"/>
+        <w:jc w:val="center"/>
+        <w:tblLayout w:type="fixed"/>
+        <w:tblLook w:firstColumn="1" w:firstRow="1" w:lastColumn="0" w:lastRow="0" w:noHBand="0" w:noVBand="1" w:val="04A0"/>
+      </w:tblPr>
+      <w:tblGrid>
+        <w:gridCol w:w="5156"/>
+        <w:gridCol w:w="5156"/>
+      </w:tblGrid>
+      <w:tr>
+        <w:trPr/>
+        <w:tc>
+          <w:tcPr>
+            <w:tcW w:type="dxa" w:w="2891"/>
+            <w:tcBorders>
+              <w:top w:val="single" w:sz="6" w:space="0" w:color="D7DCE0"/>
+              <w:left w:val="single" w:sz="6" w:space="0" w:color="D7DCE0"/>
+              <w:bottom w:val="single" w:sz="6" w:space="0" w:color="D7DCE0"/>
+              <w:right w:val="single" w:sz="6" w:space="0" w:color="D7DCE0"/>
+            </w:tcBorders>
+            <w:shd w:fill="3F3F3F"/>
+            <w:tcMar>
+              <w:top w:w="150" w:type="dxa"/>
+              <w:start w:w="330" w:type="dxa"/>
+              <w:bottom w:w="150" w:type="dxa"/>
+              <w:end w:w="330" w:type="dxa"/>
+              <w:left w:w="330" w:type="dxa"/>
+              <w:right w:w="330" w:type="dxa"/>
+            </w:tcMar>
+            <w:vAlign w:val="center"/>
+          </w:tcPr>
+          <w:p>
+            <w:pPr>
+              <w:spacing w:before="0" w:after="20" w:line="276" w:lineRule="auto"/>
+              <w:ind w:left="0" w:right="0"/>
+              <w:jc w:val="left"/>
+            </w:pPr>
+            <w:r/>
+            <w:r>
+              <w:rPr>
+                <w:rFonts w:ascii="Arial" w:hAnsi="Arial"/>
+                <w:b/>
+                <w:color w:val="FFFFFF"/>
+                <w:sz w:val="18"/>
+              </w:rPr>
+              <w:t>Campo</w:t>
+            </w:r>
+          </w:p>
+        </w:tc>
+        <w:tc>
+          <w:tcPr>
+            <w:tcW w:type="dxa" w:w="5896"/>
+            <w:tcBorders>
+              <w:top w:val="single" w:sz="6" w:space="0" w:color="D7DCE0"/>
+              <w:left w:val="single" w:sz="6" w:space="0" w:color="D7DCE0"/>
+              <w:bottom w:val="single" w:sz="6" w:space="0" w:color="D7DCE0"/>
+              <w:right w:val="single" w:sz="6" w:space="0" w:color="D7DCE0"/>
+            </w:tcBorders>
+            <w:shd w:fill="3F3F3F"/>
+            <w:tcMar>
+              <w:top w:w="150" w:type="dxa"/>
+              <w:start w:w="330" w:type="dxa"/>
+              <w:bottom w:w="150" w:type="dxa"/>
+              <w:end w:w="330" w:type="dxa"/>
+              <w:left w:w="330" w:type="dxa"/>
+              <w:right w:w="330" w:type="dxa"/>
+            </w:tcMar>
+            <w:vAlign w:val="center"/>
+          </w:tcPr>
+          <w:p>
+            <w:pPr>
+              <w:spacing w:before="0" w:after="20" w:line="276" w:lineRule="auto"/>
+              <w:ind w:left="0" w:right="0"/>
+              <w:jc w:val="left"/>
+            </w:pPr>
+            <w:r/>
+            <w:r>
+              <w:rPr>
+                <w:rFonts w:ascii="Arial" w:hAnsi="Arial"/>
+                <w:b/>
+                <w:color w:val="FFFFFF"/>
+                <w:sz w:val="18"/>
+              </w:rPr>
+              <w:t>Valor</w:t>
+            </w:r>
+          </w:p>
+        </w:tc>
+      </w:tr>
+      <w:tr>
+        <w:trPr/>
+        <w:tc>
+          <w:tcPr>
+            <w:tcW w:type="dxa" w:w="2891"/>
+            <w:tcBorders>
+              <w:top w:val="single" w:sz="6" w:space="0" w:color="D7DCE0"/>
+              <w:left w:val="single" w:sz="6" w:space="0" w:color="D7DCE0"/>
+              <w:bottom w:val="single" w:sz="6" w:space="0" w:color="D7DCE0"/>
+              <w:right w:val="single" w:sz="6" w:space="0" w:color="D7DCE0"/>
+            </w:tcBorders>
+            <w:shd w:fill="F3F6F8"/>
+            <w:tcMar>
+              <w:top w:w="150" w:type="dxa"/>
+              <w:start w:w="330" w:type="dxa"/>
+              <w:bottom w:w="150" w:type="dxa"/>
+              <w:end w:w="330" w:type="dxa"/>
+              <w:left w:w="330" w:type="dxa"/>
+              <w:right w:w="330" w:type="dxa"/>
+            </w:tcMar>
+            <w:vAlign w:val="center"/>
+          </w:tcPr>
+          <w:p>
+            <w:pPr>
+              <w:spacing w:before="0" w:after="20" w:line="276" w:lineRule="auto"/>
+              <w:ind w:left="0" w:right="0"/>
+              <w:jc w:val="left"/>
+            </w:pPr>
+            <w:r/>
+            <w:r>
+              <w:rPr>
+                <w:rFonts w:ascii="Arial" w:hAnsi="Arial"/>
+                <w:b w:val="0"/>
+                <w:color w:val="000000"/>
+                <w:sz w:val="18"/>
               </w:rPr>
               <w:t>Tester</w:t>
             </w:r>
@@ -908,30 +1423,37 @@
         </w:tc>
         <w:tc>
           <w:tcPr>
-            <w:tcW w:type="dxa" w:w="6803"/>
+            <w:tcW w:type="dxa" w:w="5896"/>
+            <w:tcBorders>
+              <w:top w:val="single" w:sz="6" w:space="0" w:color="D7DCE0"/>
+              <w:left w:val="single" w:sz="6" w:space="0" w:color="D7DCE0"/>
+              <w:bottom w:val="single" w:sz="6" w:space="0" w:color="D7DCE0"/>
+              <w:right w:val="single" w:sz="6" w:space="0" w:color="D7DCE0"/>
+            </w:tcBorders>
+            <w:shd w:fill="F3F6F8"/>
+            <w:tcMar>
+              <w:top w:w="150" w:type="dxa"/>
+              <w:start w:w="330" w:type="dxa"/>
+              <w:bottom w:w="150" w:type="dxa"/>
+              <w:end w:w="330" w:type="dxa"/>
+              <w:left w:w="330" w:type="dxa"/>
+              <w:right w:w="330" w:type="dxa"/>
+            </w:tcMar>
             <w:vAlign w:val="center"/>
-            <w:tcBorders>
-              <w:top w:val="single" w:sz="6" w:space="0" w:color="D9D9D9"/>
-              <w:left w:val="single" w:sz="6" w:space="0" w:color="D9D9D9"/>
-              <w:bottom w:val="single" w:sz="6" w:space="0" w:color="D9D9D9"/>
-              <w:right w:val="single" w:sz="6" w:space="0" w:color="D9D9D9"/>
-              <w:insideH w:val="single" w:sz="6" w:space="0" w:color="D9D9D9"/>
-              <w:insideV w:val="single" w:sz="6" w:space="0" w:color="D9D9D9"/>
-            </w:tcBorders>
-            <w:tcMar>
-              <w:top w:w="90" w:type="dxa"/>
-              <w:start w:w="120" w:type="dxa"/>
-              <w:bottom w:w="90" w:type="dxa"/>
-              <w:end w:w="120" w:type="dxa"/>
-            </w:tcMar>
           </w:tcPr>
           <w:p>
             <w:pPr>
-              <w:spacing w:before="0" w:after="40"/>
+              <w:spacing w:before="0" w:after="20" w:line="276" w:lineRule="auto"/>
+              <w:ind w:left="0" w:right="0"/>
+              <w:jc w:val="left"/>
             </w:pPr>
+            <w:r/>
             <w:r>
               <w:rPr>
-                <w:sz w:val="17"/>
+                <w:rFonts w:ascii="Arial" w:hAnsi="Arial"/>
+                <w:b w:val="0"/>
+                <w:color w:val="000000"/>
+                <w:sz w:val="18"/>
               </w:rPr>
               <w:t>{{activity.tester_nome}}  {{activity.tester_email}}</w:t>
             </w:r>
@@ -939,33 +1461,40 @@
         </w:tc>
       </w:tr>
       <w:tr>
+        <w:trPr/>
         <w:tc>
           <w:tcPr>
-            <w:tcW w:type="dxa" w:w="2381"/>
+            <w:tcW w:type="dxa" w:w="2891"/>
+            <w:tcBorders>
+              <w:top w:val="single" w:sz="6" w:space="0" w:color="D7DCE0"/>
+              <w:left w:val="single" w:sz="6" w:space="0" w:color="D7DCE0"/>
+              <w:bottom w:val="single" w:sz="6" w:space="0" w:color="D7DCE0"/>
+              <w:right w:val="single" w:sz="6" w:space="0" w:color="D7DCE0"/>
+            </w:tcBorders>
+            <w:shd w:fill="FFFFFF"/>
+            <w:tcMar>
+              <w:top w:w="150" w:type="dxa"/>
+              <w:start w:w="330" w:type="dxa"/>
+              <w:bottom w:w="150" w:type="dxa"/>
+              <w:end w:w="330" w:type="dxa"/>
+              <w:left w:w="330" w:type="dxa"/>
+              <w:right w:w="330" w:type="dxa"/>
+            </w:tcMar>
             <w:vAlign w:val="center"/>
-            <w:tcBorders>
-              <w:top w:val="single" w:sz="6" w:space="0" w:color="D9D9D9"/>
-              <w:left w:val="single" w:sz="6" w:space="0" w:color="D9D9D9"/>
-              <w:bottom w:val="single" w:sz="6" w:space="0" w:color="D9D9D9"/>
-              <w:right w:val="single" w:sz="6" w:space="0" w:color="D9D9D9"/>
-              <w:insideH w:val="single" w:sz="6" w:space="0" w:color="D9D9D9"/>
-              <w:insideV w:val="single" w:sz="6" w:space="0" w:color="D9D9D9"/>
-            </w:tcBorders>
-            <w:tcMar>
-              <w:top w:w="90" w:type="dxa"/>
-              <w:start w:w="120" w:type="dxa"/>
-              <w:bottom w:w="90" w:type="dxa"/>
-              <w:end w:w="120" w:type="dxa"/>
-            </w:tcMar>
-            <w:shd w:fill="F7FAFC"/>
           </w:tcPr>
           <w:p>
             <w:pPr>
-              <w:spacing w:before="0" w:after="40"/>
+              <w:spacing w:before="0" w:after="20" w:line="276" w:lineRule="auto"/>
+              <w:ind w:left="0" w:right="0"/>
+              <w:jc w:val="left"/>
             </w:pPr>
+            <w:r/>
             <w:r>
               <w:rPr>
-                <w:sz w:val="17"/>
+                <w:rFonts w:ascii="Arial" w:hAnsi="Arial"/>
+                <w:b w:val="0"/>
+                <w:color w:val="000000"/>
+                <w:sz w:val="18"/>
               </w:rPr>
               <w:t>Desenvolvedor</w:t>
             </w:r>
@@ -973,31 +1502,37 @@
         </w:tc>
         <w:tc>
           <w:tcPr>
-            <w:tcW w:type="dxa" w:w="6803"/>
+            <w:tcW w:type="dxa" w:w="5896"/>
+            <w:tcBorders>
+              <w:top w:val="single" w:sz="6" w:space="0" w:color="D7DCE0"/>
+              <w:left w:val="single" w:sz="6" w:space="0" w:color="D7DCE0"/>
+              <w:bottom w:val="single" w:sz="6" w:space="0" w:color="D7DCE0"/>
+              <w:right w:val="single" w:sz="6" w:space="0" w:color="D7DCE0"/>
+            </w:tcBorders>
+            <w:shd w:fill="FFFFFF"/>
+            <w:tcMar>
+              <w:top w:w="150" w:type="dxa"/>
+              <w:start w:w="330" w:type="dxa"/>
+              <w:bottom w:w="150" w:type="dxa"/>
+              <w:end w:w="330" w:type="dxa"/>
+              <w:left w:w="330" w:type="dxa"/>
+              <w:right w:w="330" w:type="dxa"/>
+            </w:tcMar>
             <w:vAlign w:val="center"/>
-            <w:tcBorders>
-              <w:top w:val="single" w:sz="6" w:space="0" w:color="D9D9D9"/>
-              <w:left w:val="single" w:sz="6" w:space="0" w:color="D9D9D9"/>
-              <w:bottom w:val="single" w:sz="6" w:space="0" w:color="D9D9D9"/>
-              <w:right w:val="single" w:sz="6" w:space="0" w:color="D9D9D9"/>
-              <w:insideH w:val="single" w:sz="6" w:space="0" w:color="D9D9D9"/>
-              <w:insideV w:val="single" w:sz="6" w:space="0" w:color="D9D9D9"/>
-            </w:tcBorders>
-            <w:tcMar>
-              <w:top w:w="90" w:type="dxa"/>
-              <w:start w:w="120" w:type="dxa"/>
-              <w:bottom w:w="90" w:type="dxa"/>
-              <w:end w:w="120" w:type="dxa"/>
-            </w:tcMar>
-            <w:shd w:fill="F7FAFC"/>
           </w:tcPr>
           <w:p>
             <w:pPr>
-              <w:spacing w:before="0" w:after="40"/>
+              <w:spacing w:before="0" w:after="20" w:line="276" w:lineRule="auto"/>
+              <w:ind w:left="0" w:right="0"/>
+              <w:jc w:val="left"/>
             </w:pPr>
+            <w:r/>
             <w:r>
               <w:rPr>
-                <w:sz w:val="17"/>
+                <w:rFonts w:ascii="Arial" w:hAnsi="Arial"/>
+                <w:b w:val="0"/>
+                <w:color w:val="000000"/>
+                <w:sz w:val="18"/>
               </w:rPr>
               <w:t>{{activity.dev_nome}}  {{activity.dev_email}}</w:t>
             </w:r>
@@ -1005,32 +1540,40 @@
         </w:tc>
       </w:tr>
       <w:tr>
+        <w:trPr/>
         <w:tc>
           <w:tcPr>
-            <w:tcW w:type="dxa" w:w="2381"/>
+            <w:tcW w:type="dxa" w:w="2891"/>
+            <w:tcBorders>
+              <w:top w:val="single" w:sz="6" w:space="0" w:color="D7DCE0"/>
+              <w:left w:val="single" w:sz="6" w:space="0" w:color="D7DCE0"/>
+              <w:bottom w:val="single" w:sz="6" w:space="0" w:color="D7DCE0"/>
+              <w:right w:val="single" w:sz="6" w:space="0" w:color="D7DCE0"/>
+            </w:tcBorders>
+            <w:shd w:fill="F3F6F8"/>
+            <w:tcMar>
+              <w:top w:w="150" w:type="dxa"/>
+              <w:start w:w="330" w:type="dxa"/>
+              <w:bottom w:w="150" w:type="dxa"/>
+              <w:end w:w="330" w:type="dxa"/>
+              <w:left w:w="330" w:type="dxa"/>
+              <w:right w:w="330" w:type="dxa"/>
+            </w:tcMar>
             <w:vAlign w:val="center"/>
-            <w:tcBorders>
-              <w:top w:val="single" w:sz="6" w:space="0" w:color="D9D9D9"/>
-              <w:left w:val="single" w:sz="6" w:space="0" w:color="D9D9D9"/>
-              <w:bottom w:val="single" w:sz="6" w:space="0" w:color="D9D9D9"/>
-              <w:right w:val="single" w:sz="6" w:space="0" w:color="D9D9D9"/>
-              <w:insideH w:val="single" w:sz="6" w:space="0" w:color="D9D9D9"/>
-              <w:insideV w:val="single" w:sz="6" w:space="0" w:color="D9D9D9"/>
-            </w:tcBorders>
-            <w:tcMar>
-              <w:top w:w="90" w:type="dxa"/>
-              <w:start w:w="120" w:type="dxa"/>
-              <w:bottom w:w="90" w:type="dxa"/>
-              <w:end w:w="120" w:type="dxa"/>
-            </w:tcMar>
           </w:tcPr>
           <w:p>
             <w:pPr>
-              <w:spacing w:before="0" w:after="40"/>
+              <w:spacing w:before="0" w:after="20" w:line="276" w:lineRule="auto"/>
+              <w:ind w:left="0" w:right="0"/>
+              <w:jc w:val="left"/>
             </w:pPr>
+            <w:r/>
             <w:r>
               <w:rPr>
-                <w:sz w:val="17"/>
+                <w:rFonts w:ascii="Arial" w:hAnsi="Arial"/>
+                <w:b w:val="0"/>
+                <w:color w:val="000000"/>
+                <w:sz w:val="18"/>
               </w:rPr>
               <w:t>Gestor do projeto</w:t>
             </w:r>
@@ -1038,4766 +1581,58 @@
         </w:tc>
         <w:tc>
           <w:tcPr>
-            <w:tcW w:type="dxa" w:w="6803"/>
+            <w:tcW w:type="dxa" w:w="5896"/>
+            <w:tcBorders>
+              <w:top w:val="single" w:sz="6" w:space="0" w:color="D7DCE0"/>
+              <w:left w:val="single" w:sz="6" w:space="0" w:color="D7DCE0"/>
+              <w:bottom w:val="single" w:sz="6" w:space="0" w:color="D7DCE0"/>
+              <w:right w:val="single" w:sz="6" w:space="0" w:color="D7DCE0"/>
+            </w:tcBorders>
+            <w:shd w:fill="F3F6F8"/>
+            <w:tcMar>
+              <w:top w:w="150" w:type="dxa"/>
+              <w:start w:w="330" w:type="dxa"/>
+              <w:bottom w:w="150" w:type="dxa"/>
+              <w:end w:w="330" w:type="dxa"/>
+              <w:left w:w="330" w:type="dxa"/>
+              <w:right w:w="330" w:type="dxa"/>
+            </w:tcMar>
             <w:vAlign w:val="center"/>
-            <w:tcBorders>
-              <w:top w:val="single" w:sz="6" w:space="0" w:color="D9D9D9"/>
-              <w:left w:val="single" w:sz="6" w:space="0" w:color="D9D9D9"/>
-              <w:bottom w:val="single" w:sz="6" w:space="0" w:color="D9D9D9"/>
-              <w:right w:val="single" w:sz="6" w:space="0" w:color="D9D9D9"/>
-              <w:insideH w:val="single" w:sz="6" w:space="0" w:color="D9D9D9"/>
-              <w:insideV w:val="single" w:sz="6" w:space="0" w:color="D9D9D9"/>
-            </w:tcBorders>
-            <w:tcMar>
-              <w:top w:w="90" w:type="dxa"/>
-              <w:start w:w="120" w:type="dxa"/>
-              <w:bottom w:w="90" w:type="dxa"/>
-              <w:end w:w="120" w:type="dxa"/>
-            </w:tcMar>
           </w:tcPr>
           <w:p>
             <w:pPr>
-              <w:spacing w:before="0" w:after="40"/>
+              <w:spacing w:before="0" w:after="20" w:line="276" w:lineRule="auto"/>
+              <w:ind w:left="0" w:right="0"/>
+              <w:jc w:val="left"/>
             </w:pPr>
+            <w:r/>
             <w:r>
               <w:rPr>
-                <w:sz w:val="17"/>
+                <w:rFonts w:ascii="Arial" w:hAnsi="Arial"/>
+                <w:b w:val="0"/>
+                <w:color w:val="000000"/>
+                <w:sz w:val="18"/>
               </w:rPr>
               <w:t>{{project.gestor_nome}}  {{project.gestor_email}}</w:t>
             </w:r>
           </w:p>
         </w:tc>
       </w:tr>
-      <w:tr>
-        <w:tc>
-          <w:tcPr>
-            <w:tcW w:type="dxa" w:w="2381"/>
-            <w:vAlign w:val="center"/>
-            <w:tcBorders>
-              <w:top w:val="single" w:sz="6" w:space="0" w:color="D9D9D9"/>
-              <w:left w:val="single" w:sz="6" w:space="0" w:color="D9D9D9"/>
-              <w:bottom w:val="single" w:sz="6" w:space="0" w:color="D9D9D9"/>
-              <w:right w:val="single" w:sz="6" w:space="0" w:color="D9D9D9"/>
-              <w:insideH w:val="single" w:sz="6" w:space="0" w:color="D9D9D9"/>
-              <w:insideV w:val="single" w:sz="6" w:space="0" w:color="D9D9D9"/>
-            </w:tcBorders>
-            <w:tcMar>
-              <w:top w:w="90" w:type="dxa"/>
-              <w:start w:w="120" w:type="dxa"/>
-              <w:bottom w:w="90" w:type="dxa"/>
-              <w:end w:w="120" w:type="dxa"/>
-            </w:tcMar>
-            <w:shd w:fill="F7FAFC"/>
-          </w:tcPr>
-          <w:p>
-            <w:pPr>
-              <w:spacing w:before="0" w:after="40"/>
-            </w:pPr>
-            <w:r>
-              <w:rPr>
-                <w:sz w:val="17"/>
-              </w:rPr>
-              <w:t>Gerado por</w:t>
-            </w:r>
-          </w:p>
-        </w:tc>
-        <w:tc>
-          <w:tcPr>
-            <w:tcW w:type="dxa" w:w="6803"/>
-            <w:vAlign w:val="center"/>
-            <w:tcBorders>
-              <w:top w:val="single" w:sz="6" w:space="0" w:color="D9D9D9"/>
-              <w:left w:val="single" w:sz="6" w:space="0" w:color="D9D9D9"/>
-              <w:bottom w:val="single" w:sz="6" w:space="0" w:color="D9D9D9"/>
-              <w:right w:val="single" w:sz="6" w:space="0" w:color="D9D9D9"/>
-              <w:insideH w:val="single" w:sz="6" w:space="0" w:color="D9D9D9"/>
-              <w:insideV w:val="single" w:sz="6" w:space="0" w:color="D9D9D9"/>
-            </w:tcBorders>
-            <w:tcMar>
-              <w:top w:w="90" w:type="dxa"/>
-              <w:start w:w="120" w:type="dxa"/>
-              <w:bottom w:w="90" w:type="dxa"/>
-              <w:end w:w="120" w:type="dxa"/>
-            </w:tcMar>
-            <w:shd w:fill="F7FAFC"/>
-          </w:tcPr>
-          <w:p>
-            <w:pPr>
-              <w:spacing w:before="0" w:after="40"/>
-            </w:pPr>
-            <w:r>
-              <w:rPr>
-                <w:sz w:val="17"/>
-              </w:rPr>
-              <w:t>{{export.generated_by}}</w:t>
-            </w:r>
-          </w:p>
-        </w:tc>
-      </w:tr>
     </w:tbl>
-    <w:p/>
     <w:p>
       <w:pPr>
-        <w:pStyle w:val="Heading1"/>
+        <w:spacing w:before="0" w:after="240" w:line="252" w:lineRule="auto"/>
       </w:pPr>
-      <w:r>
-        <w:rPr>
-          <w:color w:val="000000"/>
-        </w:rPr>
-        <w:t>Planejamento e execução</w:t>
-      </w:r>
-    </w:p>
-    <w:tbl>
-      <w:tblPr>
-        <w:tblStyle w:val="TableGrid"/>
-        <w:tblW w:type="auto" w:w="0"/>
-        <w:jc w:val="center"/>
-        <w:tblLook w:firstColumn="1" w:firstRow="1" w:lastColumn="0" w:lastRow="0" w:noHBand="0" w:noVBand="1" w:val="04A0"/>
-      </w:tblPr>
-      <w:tblGrid>
-        <w:gridCol w:w="2550"/>
-        <w:gridCol w:w="2550"/>
-        <w:gridCol w:w="2550"/>
-        <w:gridCol w:w="2550"/>
-      </w:tblGrid>
-      <w:tr>
-        <w:tc>
-          <w:tcPr>
-            <w:tcW w:type="dxa" w:w="1701"/>
-            <w:vAlign w:val="center"/>
-            <w:tcBorders>
-              <w:top w:val="single" w:sz="6" w:space="0" w:color="D9D9D9"/>
-              <w:left w:val="single" w:sz="6" w:space="0" w:color="D9D9D9"/>
-              <w:bottom w:val="single" w:sz="6" w:space="0" w:color="D9D9D9"/>
-              <w:right w:val="single" w:sz="6" w:space="0" w:color="D9D9D9"/>
-              <w:insideH w:val="single" w:sz="6" w:space="0" w:color="D9D9D9"/>
-              <w:insideV w:val="single" w:sz="6" w:space="0" w:color="D9D9D9"/>
-            </w:tcBorders>
-            <w:tcMar>
-              <w:top w:w="90" w:type="dxa"/>
-              <w:start w:w="120" w:type="dxa"/>
-              <w:bottom w:w="90" w:type="dxa"/>
-              <w:end w:w="120" w:type="dxa"/>
-            </w:tcMar>
-            <w:shd w:fill="1F4E79"/>
-          </w:tcPr>
-          <w:p>
-            <w:pPr>
-              <w:spacing w:before="0" w:after="40"/>
-            </w:pPr>
-            <w:r>
-              <w:rPr>
-                <w:b/>
-                <w:color w:val="FFFFFF"/>
-                <w:sz w:val="17"/>
-              </w:rPr>
-              <w:t>Data</w:t>
-            </w:r>
-          </w:p>
-        </w:tc>
-        <w:tc>
-          <w:tcPr>
-            <w:tcW w:type="dxa" w:w="2154"/>
-            <w:vAlign w:val="center"/>
-            <w:tcBorders>
-              <w:top w:val="single" w:sz="6" w:space="0" w:color="D9D9D9"/>
-              <w:left w:val="single" w:sz="6" w:space="0" w:color="D9D9D9"/>
-              <w:bottom w:val="single" w:sz="6" w:space="0" w:color="D9D9D9"/>
-              <w:right w:val="single" w:sz="6" w:space="0" w:color="D9D9D9"/>
-              <w:insideH w:val="single" w:sz="6" w:space="0" w:color="D9D9D9"/>
-              <w:insideV w:val="single" w:sz="6" w:space="0" w:color="D9D9D9"/>
-            </w:tcBorders>
-            <w:tcMar>
-              <w:top w:w="90" w:type="dxa"/>
-              <w:start w:w="120" w:type="dxa"/>
-              <w:bottom w:w="90" w:type="dxa"/>
-              <w:end w:w="120" w:type="dxa"/>
-            </w:tcMar>
-            <w:shd w:fill="1F4E79"/>
-          </w:tcPr>
-          <w:p>
-            <w:pPr>
-              <w:spacing w:before="0" w:after="40"/>
-            </w:pPr>
-            <w:r>
-              <w:rPr>
-                <w:b/>
-                <w:color w:val="FFFFFF"/>
-                <w:sz w:val="17"/>
-              </w:rPr>
-              <w:t>Planejada</w:t>
-            </w:r>
-          </w:p>
-        </w:tc>
-        <w:tc>
-          <w:tcPr>
-            <w:tcW w:type="dxa" w:w="2154"/>
-            <w:vAlign w:val="center"/>
-            <w:tcBorders>
-              <w:top w:val="single" w:sz="6" w:space="0" w:color="D9D9D9"/>
-              <w:left w:val="single" w:sz="6" w:space="0" w:color="D9D9D9"/>
-              <w:bottom w:val="single" w:sz="6" w:space="0" w:color="D9D9D9"/>
-              <w:right w:val="single" w:sz="6" w:space="0" w:color="D9D9D9"/>
-              <w:insideH w:val="single" w:sz="6" w:space="0" w:color="D9D9D9"/>
-              <w:insideV w:val="single" w:sz="6" w:space="0" w:color="D9D9D9"/>
-            </w:tcBorders>
-            <w:tcMar>
-              <w:top w:w="90" w:type="dxa"/>
-              <w:start w:w="120" w:type="dxa"/>
-              <w:bottom w:w="90" w:type="dxa"/>
-              <w:end w:w="120" w:type="dxa"/>
-            </w:tcMar>
-            <w:shd w:fill="1F4E79"/>
-          </w:tcPr>
-          <w:p>
-            <w:pPr>
-              <w:spacing w:before="0" w:after="40"/>
-            </w:pPr>
-            <w:r>
-              <w:rPr>
-                <w:b/>
-                <w:color w:val="FFFFFF"/>
-                <w:sz w:val="17"/>
-              </w:rPr>
-              <w:t>Real</w:t>
-            </w:r>
-          </w:p>
-        </w:tc>
-        <w:tc>
-          <w:tcPr>
-            <w:tcW w:type="dxa" w:w="3175"/>
-            <w:vAlign w:val="center"/>
-            <w:tcBorders>
-              <w:top w:val="single" w:sz="6" w:space="0" w:color="D9D9D9"/>
-              <w:left w:val="single" w:sz="6" w:space="0" w:color="D9D9D9"/>
-              <w:bottom w:val="single" w:sz="6" w:space="0" w:color="D9D9D9"/>
-              <w:right w:val="single" w:sz="6" w:space="0" w:color="D9D9D9"/>
-              <w:insideH w:val="single" w:sz="6" w:space="0" w:color="D9D9D9"/>
-              <w:insideV w:val="single" w:sz="6" w:space="0" w:color="D9D9D9"/>
-            </w:tcBorders>
-            <w:tcMar>
-              <w:top w:w="90" w:type="dxa"/>
-              <w:start w:w="120" w:type="dxa"/>
-              <w:bottom w:w="90" w:type="dxa"/>
-              <w:end w:w="120" w:type="dxa"/>
-            </w:tcMar>
-            <w:shd w:fill="1F4E79"/>
-          </w:tcPr>
-          <w:p>
-            <w:pPr>
-              <w:spacing w:before="0" w:after="40"/>
-            </w:pPr>
-            <w:r>
-              <w:rPr>
-                <w:b/>
-                <w:color w:val="FFFFFF"/>
-                <w:sz w:val="17"/>
-              </w:rPr>
-              <w:t>Observação</w:t>
-            </w:r>
-          </w:p>
-        </w:tc>
-      </w:tr>
-      <w:tr>
-        <w:tc>
-          <w:tcPr>
-            <w:tcW w:type="dxa" w:w="1701"/>
-            <w:vAlign w:val="center"/>
-            <w:tcBorders>
-              <w:top w:val="single" w:sz="6" w:space="0" w:color="D9D9D9"/>
-              <w:left w:val="single" w:sz="6" w:space="0" w:color="D9D9D9"/>
-              <w:bottom w:val="single" w:sz="6" w:space="0" w:color="D9D9D9"/>
-              <w:right w:val="single" w:sz="6" w:space="0" w:color="D9D9D9"/>
-              <w:insideH w:val="single" w:sz="6" w:space="0" w:color="D9D9D9"/>
-              <w:insideV w:val="single" w:sz="6" w:space="0" w:color="D9D9D9"/>
-            </w:tcBorders>
-            <w:tcMar>
-              <w:top w:w="90" w:type="dxa"/>
-              <w:start w:w="120" w:type="dxa"/>
-              <w:bottom w:w="90" w:type="dxa"/>
-              <w:end w:w="120" w:type="dxa"/>
-            </w:tcMar>
-          </w:tcPr>
-          <w:p>
-            <w:pPr>
-              <w:spacing w:before="0" w:after="40"/>
-            </w:pPr>
-            <w:r>
-              <w:rPr>
-                <w:sz w:val="17"/>
-              </w:rPr>
-              <w:t>Início</w:t>
-            </w:r>
-          </w:p>
-        </w:tc>
-        <w:tc>
-          <w:tcPr>
-            <w:tcW w:type="dxa" w:w="2154"/>
-            <w:vAlign w:val="center"/>
-            <w:tcBorders>
-              <w:top w:val="single" w:sz="6" w:space="0" w:color="D9D9D9"/>
-              <w:left w:val="single" w:sz="6" w:space="0" w:color="D9D9D9"/>
-              <w:bottom w:val="single" w:sz="6" w:space="0" w:color="D9D9D9"/>
-              <w:right w:val="single" w:sz="6" w:space="0" w:color="D9D9D9"/>
-              <w:insideH w:val="single" w:sz="6" w:space="0" w:color="D9D9D9"/>
-              <w:insideV w:val="single" w:sz="6" w:space="0" w:color="D9D9D9"/>
-            </w:tcBorders>
-            <w:tcMar>
-              <w:top w:w="90" w:type="dxa"/>
-              <w:start w:w="120" w:type="dxa"/>
-              <w:bottom w:w="90" w:type="dxa"/>
-              <w:end w:w="120" w:type="dxa"/>
-            </w:tcMar>
-          </w:tcPr>
-          <w:p>
-            <w:pPr>
-              <w:spacing w:before="0" w:after="40"/>
-            </w:pPr>
-            <w:r>
-              <w:rPr>
-                <w:sz w:val="17"/>
-              </w:rPr>
-              <w:t>{{activity.data_inicio_planejada}}</w:t>
-            </w:r>
-          </w:p>
-        </w:tc>
-        <w:tc>
-          <w:tcPr>
-            <w:tcW w:type="dxa" w:w="2154"/>
-            <w:vAlign w:val="center"/>
-            <w:tcBorders>
-              <w:top w:val="single" w:sz="6" w:space="0" w:color="D9D9D9"/>
-              <w:left w:val="single" w:sz="6" w:space="0" w:color="D9D9D9"/>
-              <w:bottom w:val="single" w:sz="6" w:space="0" w:color="D9D9D9"/>
-              <w:right w:val="single" w:sz="6" w:space="0" w:color="D9D9D9"/>
-              <w:insideH w:val="single" w:sz="6" w:space="0" w:color="D9D9D9"/>
-              <w:insideV w:val="single" w:sz="6" w:space="0" w:color="D9D9D9"/>
-            </w:tcBorders>
-            <w:tcMar>
-              <w:top w:w="90" w:type="dxa"/>
-              <w:start w:w="120" w:type="dxa"/>
-              <w:bottom w:w="90" w:type="dxa"/>
-              <w:end w:w="120" w:type="dxa"/>
-            </w:tcMar>
-          </w:tcPr>
-          <w:p>
-            <w:pPr>
-              <w:spacing w:before="0" w:after="40"/>
-            </w:pPr>
-            <w:r>
-              <w:rPr>
-                <w:sz w:val="17"/>
-              </w:rPr>
-              <w:t>{{activity.data_inicio_real}}</w:t>
-            </w:r>
-          </w:p>
-        </w:tc>
-        <w:tc>
-          <w:tcPr>
-            <w:tcW w:type="dxa" w:w="3175"/>
-            <w:vAlign w:val="center"/>
-            <w:tcBorders>
-              <w:top w:val="single" w:sz="6" w:space="0" w:color="D9D9D9"/>
-              <w:left w:val="single" w:sz="6" w:space="0" w:color="D9D9D9"/>
-              <w:bottom w:val="single" w:sz="6" w:space="0" w:color="D9D9D9"/>
-              <w:right w:val="single" w:sz="6" w:space="0" w:color="D9D9D9"/>
-              <w:insideH w:val="single" w:sz="6" w:space="0" w:color="D9D9D9"/>
-              <w:insideV w:val="single" w:sz="6" w:space="0" w:color="D9D9D9"/>
-            </w:tcBorders>
-            <w:tcMar>
-              <w:top w:w="90" w:type="dxa"/>
-              <w:start w:w="120" w:type="dxa"/>
-              <w:bottom w:w="90" w:type="dxa"/>
-              <w:end w:w="120" w:type="dxa"/>
-            </w:tcMar>
-          </w:tcPr>
-          <w:p>
-            <w:pPr>
-              <w:spacing w:before="0" w:after="40"/>
-            </w:pPr>
-            <w:r>
-              <w:rPr>
-                <w:sz w:val="17"/>
-              </w:rPr>
-              <w:t>{{activity.inicio_observacao}}</w:t>
-            </w:r>
-          </w:p>
-        </w:tc>
-      </w:tr>
-      <w:tr>
-        <w:tc>
-          <w:tcPr>
-            <w:tcW w:type="dxa" w:w="1701"/>
-            <w:vAlign w:val="center"/>
-            <w:tcBorders>
-              <w:top w:val="single" w:sz="6" w:space="0" w:color="D9D9D9"/>
-              <w:left w:val="single" w:sz="6" w:space="0" w:color="D9D9D9"/>
-              <w:bottom w:val="single" w:sz="6" w:space="0" w:color="D9D9D9"/>
-              <w:right w:val="single" w:sz="6" w:space="0" w:color="D9D9D9"/>
-              <w:insideH w:val="single" w:sz="6" w:space="0" w:color="D9D9D9"/>
-              <w:insideV w:val="single" w:sz="6" w:space="0" w:color="D9D9D9"/>
-            </w:tcBorders>
-            <w:tcMar>
-              <w:top w:w="90" w:type="dxa"/>
-              <w:start w:w="120" w:type="dxa"/>
-              <w:bottom w:w="90" w:type="dxa"/>
-              <w:end w:w="120" w:type="dxa"/>
-            </w:tcMar>
-            <w:shd w:fill="F7FAFC"/>
-          </w:tcPr>
-          <w:p>
-            <w:pPr>
-              <w:spacing w:before="0" w:after="40"/>
-            </w:pPr>
-            <w:r>
-              <w:rPr>
-                <w:sz w:val="17"/>
-              </w:rPr>
-              <w:t>Conclusão</w:t>
-            </w:r>
-          </w:p>
-        </w:tc>
-        <w:tc>
-          <w:tcPr>
-            <w:tcW w:type="dxa" w:w="2154"/>
-            <w:vAlign w:val="center"/>
-            <w:tcBorders>
-              <w:top w:val="single" w:sz="6" w:space="0" w:color="D9D9D9"/>
-              <w:left w:val="single" w:sz="6" w:space="0" w:color="D9D9D9"/>
-              <w:bottom w:val="single" w:sz="6" w:space="0" w:color="D9D9D9"/>
-              <w:right w:val="single" w:sz="6" w:space="0" w:color="D9D9D9"/>
-              <w:insideH w:val="single" w:sz="6" w:space="0" w:color="D9D9D9"/>
-              <w:insideV w:val="single" w:sz="6" w:space="0" w:color="D9D9D9"/>
-            </w:tcBorders>
-            <w:tcMar>
-              <w:top w:w="90" w:type="dxa"/>
-              <w:start w:w="120" w:type="dxa"/>
-              <w:bottom w:w="90" w:type="dxa"/>
-              <w:end w:w="120" w:type="dxa"/>
-            </w:tcMar>
-            <w:shd w:fill="F7FAFC"/>
-          </w:tcPr>
-          <w:p>
-            <w:pPr>
-              <w:spacing w:before="0" w:after="40"/>
-            </w:pPr>
-            <w:r>
-              <w:rPr>
-                <w:sz w:val="17"/>
-              </w:rPr>
-              <w:t>{{activity.data_conclusao_planejada}}</w:t>
-            </w:r>
-          </w:p>
-        </w:tc>
-        <w:tc>
-          <w:tcPr>
-            <w:tcW w:type="dxa" w:w="2154"/>
-            <w:vAlign w:val="center"/>
-            <w:tcBorders>
-              <w:top w:val="single" w:sz="6" w:space="0" w:color="D9D9D9"/>
-              <w:left w:val="single" w:sz="6" w:space="0" w:color="D9D9D9"/>
-              <w:bottom w:val="single" w:sz="6" w:space="0" w:color="D9D9D9"/>
-              <w:right w:val="single" w:sz="6" w:space="0" w:color="D9D9D9"/>
-              <w:insideH w:val="single" w:sz="6" w:space="0" w:color="D9D9D9"/>
-              <w:insideV w:val="single" w:sz="6" w:space="0" w:color="D9D9D9"/>
-            </w:tcBorders>
-            <w:tcMar>
-              <w:top w:w="90" w:type="dxa"/>
-              <w:start w:w="120" w:type="dxa"/>
-              <w:bottom w:w="90" w:type="dxa"/>
-              <w:end w:w="120" w:type="dxa"/>
-            </w:tcMar>
-            <w:shd w:fill="F7FAFC"/>
-          </w:tcPr>
-          <w:p>
-            <w:pPr>
-              <w:spacing w:before="0" w:after="40"/>
-            </w:pPr>
-            <w:r>
-              <w:rPr>
-                <w:sz w:val="17"/>
-              </w:rPr>
-              <w:t>{{activity.data_conclusao_real}}</w:t>
-            </w:r>
-          </w:p>
-        </w:tc>
-        <w:tc>
-          <w:tcPr>
-            <w:tcW w:type="dxa" w:w="3175"/>
-            <w:vAlign w:val="center"/>
-            <w:tcBorders>
-              <w:top w:val="single" w:sz="6" w:space="0" w:color="D9D9D9"/>
-              <w:left w:val="single" w:sz="6" w:space="0" w:color="D9D9D9"/>
-              <w:bottom w:val="single" w:sz="6" w:space="0" w:color="D9D9D9"/>
-              <w:right w:val="single" w:sz="6" w:space="0" w:color="D9D9D9"/>
-              <w:insideH w:val="single" w:sz="6" w:space="0" w:color="D9D9D9"/>
-              <w:insideV w:val="single" w:sz="6" w:space="0" w:color="D9D9D9"/>
-            </w:tcBorders>
-            <w:tcMar>
-              <w:top w:w="90" w:type="dxa"/>
-              <w:start w:w="120" w:type="dxa"/>
-              <w:bottom w:w="90" w:type="dxa"/>
-              <w:end w:w="120" w:type="dxa"/>
-            </w:tcMar>
-            <w:shd w:fill="F7FAFC"/>
-          </w:tcPr>
-          <w:p>
-            <w:pPr>
-              <w:spacing w:before="0" w:after="40"/>
-            </w:pPr>
-            <w:r>
-              <w:rPr>
-                <w:sz w:val="17"/>
-              </w:rPr>
-              <w:t>{{activity.conclusao_observacao}}</w:t>
-            </w:r>
-          </w:p>
-        </w:tc>
-      </w:tr>
-    </w:tbl>
-    <w:p/>
-    <w:p>
-      <w:pPr>
-        <w:pStyle w:val="Heading1"/>
-      </w:pPr>
-      <w:r>
-        <w:rPr>
-          <w:color w:val="000000"/>
-        </w:rPr>
-        <w:t>Escopo testado</w:t>
-      </w:r>
-    </w:p>
-    <w:tbl>
-      <w:tblPr>
-        <w:tblStyle w:val="TableGrid"/>
-        <w:tblW w:type="auto" w:w="0"/>
-        <w:jc w:val="center"/>
-        <w:tblLook w:firstColumn="1" w:firstRow="1" w:lastColumn="0" w:lastRow="0" w:noHBand="0" w:noVBand="1" w:val="04A0"/>
-      </w:tblPr>
-      <w:tblGrid>
-        <w:gridCol w:w="5100"/>
-        <w:gridCol w:w="5100"/>
-      </w:tblGrid>
-      <w:tr>
-        <w:tc>
-          <w:tcPr>
-            <w:tcW w:type="dxa" w:w="2381"/>
-            <w:vAlign w:val="center"/>
-            <w:tcBorders>
-              <w:top w:val="single" w:sz="6" w:space="0" w:color="D9D9D9"/>
-              <w:left w:val="single" w:sz="6" w:space="0" w:color="D9D9D9"/>
-              <w:bottom w:val="single" w:sz="6" w:space="0" w:color="D9D9D9"/>
-              <w:right w:val="single" w:sz="6" w:space="0" w:color="D9D9D9"/>
-              <w:insideH w:val="single" w:sz="6" w:space="0" w:color="D9D9D9"/>
-              <w:insideV w:val="single" w:sz="6" w:space="0" w:color="D9D9D9"/>
-            </w:tcBorders>
-            <w:tcMar>
-              <w:top w:w="90" w:type="dxa"/>
-              <w:start w:w="120" w:type="dxa"/>
-              <w:bottom w:w="90" w:type="dxa"/>
-              <w:end w:w="120" w:type="dxa"/>
-            </w:tcMar>
-            <w:shd w:fill="404040"/>
-          </w:tcPr>
-          <w:p>
-            <w:pPr>
-              <w:spacing w:before="0" w:after="40"/>
-            </w:pPr>
-            <w:r>
-              <w:rPr>
-                <w:b/>
-                <w:color w:val="FFFFFF"/>
-                <w:sz w:val="17"/>
-              </w:rPr>
-              <w:t>Campo</w:t>
-            </w:r>
-          </w:p>
-        </w:tc>
-        <w:tc>
-          <w:tcPr>
-            <w:tcW w:type="dxa" w:w="6803"/>
-            <w:vAlign w:val="center"/>
-            <w:tcBorders>
-              <w:top w:val="single" w:sz="6" w:space="0" w:color="D9D9D9"/>
-              <w:left w:val="single" w:sz="6" w:space="0" w:color="D9D9D9"/>
-              <w:bottom w:val="single" w:sz="6" w:space="0" w:color="D9D9D9"/>
-              <w:right w:val="single" w:sz="6" w:space="0" w:color="D9D9D9"/>
-              <w:insideH w:val="single" w:sz="6" w:space="0" w:color="D9D9D9"/>
-              <w:insideV w:val="single" w:sz="6" w:space="0" w:color="D9D9D9"/>
-            </w:tcBorders>
-            <w:tcMar>
-              <w:top w:w="90" w:type="dxa"/>
-              <w:start w:w="120" w:type="dxa"/>
-              <w:bottom w:w="90" w:type="dxa"/>
-              <w:end w:w="120" w:type="dxa"/>
-            </w:tcMar>
-            <w:shd w:fill="404040"/>
-          </w:tcPr>
-          <w:p>
-            <w:pPr>
-              <w:spacing w:before="0" w:after="40"/>
-            </w:pPr>
-            <w:r>
-              <w:rPr>
-                <w:b/>
-                <w:color w:val="FFFFFF"/>
-                <w:sz w:val="17"/>
-              </w:rPr>
-              <w:t>Valor</w:t>
-            </w:r>
-          </w:p>
-        </w:tc>
-      </w:tr>
-      <w:tr>
-        <w:tc>
-          <w:tcPr>
-            <w:tcW w:type="dxa" w:w="2381"/>
-            <w:vAlign w:val="center"/>
-            <w:tcBorders>
-              <w:top w:val="single" w:sz="6" w:space="0" w:color="D9D9D9"/>
-              <w:left w:val="single" w:sz="6" w:space="0" w:color="D9D9D9"/>
-              <w:bottom w:val="single" w:sz="6" w:space="0" w:color="D9D9D9"/>
-              <w:right w:val="single" w:sz="6" w:space="0" w:color="D9D9D9"/>
-              <w:insideH w:val="single" w:sz="6" w:space="0" w:color="D9D9D9"/>
-              <w:insideV w:val="single" w:sz="6" w:space="0" w:color="D9D9D9"/>
-            </w:tcBorders>
-            <w:tcMar>
-              <w:top w:w="90" w:type="dxa"/>
-              <w:start w:w="120" w:type="dxa"/>
-              <w:bottom w:w="90" w:type="dxa"/>
-              <w:end w:w="120" w:type="dxa"/>
-            </w:tcMar>
-          </w:tcPr>
-          <w:p>
-            <w:pPr>
-              <w:spacing w:before="0" w:after="40"/>
-            </w:pPr>
-            <w:r>
-              <w:rPr>
-                <w:sz w:val="17"/>
-              </w:rPr>
-              <w:t>Resultado esperado</w:t>
-            </w:r>
-          </w:p>
-        </w:tc>
-        <w:tc>
-          <w:tcPr>
-            <w:tcW w:type="dxa" w:w="6803"/>
-            <w:vAlign w:val="center"/>
-            <w:tcBorders>
-              <w:top w:val="single" w:sz="6" w:space="0" w:color="D9D9D9"/>
-              <w:left w:val="single" w:sz="6" w:space="0" w:color="D9D9D9"/>
-              <w:bottom w:val="single" w:sz="6" w:space="0" w:color="D9D9D9"/>
-              <w:right w:val="single" w:sz="6" w:space="0" w:color="D9D9D9"/>
-              <w:insideH w:val="single" w:sz="6" w:space="0" w:color="D9D9D9"/>
-              <w:insideV w:val="single" w:sz="6" w:space="0" w:color="D9D9D9"/>
-            </w:tcBorders>
-            <w:tcMar>
-              <w:top w:w="90" w:type="dxa"/>
-              <w:start w:w="120" w:type="dxa"/>
-              <w:bottom w:w="90" w:type="dxa"/>
-              <w:end w:w="120" w:type="dxa"/>
-            </w:tcMar>
-          </w:tcPr>
-          <w:p>
-            <w:pPr>
-              <w:spacing w:before="0" w:after="40"/>
-            </w:pPr>
-            <w:r>
-              <w:rPr>
-                <w:sz w:val="17"/>
-              </w:rPr>
-              <w:t>{{activity.resultado_esperado}}</w:t>
-            </w:r>
-          </w:p>
-        </w:tc>
-      </w:tr>
-      <w:tr>
-        <w:tc>
-          <w:tcPr>
-            <w:tcW w:type="dxa" w:w="2381"/>
-            <w:vAlign w:val="center"/>
-            <w:tcBorders>
-              <w:top w:val="single" w:sz="6" w:space="0" w:color="D9D9D9"/>
-              <w:left w:val="single" w:sz="6" w:space="0" w:color="D9D9D9"/>
-              <w:bottom w:val="single" w:sz="6" w:space="0" w:color="D9D9D9"/>
-              <w:right w:val="single" w:sz="6" w:space="0" w:color="D9D9D9"/>
-              <w:insideH w:val="single" w:sz="6" w:space="0" w:color="D9D9D9"/>
-              <w:insideV w:val="single" w:sz="6" w:space="0" w:color="D9D9D9"/>
-            </w:tcBorders>
-            <w:tcMar>
-              <w:top w:w="90" w:type="dxa"/>
-              <w:start w:w="120" w:type="dxa"/>
-              <w:bottom w:w="90" w:type="dxa"/>
-              <w:end w:w="120" w:type="dxa"/>
-            </w:tcMar>
-            <w:shd w:fill="F7FAFC"/>
-          </w:tcPr>
-          <w:p>
-            <w:pPr>
-              <w:spacing w:before="0" w:after="40"/>
-            </w:pPr>
-            <w:r>
-              <w:rPr>
-                <w:sz w:val="17"/>
-              </w:rPr>
-              <w:t>Observações da atividade</w:t>
-            </w:r>
-          </w:p>
-        </w:tc>
-        <w:tc>
-          <w:tcPr>
-            <w:tcW w:type="dxa" w:w="6803"/>
-            <w:vAlign w:val="center"/>
-            <w:tcBorders>
-              <w:top w:val="single" w:sz="6" w:space="0" w:color="D9D9D9"/>
-              <w:left w:val="single" w:sz="6" w:space="0" w:color="D9D9D9"/>
-              <w:bottom w:val="single" w:sz="6" w:space="0" w:color="D9D9D9"/>
-              <w:right w:val="single" w:sz="6" w:space="0" w:color="D9D9D9"/>
-              <w:insideH w:val="single" w:sz="6" w:space="0" w:color="D9D9D9"/>
-              <w:insideV w:val="single" w:sz="6" w:space="0" w:color="D9D9D9"/>
-            </w:tcBorders>
-            <w:tcMar>
-              <w:top w:w="90" w:type="dxa"/>
-              <w:start w:w="120" w:type="dxa"/>
-              <w:bottom w:w="90" w:type="dxa"/>
-              <w:end w:w="120" w:type="dxa"/>
-            </w:tcMar>
-            <w:shd w:fill="F7FAFC"/>
-          </w:tcPr>
-          <w:p>
-            <w:pPr>
-              <w:spacing w:before="0" w:after="40"/>
-            </w:pPr>
-            <w:r>
-              <w:rPr>
-                <w:sz w:val="17"/>
-              </w:rPr>
-              <w:t>{{activity.observacoes}}</w:t>
-            </w:r>
-          </w:p>
-        </w:tc>
-      </w:tr>
-      <w:tr>
-        <w:tc>
-          <w:tcPr>
-            <w:tcW w:type="dxa" w:w="2381"/>
-            <w:vAlign w:val="center"/>
-            <w:tcBorders>
-              <w:top w:val="single" w:sz="6" w:space="0" w:color="D9D9D9"/>
-              <w:left w:val="single" w:sz="6" w:space="0" w:color="D9D9D9"/>
-              <w:bottom w:val="single" w:sz="6" w:space="0" w:color="D9D9D9"/>
-              <w:right w:val="single" w:sz="6" w:space="0" w:color="D9D9D9"/>
-              <w:insideH w:val="single" w:sz="6" w:space="0" w:color="D9D9D9"/>
-              <w:insideV w:val="single" w:sz="6" w:space="0" w:color="D9D9D9"/>
-            </w:tcBorders>
-            <w:tcMar>
-              <w:top w:w="90" w:type="dxa"/>
-              <w:start w:w="120" w:type="dxa"/>
-              <w:bottom w:w="90" w:type="dxa"/>
-              <w:end w:w="120" w:type="dxa"/>
-            </w:tcMar>
-          </w:tcPr>
-          <w:p>
-            <w:pPr>
-              <w:spacing w:before="0" w:after="40"/>
-            </w:pPr>
-            <w:r>
-              <w:rPr>
-                <w:sz w:val="17"/>
-              </w:rPr>
-              <w:t>Observação de aprovação</w:t>
-            </w:r>
-          </w:p>
-        </w:tc>
-        <w:tc>
-          <w:tcPr>
-            <w:tcW w:type="dxa" w:w="6803"/>
-            <w:vAlign w:val="center"/>
-            <w:tcBorders>
-              <w:top w:val="single" w:sz="6" w:space="0" w:color="D9D9D9"/>
-              <w:left w:val="single" w:sz="6" w:space="0" w:color="D9D9D9"/>
-              <w:bottom w:val="single" w:sz="6" w:space="0" w:color="D9D9D9"/>
-              <w:right w:val="single" w:sz="6" w:space="0" w:color="D9D9D9"/>
-              <w:insideH w:val="single" w:sz="6" w:space="0" w:color="D9D9D9"/>
-              <w:insideV w:val="single" w:sz="6" w:space="0" w:color="D9D9D9"/>
-            </w:tcBorders>
-            <w:tcMar>
-              <w:top w:w="90" w:type="dxa"/>
-              <w:start w:w="120" w:type="dxa"/>
-              <w:bottom w:w="90" w:type="dxa"/>
-              <w:end w:w="120" w:type="dxa"/>
-            </w:tcMar>
-          </w:tcPr>
-          <w:p>
-            <w:pPr>
-              <w:spacing w:before="0" w:after="40"/>
-            </w:pPr>
-            <w:r>
-              <w:rPr>
-                <w:sz w:val="17"/>
-              </w:rPr>
-              <w:t>{{activity.observacao_aprovacao}}</w:t>
-            </w:r>
-          </w:p>
-        </w:tc>
-      </w:tr>
-      <w:tr>
-        <w:tc>
-          <w:tcPr>
-            <w:tcW w:type="dxa" w:w="2381"/>
-            <w:vAlign w:val="center"/>
-            <w:tcBorders>
-              <w:top w:val="single" w:sz="6" w:space="0" w:color="D9D9D9"/>
-              <w:left w:val="single" w:sz="6" w:space="0" w:color="D9D9D9"/>
-              <w:bottom w:val="single" w:sz="6" w:space="0" w:color="D9D9D9"/>
-              <w:right w:val="single" w:sz="6" w:space="0" w:color="D9D9D9"/>
-              <w:insideH w:val="single" w:sz="6" w:space="0" w:color="D9D9D9"/>
-              <w:insideV w:val="single" w:sz="6" w:space="0" w:color="D9D9D9"/>
-            </w:tcBorders>
-            <w:tcMar>
-              <w:top w:w="90" w:type="dxa"/>
-              <w:start w:w="120" w:type="dxa"/>
-              <w:bottom w:w="90" w:type="dxa"/>
-              <w:end w:w="120" w:type="dxa"/>
-            </w:tcMar>
-            <w:shd w:fill="F7FAFC"/>
-          </w:tcPr>
-          <w:p>
-            <w:pPr>
-              <w:spacing w:before="0" w:after="40"/>
-            </w:pPr>
-            <w:r>
-              <w:rPr>
-                <w:sz w:val="17"/>
-              </w:rPr>
-              <w:t>Predecessoras</w:t>
-            </w:r>
-          </w:p>
-        </w:tc>
-        <w:tc>
-          <w:tcPr>
-            <w:tcW w:type="dxa" w:w="6803"/>
-            <w:vAlign w:val="center"/>
-            <w:tcBorders>
-              <w:top w:val="single" w:sz="6" w:space="0" w:color="D9D9D9"/>
-              <w:left w:val="single" w:sz="6" w:space="0" w:color="D9D9D9"/>
-              <w:bottom w:val="single" w:sz="6" w:space="0" w:color="D9D9D9"/>
-              <w:right w:val="single" w:sz="6" w:space="0" w:color="D9D9D9"/>
-              <w:insideH w:val="single" w:sz="6" w:space="0" w:color="D9D9D9"/>
-              <w:insideV w:val="single" w:sz="6" w:space="0" w:color="D9D9D9"/>
-            </w:tcBorders>
-            <w:tcMar>
-              <w:top w:w="90" w:type="dxa"/>
-              <w:start w:w="120" w:type="dxa"/>
-              <w:bottom w:w="90" w:type="dxa"/>
-              <w:end w:w="120" w:type="dxa"/>
-            </w:tcMar>
-            <w:shd w:fill="F7FAFC"/>
-          </w:tcPr>
-          <w:p>
-            <w:pPr>
-              <w:spacing w:before="0" w:after="40"/>
-            </w:pPr>
-            <w:r>
-              <w:rPr>
-                <w:sz w:val="17"/>
-              </w:rPr>
-              <w:t>{{activity.predecessoras}}</w:t>
-            </w:r>
-          </w:p>
-        </w:tc>
-      </w:tr>
-      <w:tr>
-        <w:tc>
-          <w:tcPr>
-            <w:tcW w:type="dxa" w:w="2381"/>
-            <w:vAlign w:val="center"/>
-            <w:tcBorders>
-              <w:top w:val="single" w:sz="6" w:space="0" w:color="D9D9D9"/>
-              <w:left w:val="single" w:sz="6" w:space="0" w:color="D9D9D9"/>
-              <w:bottom w:val="single" w:sz="6" w:space="0" w:color="D9D9D9"/>
-              <w:right w:val="single" w:sz="6" w:space="0" w:color="D9D9D9"/>
-              <w:insideH w:val="single" w:sz="6" w:space="0" w:color="D9D9D9"/>
-              <w:insideV w:val="single" w:sz="6" w:space="0" w:color="D9D9D9"/>
-            </w:tcBorders>
-            <w:tcMar>
-              <w:top w:w="90" w:type="dxa"/>
-              <w:start w:w="120" w:type="dxa"/>
-              <w:bottom w:w="90" w:type="dxa"/>
-              <w:end w:w="120" w:type="dxa"/>
-            </w:tcMar>
-          </w:tcPr>
-          <w:p>
-            <w:pPr>
-              <w:spacing w:before="0" w:after="40"/>
-            </w:pPr>
-            <w:r>
-              <w:rPr>
-                <w:sz w:val="17"/>
-              </w:rPr>
-              <w:t>Número de retestes</w:t>
-            </w:r>
-          </w:p>
-        </w:tc>
-        <w:tc>
-          <w:tcPr>
-            <w:tcW w:type="dxa" w:w="6803"/>
-            <w:vAlign w:val="center"/>
-            <w:tcBorders>
-              <w:top w:val="single" w:sz="6" w:space="0" w:color="D9D9D9"/>
-              <w:left w:val="single" w:sz="6" w:space="0" w:color="D9D9D9"/>
-              <w:bottom w:val="single" w:sz="6" w:space="0" w:color="D9D9D9"/>
-              <w:right w:val="single" w:sz="6" w:space="0" w:color="D9D9D9"/>
-              <w:insideH w:val="single" w:sz="6" w:space="0" w:color="D9D9D9"/>
-              <w:insideV w:val="single" w:sz="6" w:space="0" w:color="D9D9D9"/>
-            </w:tcBorders>
-            <w:tcMar>
-              <w:top w:w="90" w:type="dxa"/>
-              <w:start w:w="120" w:type="dxa"/>
-              <w:bottom w:w="90" w:type="dxa"/>
-              <w:end w:w="120" w:type="dxa"/>
-            </w:tcMar>
-          </w:tcPr>
-          <w:p>
-            <w:pPr>
-              <w:spacing w:before="0" w:after="40"/>
-            </w:pPr>
-            <w:r>
-              <w:rPr>
-                <w:sz w:val="17"/>
-              </w:rPr>
-              <w:t>{{activity.numero_retest}}</w:t>
-            </w:r>
-          </w:p>
-        </w:tc>
-      </w:tr>
-    </w:tbl>
-    <w:p/>
-    <w:p>
-      <w:pPr>
-        <w:pStyle w:val="Heading1"/>
-      </w:pPr>
-      <w:r>
-        <w:rPr>
-          <w:color w:val="000000"/>
-        </w:rPr>
-        <w:t>Evidências da atividade</w:t>
-      </w:r>
-    </w:p>
-    <w:p>
-      <w:pPr>
-        <w:spacing w:after="140"/>
-      </w:pPr>
-      <w:r>
-        <w:t>As evidências ficam armazenadas no Azure Storage. O link abaixo deve ser gerado pelo backend com permissão temporária e validade adequada para auditoria.</w:t>
-      </w:r>
-    </w:p>
-    <w:tbl>
-      <w:tblPr>
-        <w:tblStyle w:val="TableGrid"/>
-        <w:tblW w:type="auto" w:w="0"/>
-        <w:jc w:val="center"/>
-        <w:tblLook w:firstColumn="1" w:firstRow="1" w:lastColumn="0" w:lastRow="0" w:noHBand="0" w:noVBand="1" w:val="04A0"/>
-      </w:tblPr>
-      <w:tblGrid>
-        <w:gridCol w:w="5100"/>
-        <w:gridCol w:w="5100"/>
-      </w:tblGrid>
-      <w:tr>
-        <w:tc>
-          <w:tcPr>
-            <w:tcW w:type="dxa" w:w="2381"/>
-            <w:vAlign w:val="center"/>
-            <w:tcBorders>
-              <w:top w:val="single" w:sz="6" w:space="0" w:color="D9D9D9"/>
-              <w:left w:val="single" w:sz="6" w:space="0" w:color="D9D9D9"/>
-              <w:bottom w:val="single" w:sz="6" w:space="0" w:color="D9D9D9"/>
-              <w:right w:val="single" w:sz="6" w:space="0" w:color="D9D9D9"/>
-              <w:insideH w:val="single" w:sz="6" w:space="0" w:color="D9D9D9"/>
-              <w:insideV w:val="single" w:sz="6" w:space="0" w:color="D9D9D9"/>
-            </w:tcBorders>
-            <w:tcMar>
-              <w:top w:w="90" w:type="dxa"/>
-              <w:start w:w="120" w:type="dxa"/>
-              <w:bottom w:w="90" w:type="dxa"/>
-              <w:end w:w="120" w:type="dxa"/>
-            </w:tcMar>
-            <w:shd w:fill="404040"/>
-          </w:tcPr>
-          <w:p>
-            <w:pPr>
-              <w:spacing w:before="0" w:after="40"/>
-            </w:pPr>
-            <w:r>
-              <w:rPr>
-                <w:b/>
-                <w:color w:val="FFFFFF"/>
-                <w:sz w:val="17"/>
-              </w:rPr>
-              <w:t>Campo</w:t>
-            </w:r>
-          </w:p>
-        </w:tc>
-        <w:tc>
-          <w:tcPr>
-            <w:tcW w:type="dxa" w:w="6803"/>
-            <w:vAlign w:val="center"/>
-            <w:tcBorders>
-              <w:top w:val="single" w:sz="6" w:space="0" w:color="D9D9D9"/>
-              <w:left w:val="single" w:sz="6" w:space="0" w:color="D9D9D9"/>
-              <w:bottom w:val="single" w:sz="6" w:space="0" w:color="D9D9D9"/>
-              <w:right w:val="single" w:sz="6" w:space="0" w:color="D9D9D9"/>
-              <w:insideH w:val="single" w:sz="6" w:space="0" w:color="D9D9D9"/>
-              <w:insideV w:val="single" w:sz="6" w:space="0" w:color="D9D9D9"/>
-            </w:tcBorders>
-            <w:tcMar>
-              <w:top w:w="90" w:type="dxa"/>
-              <w:start w:w="120" w:type="dxa"/>
-              <w:bottom w:w="90" w:type="dxa"/>
-              <w:end w:w="120" w:type="dxa"/>
-            </w:tcMar>
-            <w:shd w:fill="404040"/>
-          </w:tcPr>
-          <w:p>
-            <w:pPr>
-              <w:spacing w:before="0" w:after="40"/>
-            </w:pPr>
-            <w:r>
-              <w:rPr>
-                <w:b/>
-                <w:color w:val="FFFFFF"/>
-                <w:sz w:val="17"/>
-              </w:rPr>
-              <w:t>Valor</w:t>
-            </w:r>
-          </w:p>
-        </w:tc>
-      </w:tr>
-      <w:tr>
-        <w:tc>
-          <w:tcPr>
-            <w:tcW w:type="dxa" w:w="2381"/>
-            <w:vAlign w:val="center"/>
-            <w:tcBorders>
-              <w:top w:val="single" w:sz="6" w:space="0" w:color="D9D9D9"/>
-              <w:left w:val="single" w:sz="6" w:space="0" w:color="D9D9D9"/>
-              <w:bottom w:val="single" w:sz="6" w:space="0" w:color="D9D9D9"/>
-              <w:right w:val="single" w:sz="6" w:space="0" w:color="D9D9D9"/>
-              <w:insideH w:val="single" w:sz="6" w:space="0" w:color="D9D9D9"/>
-              <w:insideV w:val="single" w:sz="6" w:space="0" w:color="D9D9D9"/>
-            </w:tcBorders>
-            <w:tcMar>
-              <w:top w:w="90" w:type="dxa"/>
-              <w:start w:w="120" w:type="dxa"/>
-              <w:bottom w:w="90" w:type="dxa"/>
-              <w:end w:w="120" w:type="dxa"/>
-            </w:tcMar>
-          </w:tcPr>
-          <w:p>
-            <w:pPr>
-              <w:spacing w:before="0" w:after="40"/>
-            </w:pPr>
-            <w:r>
-              <w:rPr>
-                <w:sz w:val="17"/>
-              </w:rPr>
-              <w:t>Tipo</w:t>
-            </w:r>
-          </w:p>
-        </w:tc>
-        <w:tc>
-          <w:tcPr>
-            <w:tcW w:type="dxa" w:w="6803"/>
-            <w:vAlign w:val="center"/>
-            <w:tcBorders>
-              <w:top w:val="single" w:sz="6" w:space="0" w:color="D9D9D9"/>
-              <w:left w:val="single" w:sz="6" w:space="0" w:color="D9D9D9"/>
-              <w:bottom w:val="single" w:sz="6" w:space="0" w:color="D9D9D9"/>
-              <w:right w:val="single" w:sz="6" w:space="0" w:color="D9D9D9"/>
-              <w:insideH w:val="single" w:sz="6" w:space="0" w:color="D9D9D9"/>
-              <w:insideV w:val="single" w:sz="6" w:space="0" w:color="D9D9D9"/>
-            </w:tcBorders>
-            <w:tcMar>
-              <w:top w:w="90" w:type="dxa"/>
-              <w:start w:w="120" w:type="dxa"/>
-              <w:bottom w:w="90" w:type="dxa"/>
-              <w:end w:w="120" w:type="dxa"/>
-            </w:tcMar>
-          </w:tcPr>
-          <w:p>
-            <w:pPr>
-              <w:spacing w:before="0" w:after="40"/>
-            </w:pPr>
-            <w:r>
-              <w:rPr>
-                <w:sz w:val="17"/>
-              </w:rPr>
-              <w:t>Aprovação da atividade</w:t>
-            </w:r>
-          </w:p>
-        </w:tc>
-      </w:tr>
-      <w:tr>
-        <w:tc>
-          <w:tcPr>
-            <w:tcW w:type="dxa" w:w="2381"/>
-            <w:vAlign w:val="center"/>
-            <w:tcBorders>
-              <w:top w:val="single" w:sz="6" w:space="0" w:color="D9D9D9"/>
-              <w:left w:val="single" w:sz="6" w:space="0" w:color="D9D9D9"/>
-              <w:bottom w:val="single" w:sz="6" w:space="0" w:color="D9D9D9"/>
-              <w:right w:val="single" w:sz="6" w:space="0" w:color="D9D9D9"/>
-              <w:insideH w:val="single" w:sz="6" w:space="0" w:color="D9D9D9"/>
-              <w:insideV w:val="single" w:sz="6" w:space="0" w:color="D9D9D9"/>
-            </w:tcBorders>
-            <w:tcMar>
-              <w:top w:w="90" w:type="dxa"/>
-              <w:start w:w="120" w:type="dxa"/>
-              <w:bottom w:w="90" w:type="dxa"/>
-              <w:end w:w="120" w:type="dxa"/>
-            </w:tcMar>
-            <w:shd w:fill="F7FAFC"/>
-          </w:tcPr>
-          <w:p>
-            <w:pPr>
-              <w:spacing w:before="0" w:after="40"/>
-            </w:pPr>
-            <w:r>
-              <w:rPr>
-                <w:sz w:val="17"/>
-              </w:rPr>
-              <w:t>Arquivo</w:t>
-            </w:r>
-          </w:p>
-        </w:tc>
-        <w:tc>
-          <w:tcPr>
-            <w:tcW w:type="dxa" w:w="6803"/>
-            <w:vAlign w:val="center"/>
-            <w:tcBorders>
-              <w:top w:val="single" w:sz="6" w:space="0" w:color="D9D9D9"/>
-              <w:left w:val="single" w:sz="6" w:space="0" w:color="D9D9D9"/>
-              <w:bottom w:val="single" w:sz="6" w:space="0" w:color="D9D9D9"/>
-              <w:right w:val="single" w:sz="6" w:space="0" w:color="D9D9D9"/>
-              <w:insideH w:val="single" w:sz="6" w:space="0" w:color="D9D9D9"/>
-              <w:insideV w:val="single" w:sz="6" w:space="0" w:color="D9D9D9"/>
-            </w:tcBorders>
-            <w:tcMar>
-              <w:top w:w="90" w:type="dxa"/>
-              <w:start w:w="120" w:type="dxa"/>
-              <w:bottom w:w="90" w:type="dxa"/>
-              <w:end w:w="120" w:type="dxa"/>
-            </w:tcMar>
-            <w:shd w:fill="F7FAFC"/>
-          </w:tcPr>
-          <w:p>
-            <w:pPr>
-              <w:spacing w:before="0" w:after="40"/>
-            </w:pPr>
-            <w:r>
-              <w:rPr>
-                <w:sz w:val="17"/>
-              </w:rPr>
-              <w:t>{{activity.evidencia.file_name}}</w:t>
-            </w:r>
-          </w:p>
-        </w:tc>
-      </w:tr>
-      <w:tr>
-        <w:tc>
-          <w:tcPr>
-            <w:tcW w:type="dxa" w:w="2381"/>
-            <w:vAlign w:val="center"/>
-            <w:tcBorders>
-              <w:top w:val="single" w:sz="6" w:space="0" w:color="D9D9D9"/>
-              <w:left w:val="single" w:sz="6" w:space="0" w:color="D9D9D9"/>
-              <w:bottom w:val="single" w:sz="6" w:space="0" w:color="D9D9D9"/>
-              <w:right w:val="single" w:sz="6" w:space="0" w:color="D9D9D9"/>
-              <w:insideH w:val="single" w:sz="6" w:space="0" w:color="D9D9D9"/>
-              <w:insideV w:val="single" w:sz="6" w:space="0" w:color="D9D9D9"/>
-            </w:tcBorders>
-            <w:tcMar>
-              <w:top w:w="90" w:type="dxa"/>
-              <w:start w:w="120" w:type="dxa"/>
-              <w:bottom w:w="90" w:type="dxa"/>
-              <w:end w:w="120" w:type="dxa"/>
-            </w:tcMar>
-          </w:tcPr>
-          <w:p>
-            <w:pPr>
-              <w:spacing w:before="0" w:after="40"/>
-            </w:pPr>
-            <w:r>
-              <w:rPr>
-                <w:sz w:val="17"/>
-              </w:rPr>
-              <w:t>Enviado por</w:t>
-            </w:r>
-          </w:p>
-        </w:tc>
-        <w:tc>
-          <w:tcPr>
-            <w:tcW w:type="dxa" w:w="6803"/>
-            <w:vAlign w:val="center"/>
-            <w:tcBorders>
-              <w:top w:val="single" w:sz="6" w:space="0" w:color="D9D9D9"/>
-              <w:left w:val="single" w:sz="6" w:space="0" w:color="D9D9D9"/>
-              <w:bottom w:val="single" w:sz="6" w:space="0" w:color="D9D9D9"/>
-              <w:right w:val="single" w:sz="6" w:space="0" w:color="D9D9D9"/>
-              <w:insideH w:val="single" w:sz="6" w:space="0" w:color="D9D9D9"/>
-              <w:insideV w:val="single" w:sz="6" w:space="0" w:color="D9D9D9"/>
-            </w:tcBorders>
-            <w:tcMar>
-              <w:top w:w="90" w:type="dxa"/>
-              <w:start w:w="120" w:type="dxa"/>
-              <w:bottom w:w="90" w:type="dxa"/>
-              <w:end w:w="120" w:type="dxa"/>
-            </w:tcMar>
-          </w:tcPr>
-          <w:p>
-            <w:pPr>
-              <w:spacing w:before="0" w:after="40"/>
-            </w:pPr>
-            <w:r>
-              <w:rPr>
-                <w:sz w:val="17"/>
-              </w:rPr>
-              <w:t>{{activity.evidencia.uploaded_by}}</w:t>
-            </w:r>
-          </w:p>
-        </w:tc>
-      </w:tr>
-      <w:tr>
-        <w:tc>
-          <w:tcPr>
-            <w:tcW w:type="dxa" w:w="2381"/>
-            <w:vAlign w:val="center"/>
-            <w:tcBorders>
-              <w:top w:val="single" w:sz="6" w:space="0" w:color="D9D9D9"/>
-              <w:left w:val="single" w:sz="6" w:space="0" w:color="D9D9D9"/>
-              <w:bottom w:val="single" w:sz="6" w:space="0" w:color="D9D9D9"/>
-              <w:right w:val="single" w:sz="6" w:space="0" w:color="D9D9D9"/>
-              <w:insideH w:val="single" w:sz="6" w:space="0" w:color="D9D9D9"/>
-              <w:insideV w:val="single" w:sz="6" w:space="0" w:color="D9D9D9"/>
-            </w:tcBorders>
-            <w:tcMar>
-              <w:top w:w="90" w:type="dxa"/>
-              <w:start w:w="120" w:type="dxa"/>
-              <w:bottom w:w="90" w:type="dxa"/>
-              <w:end w:w="120" w:type="dxa"/>
-            </w:tcMar>
-            <w:shd w:fill="F7FAFC"/>
-          </w:tcPr>
-          <w:p>
-            <w:pPr>
-              <w:spacing w:before="0" w:after="40"/>
-            </w:pPr>
-            <w:r>
-              <w:rPr>
-                <w:sz w:val="17"/>
-              </w:rPr>
-              <w:t>Enviado em</w:t>
-            </w:r>
-          </w:p>
-        </w:tc>
-        <w:tc>
-          <w:tcPr>
-            <w:tcW w:type="dxa" w:w="6803"/>
-            <w:vAlign w:val="center"/>
-            <w:tcBorders>
-              <w:top w:val="single" w:sz="6" w:space="0" w:color="D9D9D9"/>
-              <w:left w:val="single" w:sz="6" w:space="0" w:color="D9D9D9"/>
-              <w:bottom w:val="single" w:sz="6" w:space="0" w:color="D9D9D9"/>
-              <w:right w:val="single" w:sz="6" w:space="0" w:color="D9D9D9"/>
-              <w:insideH w:val="single" w:sz="6" w:space="0" w:color="D9D9D9"/>
-              <w:insideV w:val="single" w:sz="6" w:space="0" w:color="D9D9D9"/>
-            </w:tcBorders>
-            <w:tcMar>
-              <w:top w:w="90" w:type="dxa"/>
-              <w:start w:w="120" w:type="dxa"/>
-              <w:bottom w:w="90" w:type="dxa"/>
-              <w:end w:w="120" w:type="dxa"/>
-            </w:tcMar>
-            <w:shd w:fill="F7FAFC"/>
-          </w:tcPr>
-          <w:p>
-            <w:pPr>
-              <w:spacing w:before="0" w:after="40"/>
-            </w:pPr>
-            <w:r>
-              <w:rPr>
-                <w:sz w:val="17"/>
-              </w:rPr>
-              <w:t>{{activity.evidencia.uploaded_at}}</w:t>
-            </w:r>
-          </w:p>
-        </w:tc>
-      </w:tr>
-      <w:tr>
-        <w:tc>
-          <w:tcPr>
-            <w:tcW w:type="dxa" w:w="2381"/>
-            <w:vAlign w:val="center"/>
-            <w:tcBorders>
-              <w:top w:val="single" w:sz="6" w:space="0" w:color="D9D9D9"/>
-              <w:left w:val="single" w:sz="6" w:space="0" w:color="D9D9D9"/>
-              <w:bottom w:val="single" w:sz="6" w:space="0" w:color="D9D9D9"/>
-              <w:right w:val="single" w:sz="6" w:space="0" w:color="D9D9D9"/>
-              <w:insideH w:val="single" w:sz="6" w:space="0" w:color="D9D9D9"/>
-              <w:insideV w:val="single" w:sz="6" w:space="0" w:color="D9D9D9"/>
-            </w:tcBorders>
-            <w:tcMar>
-              <w:top w:w="90" w:type="dxa"/>
-              <w:start w:w="120" w:type="dxa"/>
-              <w:bottom w:w="90" w:type="dxa"/>
-              <w:end w:w="120" w:type="dxa"/>
-            </w:tcMar>
-          </w:tcPr>
-          <w:p>
-            <w:pPr>
-              <w:spacing w:before="0" w:after="40"/>
-            </w:pPr>
-            <w:r>
-              <w:rPr>
-                <w:sz w:val="17"/>
-              </w:rPr>
-              <w:t>Link</w:t>
-            </w:r>
-          </w:p>
-        </w:tc>
-        <w:tc>
-          <w:tcPr>
-            <w:tcW w:type="dxa" w:w="6803"/>
-            <w:vAlign w:val="center"/>
-            <w:tcBorders>
-              <w:top w:val="single" w:sz="6" w:space="0" w:color="D9D9D9"/>
-              <w:left w:val="single" w:sz="6" w:space="0" w:color="D9D9D9"/>
-              <w:bottom w:val="single" w:sz="6" w:space="0" w:color="D9D9D9"/>
-              <w:right w:val="single" w:sz="6" w:space="0" w:color="D9D9D9"/>
-              <w:insideH w:val="single" w:sz="6" w:space="0" w:color="D9D9D9"/>
-              <w:insideV w:val="single" w:sz="6" w:space="0" w:color="D9D9D9"/>
-            </w:tcBorders>
-            <w:tcMar>
-              <w:top w:w="90" w:type="dxa"/>
-              <w:start w:w="120" w:type="dxa"/>
-              <w:bottom w:w="90" w:type="dxa"/>
-              <w:end w:w="120" w:type="dxa"/>
-            </w:tcMar>
-          </w:tcPr>
-          <w:p>
-            <w:pPr>
-              <w:spacing w:before="0" w:after="40"/>
-            </w:pPr>
-            <w:r>
-              <w:rPr>
-                <w:sz w:val="17"/>
-              </w:rPr>
-              <w:t>{{activity.evidencia.url}}</w:t>
-            </w:r>
-          </w:p>
-        </w:tc>
-      </w:tr>
-      <w:tr>
-        <w:tc>
-          <w:tcPr>
-            <w:tcW w:type="dxa" w:w="2381"/>
-            <w:vAlign w:val="center"/>
-            <w:tcBorders>
-              <w:top w:val="single" w:sz="6" w:space="0" w:color="D9D9D9"/>
-              <w:left w:val="single" w:sz="6" w:space="0" w:color="D9D9D9"/>
-              <w:bottom w:val="single" w:sz="6" w:space="0" w:color="D9D9D9"/>
-              <w:right w:val="single" w:sz="6" w:space="0" w:color="D9D9D9"/>
-              <w:insideH w:val="single" w:sz="6" w:space="0" w:color="D9D9D9"/>
-              <w:insideV w:val="single" w:sz="6" w:space="0" w:color="D9D9D9"/>
-            </w:tcBorders>
-            <w:tcMar>
-              <w:top w:w="90" w:type="dxa"/>
-              <w:start w:w="120" w:type="dxa"/>
-              <w:bottom w:w="90" w:type="dxa"/>
-              <w:end w:w="120" w:type="dxa"/>
-            </w:tcMar>
-            <w:shd w:fill="F7FAFC"/>
-          </w:tcPr>
-          <w:p>
-            <w:pPr>
-              <w:spacing w:before="0" w:after="40"/>
-            </w:pPr>
-            <w:r>
-              <w:rPr>
-                <w:sz w:val="17"/>
-              </w:rPr>
-              <w:t>Validade do link</w:t>
-            </w:r>
-          </w:p>
-        </w:tc>
-        <w:tc>
-          <w:tcPr>
-            <w:tcW w:type="dxa" w:w="6803"/>
-            <w:vAlign w:val="center"/>
-            <w:tcBorders>
-              <w:top w:val="single" w:sz="6" w:space="0" w:color="D9D9D9"/>
-              <w:left w:val="single" w:sz="6" w:space="0" w:color="D9D9D9"/>
-              <w:bottom w:val="single" w:sz="6" w:space="0" w:color="D9D9D9"/>
-              <w:right w:val="single" w:sz="6" w:space="0" w:color="D9D9D9"/>
-              <w:insideH w:val="single" w:sz="6" w:space="0" w:color="D9D9D9"/>
-              <w:insideV w:val="single" w:sz="6" w:space="0" w:color="D9D9D9"/>
-            </w:tcBorders>
-            <w:tcMar>
-              <w:top w:w="90" w:type="dxa"/>
-              <w:start w:w="120" w:type="dxa"/>
-              <w:bottom w:w="90" w:type="dxa"/>
-              <w:end w:w="120" w:type="dxa"/>
-            </w:tcMar>
-            <w:shd w:fill="F7FAFC"/>
-          </w:tcPr>
-          <w:p>
-            <w:pPr>
-              <w:spacing w:before="0" w:after="40"/>
-            </w:pPr>
-            <w:r>
-              <w:rPr>
-                <w:sz w:val="17"/>
-              </w:rPr>
-              <w:t>{{activity.evidencia.expires_at}}</w:t>
-            </w:r>
-          </w:p>
-        </w:tc>
-      </w:tr>
-      <w:tr>
-        <w:tc>
-          <w:tcPr>
-            <w:tcW w:type="dxa" w:w="2381"/>
-            <w:vAlign w:val="center"/>
-            <w:tcBorders>
-              <w:top w:val="single" w:sz="6" w:space="0" w:color="D9D9D9"/>
-              <w:left w:val="single" w:sz="6" w:space="0" w:color="D9D9D9"/>
-              <w:bottom w:val="single" w:sz="6" w:space="0" w:color="D9D9D9"/>
-              <w:right w:val="single" w:sz="6" w:space="0" w:color="D9D9D9"/>
-              <w:insideH w:val="single" w:sz="6" w:space="0" w:color="D9D9D9"/>
-              <w:insideV w:val="single" w:sz="6" w:space="0" w:color="D9D9D9"/>
-            </w:tcBorders>
-            <w:tcMar>
-              <w:top w:w="90" w:type="dxa"/>
-              <w:start w:w="120" w:type="dxa"/>
-              <w:bottom w:w="90" w:type="dxa"/>
-              <w:end w:w="120" w:type="dxa"/>
-            </w:tcMar>
-          </w:tcPr>
-          <w:p>
-            <w:pPr>
-              <w:spacing w:before="0" w:after="40"/>
-            </w:pPr>
-            <w:r>
-              <w:rPr>
-                <w:sz w:val="17"/>
-              </w:rPr>
-              <w:t>Caminho no storage</w:t>
-            </w:r>
-          </w:p>
-        </w:tc>
-        <w:tc>
-          <w:tcPr>
-            <w:tcW w:type="dxa" w:w="6803"/>
-            <w:vAlign w:val="center"/>
-            <w:tcBorders>
-              <w:top w:val="single" w:sz="6" w:space="0" w:color="D9D9D9"/>
-              <w:left w:val="single" w:sz="6" w:space="0" w:color="D9D9D9"/>
-              <w:bottom w:val="single" w:sz="6" w:space="0" w:color="D9D9D9"/>
-              <w:right w:val="single" w:sz="6" w:space="0" w:color="D9D9D9"/>
-              <w:insideH w:val="single" w:sz="6" w:space="0" w:color="D9D9D9"/>
-              <w:insideV w:val="single" w:sz="6" w:space="0" w:color="D9D9D9"/>
-            </w:tcBorders>
-            <w:tcMar>
-              <w:top w:w="90" w:type="dxa"/>
-              <w:start w:w="120" w:type="dxa"/>
-              <w:bottom w:w="90" w:type="dxa"/>
-              <w:end w:w="120" w:type="dxa"/>
-            </w:tcMar>
-          </w:tcPr>
-          <w:p>
-            <w:pPr>
-              <w:spacing w:before="0" w:after="40"/>
-            </w:pPr>
-            <w:r>
-              <w:rPr>
-                <w:sz w:val="17"/>
-              </w:rPr>
-              <w:t>{{activity.evidencia.storage_path}}</w:t>
-            </w:r>
-          </w:p>
-        </w:tc>
-      </w:tr>
-    </w:tbl>
-    <w:p/>
-    <w:p>
-      <w:pPr>
-        <w:pStyle w:val="Heading1"/>
-      </w:pPr>
-      <w:r>
-        <w:rPr>
-          <w:color w:val="000000"/>
-        </w:rPr>
-        <w:t>Issues vinculadas</w:t>
-      </w:r>
-    </w:p>
-    <w:p>
-      <w:pPr>
-        <w:spacing w:after="140"/>
-      </w:pPr>
-      <w:r>
-        <w:t>Esta seção deve listar todas as issues ligadas à atividade, incluindo concluídas, canceladas e abertas, para preservar a rastreabilidade do ciclo de teste.</w:t>
-      </w:r>
-    </w:p>
-    <w:tbl>
-      <w:tblPr>
-        <w:tblStyle w:val="TableGrid"/>
-        <w:tblW w:type="auto" w:w="0"/>
-        <w:jc w:val="center"/>
-        <w:tblLook w:firstColumn="1" w:firstRow="1" w:lastColumn="0" w:lastRow="0" w:noHBand="0" w:noVBand="1" w:val="04A0"/>
-      </w:tblPr>
-      <w:tblGrid>
-        <w:gridCol w:w="1457"/>
-        <w:gridCol w:w="1457"/>
-        <w:gridCol w:w="1457"/>
-        <w:gridCol w:w="1457"/>
-        <w:gridCol w:w="1457"/>
-        <w:gridCol w:w="1457"/>
-        <w:gridCol w:w="1457"/>
-      </w:tblGrid>
-      <w:tr>
-        <w:tc>
-          <w:tcPr>
-            <w:tcW w:type="dxa" w:w="1134"/>
-            <w:vAlign w:val="center"/>
-            <w:tcBorders>
-              <w:top w:val="single" w:sz="6" w:space="0" w:color="D9D9D9"/>
-              <w:left w:val="single" w:sz="6" w:space="0" w:color="D9D9D9"/>
-              <w:bottom w:val="single" w:sz="6" w:space="0" w:color="D9D9D9"/>
-              <w:right w:val="single" w:sz="6" w:space="0" w:color="D9D9D9"/>
-              <w:insideH w:val="single" w:sz="6" w:space="0" w:color="D9D9D9"/>
-              <w:insideV w:val="single" w:sz="6" w:space="0" w:color="D9D9D9"/>
-            </w:tcBorders>
-            <w:tcMar>
-              <w:top w:w="90" w:type="dxa"/>
-              <w:start w:w="120" w:type="dxa"/>
-              <w:bottom w:w="90" w:type="dxa"/>
-              <w:end w:w="120" w:type="dxa"/>
-            </w:tcMar>
-            <w:shd w:fill="1F4E79"/>
-          </w:tcPr>
-          <w:p>
-            <w:pPr>
-              <w:spacing w:before="0" w:after="40"/>
-            </w:pPr>
-            <w:r>
-              <w:rPr>
-                <w:b/>
-                <w:color w:val="FFFFFF"/>
-                <w:sz w:val="17"/>
-              </w:rPr>
-              <w:t>Issue</w:t>
-            </w:r>
-          </w:p>
-        </w:tc>
-        <w:tc>
-          <w:tcPr>
-            <w:tcW w:type="dxa" w:w="2098"/>
-            <w:vAlign w:val="center"/>
-            <w:tcBorders>
-              <w:top w:val="single" w:sz="6" w:space="0" w:color="D9D9D9"/>
-              <w:left w:val="single" w:sz="6" w:space="0" w:color="D9D9D9"/>
-              <w:bottom w:val="single" w:sz="6" w:space="0" w:color="D9D9D9"/>
-              <w:right w:val="single" w:sz="6" w:space="0" w:color="D9D9D9"/>
-              <w:insideH w:val="single" w:sz="6" w:space="0" w:color="D9D9D9"/>
-              <w:insideV w:val="single" w:sz="6" w:space="0" w:color="D9D9D9"/>
-            </w:tcBorders>
-            <w:tcMar>
-              <w:top w:w="90" w:type="dxa"/>
-              <w:start w:w="120" w:type="dxa"/>
-              <w:bottom w:w="90" w:type="dxa"/>
-              <w:end w:w="120" w:type="dxa"/>
-            </w:tcMar>
-            <w:shd w:fill="1F4E79"/>
-          </w:tcPr>
-          <w:p>
-            <w:pPr>
-              <w:spacing w:before="0" w:after="40"/>
-            </w:pPr>
-            <w:r>
-              <w:rPr>
-                <w:b/>
-                <w:color w:val="FFFFFF"/>
-                <w:sz w:val="17"/>
-              </w:rPr>
-              <w:t>Título</w:t>
-            </w:r>
-          </w:p>
-        </w:tc>
-        <w:tc>
-          <w:tcPr>
-            <w:tcW w:type="dxa" w:w="1304"/>
-            <w:vAlign w:val="center"/>
-            <w:tcBorders>
-              <w:top w:val="single" w:sz="6" w:space="0" w:color="D9D9D9"/>
-              <w:left w:val="single" w:sz="6" w:space="0" w:color="D9D9D9"/>
-              <w:bottom w:val="single" w:sz="6" w:space="0" w:color="D9D9D9"/>
-              <w:right w:val="single" w:sz="6" w:space="0" w:color="D9D9D9"/>
-              <w:insideH w:val="single" w:sz="6" w:space="0" w:color="D9D9D9"/>
-              <w:insideV w:val="single" w:sz="6" w:space="0" w:color="D9D9D9"/>
-            </w:tcBorders>
-            <w:tcMar>
-              <w:top w:w="90" w:type="dxa"/>
-              <w:start w:w="120" w:type="dxa"/>
-              <w:bottom w:w="90" w:type="dxa"/>
-              <w:end w:w="120" w:type="dxa"/>
-            </w:tcMar>
-            <w:shd w:fill="1F4E79"/>
-          </w:tcPr>
-          <w:p>
-            <w:pPr>
-              <w:spacing w:before="0" w:after="40"/>
-            </w:pPr>
-            <w:r>
-              <w:rPr>
-                <w:b/>
-                <w:color w:val="FFFFFF"/>
-                <w:sz w:val="17"/>
-              </w:rPr>
-              <w:t>Status</w:t>
-            </w:r>
-          </w:p>
-        </w:tc>
-        <w:tc>
-          <w:tcPr>
-            <w:tcW w:type="dxa" w:w="1134"/>
-            <w:vAlign w:val="center"/>
-            <w:tcBorders>
-              <w:top w:val="single" w:sz="6" w:space="0" w:color="D9D9D9"/>
-              <w:left w:val="single" w:sz="6" w:space="0" w:color="D9D9D9"/>
-              <w:bottom w:val="single" w:sz="6" w:space="0" w:color="D9D9D9"/>
-              <w:right w:val="single" w:sz="6" w:space="0" w:color="D9D9D9"/>
-              <w:insideH w:val="single" w:sz="6" w:space="0" w:color="D9D9D9"/>
-              <w:insideV w:val="single" w:sz="6" w:space="0" w:color="D9D9D9"/>
-            </w:tcBorders>
-            <w:tcMar>
-              <w:top w:w="90" w:type="dxa"/>
-              <w:start w:w="120" w:type="dxa"/>
-              <w:bottom w:w="90" w:type="dxa"/>
-              <w:end w:w="120" w:type="dxa"/>
-            </w:tcMar>
-            <w:shd w:fill="1F4E79"/>
-          </w:tcPr>
-          <w:p>
-            <w:pPr>
-              <w:spacing w:before="0" w:after="40"/>
-            </w:pPr>
-            <w:r>
-              <w:rPr>
-                <w:b/>
-                <w:color w:val="FFFFFF"/>
-                <w:sz w:val="17"/>
-              </w:rPr>
-              <w:t>Impeditiva</w:t>
-            </w:r>
-          </w:p>
-        </w:tc>
-        <w:tc>
-          <w:tcPr>
-            <w:tcW w:type="dxa" w:w="1134"/>
-            <w:vAlign w:val="center"/>
-            <w:tcBorders>
-              <w:top w:val="single" w:sz="6" w:space="0" w:color="D9D9D9"/>
-              <w:left w:val="single" w:sz="6" w:space="0" w:color="D9D9D9"/>
-              <w:bottom w:val="single" w:sz="6" w:space="0" w:color="D9D9D9"/>
-              <w:right w:val="single" w:sz="6" w:space="0" w:color="D9D9D9"/>
-              <w:insideH w:val="single" w:sz="6" w:space="0" w:color="D9D9D9"/>
-              <w:insideV w:val="single" w:sz="6" w:space="0" w:color="D9D9D9"/>
-            </w:tcBorders>
-            <w:tcMar>
-              <w:top w:w="90" w:type="dxa"/>
-              <w:start w:w="120" w:type="dxa"/>
-              <w:bottom w:w="90" w:type="dxa"/>
-              <w:end w:w="120" w:type="dxa"/>
-            </w:tcMar>
-            <w:shd w:fill="1F4E79"/>
-          </w:tcPr>
-          <w:p>
-            <w:pPr>
-              <w:spacing w:before="0" w:after="40"/>
-            </w:pPr>
-            <w:r>
-              <w:rPr>
-                <w:b/>
-                <w:color w:val="FFFFFF"/>
-                <w:sz w:val="17"/>
-              </w:rPr>
-              <w:t>Impacto</w:t>
-            </w:r>
-          </w:p>
-        </w:tc>
-        <w:tc>
-          <w:tcPr>
-            <w:tcW w:type="dxa" w:w="1417"/>
-            <w:vAlign w:val="center"/>
-            <w:tcBorders>
-              <w:top w:val="single" w:sz="6" w:space="0" w:color="D9D9D9"/>
-              <w:left w:val="single" w:sz="6" w:space="0" w:color="D9D9D9"/>
-              <w:bottom w:val="single" w:sz="6" w:space="0" w:color="D9D9D9"/>
-              <w:right w:val="single" w:sz="6" w:space="0" w:color="D9D9D9"/>
-              <w:insideH w:val="single" w:sz="6" w:space="0" w:color="D9D9D9"/>
-              <w:insideV w:val="single" w:sz="6" w:space="0" w:color="D9D9D9"/>
-            </w:tcBorders>
-            <w:tcMar>
-              <w:top w:w="90" w:type="dxa"/>
-              <w:start w:w="120" w:type="dxa"/>
-              <w:bottom w:w="90" w:type="dxa"/>
-              <w:end w:w="120" w:type="dxa"/>
-            </w:tcMar>
-            <w:shd w:fill="1F4E79"/>
-          </w:tcPr>
-          <w:p>
-            <w:pPr>
-              <w:spacing w:before="0" w:after="40"/>
-            </w:pPr>
-            <w:r>
-              <w:rPr>
-                <w:b/>
-                <w:color w:val="FFFFFF"/>
-                <w:sz w:val="17"/>
-              </w:rPr>
-              <w:t>Dev</w:t>
-            </w:r>
-          </w:p>
-        </w:tc>
-        <w:tc>
-          <w:tcPr>
-            <w:tcW w:type="dxa" w:w="2268"/>
-            <w:vAlign w:val="center"/>
-            <w:tcBorders>
-              <w:top w:val="single" w:sz="6" w:space="0" w:color="D9D9D9"/>
-              <w:left w:val="single" w:sz="6" w:space="0" w:color="D9D9D9"/>
-              <w:bottom w:val="single" w:sz="6" w:space="0" w:color="D9D9D9"/>
-              <w:right w:val="single" w:sz="6" w:space="0" w:color="D9D9D9"/>
-              <w:insideH w:val="single" w:sz="6" w:space="0" w:color="D9D9D9"/>
-              <w:insideV w:val="single" w:sz="6" w:space="0" w:color="D9D9D9"/>
-            </w:tcBorders>
-            <w:tcMar>
-              <w:top w:w="90" w:type="dxa"/>
-              <w:start w:w="120" w:type="dxa"/>
-              <w:bottom w:w="90" w:type="dxa"/>
-              <w:end w:w="120" w:type="dxa"/>
-            </w:tcMar>
-            <w:shd w:fill="1F4E79"/>
-          </w:tcPr>
-          <w:p>
-            <w:pPr>
-              <w:spacing w:before="0" w:after="40"/>
-            </w:pPr>
-            <w:r>
-              <w:rPr>
-                <w:b/>
-                <w:color w:val="FFFFFF"/>
-                <w:sz w:val="17"/>
-              </w:rPr>
-              <w:t>Resumo da solução</w:t>
-            </w:r>
-          </w:p>
-        </w:tc>
-      </w:tr>
-      <w:tr>
-        <w:tc>
-          <w:tcPr>
-            <w:tcW w:type="dxa" w:w="1134"/>
-            <w:vAlign w:val="center"/>
-            <w:tcBorders>
-              <w:top w:val="single" w:sz="6" w:space="0" w:color="D9D9D9"/>
-              <w:left w:val="single" w:sz="6" w:space="0" w:color="D9D9D9"/>
-              <w:bottom w:val="single" w:sz="6" w:space="0" w:color="D9D9D9"/>
-              <w:right w:val="single" w:sz="6" w:space="0" w:color="D9D9D9"/>
-              <w:insideH w:val="single" w:sz="6" w:space="0" w:color="D9D9D9"/>
-              <w:insideV w:val="single" w:sz="6" w:space="0" w:color="D9D9D9"/>
-            </w:tcBorders>
-            <w:tcMar>
-              <w:top w:w="90" w:type="dxa"/>
-              <w:start w:w="120" w:type="dxa"/>
-              <w:bottom w:w="90" w:type="dxa"/>
-              <w:end w:w="120" w:type="dxa"/>
-            </w:tcMar>
-          </w:tcPr>
-          <w:p>
-            <w:pPr>
-              <w:spacing w:before="0" w:after="40"/>
-            </w:pPr>
-            <w:r>
-              <w:rPr>
-                <w:sz w:val="17"/>
-              </w:rPr>
-              <w:t>{{issue.codigo}}</w:t>
-            </w:r>
-          </w:p>
-        </w:tc>
-        <w:tc>
-          <w:tcPr>
-            <w:tcW w:type="dxa" w:w="2098"/>
-            <w:vAlign w:val="center"/>
-            <w:tcBorders>
-              <w:top w:val="single" w:sz="6" w:space="0" w:color="D9D9D9"/>
-              <w:left w:val="single" w:sz="6" w:space="0" w:color="D9D9D9"/>
-              <w:bottom w:val="single" w:sz="6" w:space="0" w:color="D9D9D9"/>
-              <w:right w:val="single" w:sz="6" w:space="0" w:color="D9D9D9"/>
-              <w:insideH w:val="single" w:sz="6" w:space="0" w:color="D9D9D9"/>
-              <w:insideV w:val="single" w:sz="6" w:space="0" w:color="D9D9D9"/>
-            </w:tcBorders>
-            <w:tcMar>
-              <w:top w:w="90" w:type="dxa"/>
-              <w:start w:w="120" w:type="dxa"/>
-              <w:bottom w:w="90" w:type="dxa"/>
-              <w:end w:w="120" w:type="dxa"/>
-            </w:tcMar>
-          </w:tcPr>
-          <w:p>
-            <w:pPr>
-              <w:spacing w:before="0" w:after="40"/>
-            </w:pPr>
-            <w:r>
-              <w:rPr>
-                <w:sz w:val="17"/>
-              </w:rPr>
-              <w:t>{{issue.titulo}}</w:t>
-            </w:r>
-          </w:p>
-        </w:tc>
-        <w:tc>
-          <w:tcPr>
-            <w:tcW w:type="dxa" w:w="1304"/>
-            <w:vAlign w:val="center"/>
-            <w:tcBorders>
-              <w:top w:val="single" w:sz="6" w:space="0" w:color="D9D9D9"/>
-              <w:left w:val="single" w:sz="6" w:space="0" w:color="D9D9D9"/>
-              <w:bottom w:val="single" w:sz="6" w:space="0" w:color="D9D9D9"/>
-              <w:right w:val="single" w:sz="6" w:space="0" w:color="D9D9D9"/>
-              <w:insideH w:val="single" w:sz="6" w:space="0" w:color="D9D9D9"/>
-              <w:insideV w:val="single" w:sz="6" w:space="0" w:color="D9D9D9"/>
-            </w:tcBorders>
-            <w:tcMar>
-              <w:top w:w="90" w:type="dxa"/>
-              <w:start w:w="120" w:type="dxa"/>
-              <w:bottom w:w="90" w:type="dxa"/>
-              <w:end w:w="120" w:type="dxa"/>
-            </w:tcMar>
-          </w:tcPr>
-          <w:p>
-            <w:pPr>
-              <w:spacing w:before="0" w:after="40"/>
-            </w:pPr>
-            <w:r>
-              <w:rPr>
-                <w:sz w:val="17"/>
-              </w:rPr>
-              <w:t>{{issue.status}}</w:t>
-            </w:r>
-          </w:p>
-        </w:tc>
-        <w:tc>
-          <w:tcPr>
-            <w:tcW w:type="dxa" w:w="1134"/>
-            <w:vAlign w:val="center"/>
-            <w:tcBorders>
-              <w:top w:val="single" w:sz="6" w:space="0" w:color="D9D9D9"/>
-              <w:left w:val="single" w:sz="6" w:space="0" w:color="D9D9D9"/>
-              <w:bottom w:val="single" w:sz="6" w:space="0" w:color="D9D9D9"/>
-              <w:right w:val="single" w:sz="6" w:space="0" w:color="D9D9D9"/>
-              <w:insideH w:val="single" w:sz="6" w:space="0" w:color="D9D9D9"/>
-              <w:insideV w:val="single" w:sz="6" w:space="0" w:color="D9D9D9"/>
-            </w:tcBorders>
-            <w:tcMar>
-              <w:top w:w="90" w:type="dxa"/>
-              <w:start w:w="120" w:type="dxa"/>
-              <w:bottom w:w="90" w:type="dxa"/>
-              <w:end w:w="120" w:type="dxa"/>
-            </w:tcMar>
-          </w:tcPr>
-          <w:p>
-            <w:pPr>
-              <w:spacing w:before="0" w:after="40"/>
-            </w:pPr>
-            <w:r>
-              <w:rPr>
-                <w:sz w:val="17"/>
-              </w:rPr>
-              <w:t>{{issue.impeditiva}}</w:t>
-            </w:r>
-          </w:p>
-        </w:tc>
-        <w:tc>
-          <w:tcPr>
-            <w:tcW w:type="dxa" w:w="1134"/>
-            <w:vAlign w:val="center"/>
-            <w:tcBorders>
-              <w:top w:val="single" w:sz="6" w:space="0" w:color="D9D9D9"/>
-              <w:left w:val="single" w:sz="6" w:space="0" w:color="D9D9D9"/>
-              <w:bottom w:val="single" w:sz="6" w:space="0" w:color="D9D9D9"/>
-              <w:right w:val="single" w:sz="6" w:space="0" w:color="D9D9D9"/>
-              <w:insideH w:val="single" w:sz="6" w:space="0" w:color="D9D9D9"/>
-              <w:insideV w:val="single" w:sz="6" w:space="0" w:color="D9D9D9"/>
-            </w:tcBorders>
-            <w:tcMar>
-              <w:top w:w="90" w:type="dxa"/>
-              <w:start w:w="120" w:type="dxa"/>
-              <w:bottom w:w="90" w:type="dxa"/>
-              <w:end w:w="120" w:type="dxa"/>
-            </w:tcMar>
-          </w:tcPr>
-          <w:p>
-            <w:pPr>
-              <w:spacing w:before="0" w:after="40"/>
-            </w:pPr>
-            <w:r>
-              <w:rPr>
-                <w:sz w:val="17"/>
-              </w:rPr>
-              <w:t>{{issue.impacto}}</w:t>
-            </w:r>
-          </w:p>
-        </w:tc>
-        <w:tc>
-          <w:tcPr>
-            <w:tcW w:type="dxa" w:w="1417"/>
-            <w:vAlign w:val="center"/>
-            <w:tcBorders>
-              <w:top w:val="single" w:sz="6" w:space="0" w:color="D9D9D9"/>
-              <w:left w:val="single" w:sz="6" w:space="0" w:color="D9D9D9"/>
-              <w:bottom w:val="single" w:sz="6" w:space="0" w:color="D9D9D9"/>
-              <w:right w:val="single" w:sz="6" w:space="0" w:color="D9D9D9"/>
-              <w:insideH w:val="single" w:sz="6" w:space="0" w:color="D9D9D9"/>
-              <w:insideV w:val="single" w:sz="6" w:space="0" w:color="D9D9D9"/>
-            </w:tcBorders>
-            <w:tcMar>
-              <w:top w:w="90" w:type="dxa"/>
-              <w:start w:w="120" w:type="dxa"/>
-              <w:bottom w:w="90" w:type="dxa"/>
-              <w:end w:w="120" w:type="dxa"/>
-            </w:tcMar>
-          </w:tcPr>
-          <w:p>
-            <w:pPr>
-              <w:spacing w:before="0" w:after="40"/>
-            </w:pPr>
-            <w:r>
-              <w:rPr>
-                <w:sz w:val="17"/>
-              </w:rPr>
-              <w:t>{{issue.dev_nome}}</w:t>
-            </w:r>
-          </w:p>
-        </w:tc>
-        <w:tc>
-          <w:tcPr>
-            <w:tcW w:type="dxa" w:w="2268"/>
-            <w:vAlign w:val="center"/>
-            <w:tcBorders>
-              <w:top w:val="single" w:sz="6" w:space="0" w:color="D9D9D9"/>
-              <w:left w:val="single" w:sz="6" w:space="0" w:color="D9D9D9"/>
-              <w:bottom w:val="single" w:sz="6" w:space="0" w:color="D9D9D9"/>
-              <w:right w:val="single" w:sz="6" w:space="0" w:color="D9D9D9"/>
-              <w:insideH w:val="single" w:sz="6" w:space="0" w:color="D9D9D9"/>
-              <w:insideV w:val="single" w:sz="6" w:space="0" w:color="D9D9D9"/>
-            </w:tcBorders>
-            <w:tcMar>
-              <w:top w:w="90" w:type="dxa"/>
-              <w:start w:w="120" w:type="dxa"/>
-              <w:bottom w:w="90" w:type="dxa"/>
-              <w:end w:w="120" w:type="dxa"/>
-            </w:tcMar>
-          </w:tcPr>
-          <w:p>
-            <w:pPr>
-              <w:spacing w:before="0" w:after="40"/>
-            </w:pPr>
-            <w:r>
-              <w:rPr>
-                <w:sz w:val="17"/>
-              </w:rPr>
-              <w:t>{{issue.solucao_resumo}}</w:t>
-            </w:r>
-          </w:p>
-        </w:tc>
-      </w:tr>
-      <w:tr>
-        <w:tc>
-          <w:tcPr>
-            <w:tcW w:type="dxa" w:w="1134"/>
-            <w:vAlign w:val="center"/>
-            <w:tcBorders>
-              <w:top w:val="single" w:sz="6" w:space="0" w:color="D9D9D9"/>
-              <w:left w:val="single" w:sz="6" w:space="0" w:color="D9D9D9"/>
-              <w:bottom w:val="single" w:sz="6" w:space="0" w:color="D9D9D9"/>
-              <w:right w:val="single" w:sz="6" w:space="0" w:color="D9D9D9"/>
-              <w:insideH w:val="single" w:sz="6" w:space="0" w:color="D9D9D9"/>
-              <w:insideV w:val="single" w:sz="6" w:space="0" w:color="D9D9D9"/>
-            </w:tcBorders>
-            <w:tcMar>
-              <w:top w:w="90" w:type="dxa"/>
-              <w:start w:w="120" w:type="dxa"/>
-              <w:bottom w:w="90" w:type="dxa"/>
-              <w:end w:w="120" w:type="dxa"/>
-            </w:tcMar>
-            <w:shd w:fill="F7FAFC"/>
-          </w:tcPr>
-          <w:p>
-            <w:pPr>
-              <w:spacing w:before="0" w:after="40"/>
-            </w:pPr>
-            <w:r>
-              <w:rPr>
-                <w:sz w:val="17"/>
-              </w:rPr>
-              <w:t>{{issue.codigo}}</w:t>
-            </w:r>
-          </w:p>
-        </w:tc>
-        <w:tc>
-          <w:tcPr>
-            <w:tcW w:type="dxa" w:w="2098"/>
-            <w:vAlign w:val="center"/>
-            <w:tcBorders>
-              <w:top w:val="single" w:sz="6" w:space="0" w:color="D9D9D9"/>
-              <w:left w:val="single" w:sz="6" w:space="0" w:color="D9D9D9"/>
-              <w:bottom w:val="single" w:sz="6" w:space="0" w:color="D9D9D9"/>
-              <w:right w:val="single" w:sz="6" w:space="0" w:color="D9D9D9"/>
-              <w:insideH w:val="single" w:sz="6" w:space="0" w:color="D9D9D9"/>
-              <w:insideV w:val="single" w:sz="6" w:space="0" w:color="D9D9D9"/>
-            </w:tcBorders>
-            <w:tcMar>
-              <w:top w:w="90" w:type="dxa"/>
-              <w:start w:w="120" w:type="dxa"/>
-              <w:bottom w:w="90" w:type="dxa"/>
-              <w:end w:w="120" w:type="dxa"/>
-            </w:tcMar>
-            <w:shd w:fill="F7FAFC"/>
-          </w:tcPr>
-          <w:p>
-            <w:pPr>
-              <w:spacing w:before="0" w:after="40"/>
-            </w:pPr>
-            <w:r>
-              <w:rPr>
-                <w:sz w:val="17"/>
-              </w:rPr>
-              <w:t>{{issue.titulo}}</w:t>
-            </w:r>
-          </w:p>
-        </w:tc>
-        <w:tc>
-          <w:tcPr>
-            <w:tcW w:type="dxa" w:w="1304"/>
-            <w:vAlign w:val="center"/>
-            <w:tcBorders>
-              <w:top w:val="single" w:sz="6" w:space="0" w:color="D9D9D9"/>
-              <w:left w:val="single" w:sz="6" w:space="0" w:color="D9D9D9"/>
-              <w:bottom w:val="single" w:sz="6" w:space="0" w:color="D9D9D9"/>
-              <w:right w:val="single" w:sz="6" w:space="0" w:color="D9D9D9"/>
-              <w:insideH w:val="single" w:sz="6" w:space="0" w:color="D9D9D9"/>
-              <w:insideV w:val="single" w:sz="6" w:space="0" w:color="D9D9D9"/>
-            </w:tcBorders>
-            <w:tcMar>
-              <w:top w:w="90" w:type="dxa"/>
-              <w:start w:w="120" w:type="dxa"/>
-              <w:bottom w:w="90" w:type="dxa"/>
-              <w:end w:w="120" w:type="dxa"/>
-            </w:tcMar>
-            <w:shd w:fill="F7FAFC"/>
-          </w:tcPr>
-          <w:p>
-            <w:pPr>
-              <w:spacing w:before="0" w:after="40"/>
-            </w:pPr>
-            <w:r>
-              <w:rPr>
-                <w:sz w:val="17"/>
-              </w:rPr>
-              <w:t>{{issue.status}}</w:t>
-            </w:r>
-          </w:p>
-        </w:tc>
-        <w:tc>
-          <w:tcPr>
-            <w:tcW w:type="dxa" w:w="1134"/>
-            <w:vAlign w:val="center"/>
-            <w:tcBorders>
-              <w:top w:val="single" w:sz="6" w:space="0" w:color="D9D9D9"/>
-              <w:left w:val="single" w:sz="6" w:space="0" w:color="D9D9D9"/>
-              <w:bottom w:val="single" w:sz="6" w:space="0" w:color="D9D9D9"/>
-              <w:right w:val="single" w:sz="6" w:space="0" w:color="D9D9D9"/>
-              <w:insideH w:val="single" w:sz="6" w:space="0" w:color="D9D9D9"/>
-              <w:insideV w:val="single" w:sz="6" w:space="0" w:color="D9D9D9"/>
-            </w:tcBorders>
-            <w:tcMar>
-              <w:top w:w="90" w:type="dxa"/>
-              <w:start w:w="120" w:type="dxa"/>
-              <w:bottom w:w="90" w:type="dxa"/>
-              <w:end w:w="120" w:type="dxa"/>
-            </w:tcMar>
-            <w:shd w:fill="F7FAFC"/>
-          </w:tcPr>
-          <w:p>
-            <w:pPr>
-              <w:spacing w:before="0" w:after="40"/>
-            </w:pPr>
-            <w:r>
-              <w:rPr>
-                <w:sz w:val="17"/>
-              </w:rPr>
-              <w:t>{{issue.impeditiva}}</w:t>
-            </w:r>
-          </w:p>
-        </w:tc>
-        <w:tc>
-          <w:tcPr>
-            <w:tcW w:type="dxa" w:w="1134"/>
-            <w:vAlign w:val="center"/>
-            <w:tcBorders>
-              <w:top w:val="single" w:sz="6" w:space="0" w:color="D9D9D9"/>
-              <w:left w:val="single" w:sz="6" w:space="0" w:color="D9D9D9"/>
-              <w:bottom w:val="single" w:sz="6" w:space="0" w:color="D9D9D9"/>
-              <w:right w:val="single" w:sz="6" w:space="0" w:color="D9D9D9"/>
-              <w:insideH w:val="single" w:sz="6" w:space="0" w:color="D9D9D9"/>
-              <w:insideV w:val="single" w:sz="6" w:space="0" w:color="D9D9D9"/>
-            </w:tcBorders>
-            <w:tcMar>
-              <w:top w:w="90" w:type="dxa"/>
-              <w:start w:w="120" w:type="dxa"/>
-              <w:bottom w:w="90" w:type="dxa"/>
-              <w:end w:w="120" w:type="dxa"/>
-            </w:tcMar>
-            <w:shd w:fill="F7FAFC"/>
-          </w:tcPr>
-          <w:p>
-            <w:pPr>
-              <w:spacing w:before="0" w:after="40"/>
-            </w:pPr>
-            <w:r>
-              <w:rPr>
-                <w:sz w:val="17"/>
-              </w:rPr>
-              <w:t>{{issue.impacto}}</w:t>
-            </w:r>
-          </w:p>
-        </w:tc>
-        <w:tc>
-          <w:tcPr>
-            <w:tcW w:type="dxa" w:w="1417"/>
-            <w:vAlign w:val="center"/>
-            <w:tcBorders>
-              <w:top w:val="single" w:sz="6" w:space="0" w:color="D9D9D9"/>
-              <w:left w:val="single" w:sz="6" w:space="0" w:color="D9D9D9"/>
-              <w:bottom w:val="single" w:sz="6" w:space="0" w:color="D9D9D9"/>
-              <w:right w:val="single" w:sz="6" w:space="0" w:color="D9D9D9"/>
-              <w:insideH w:val="single" w:sz="6" w:space="0" w:color="D9D9D9"/>
-              <w:insideV w:val="single" w:sz="6" w:space="0" w:color="D9D9D9"/>
-            </w:tcBorders>
-            <w:tcMar>
-              <w:top w:w="90" w:type="dxa"/>
-              <w:start w:w="120" w:type="dxa"/>
-              <w:bottom w:w="90" w:type="dxa"/>
-              <w:end w:w="120" w:type="dxa"/>
-            </w:tcMar>
-            <w:shd w:fill="F7FAFC"/>
-          </w:tcPr>
-          <w:p>
-            <w:pPr>
-              <w:spacing w:before="0" w:after="40"/>
-            </w:pPr>
-            <w:r>
-              <w:rPr>
-                <w:sz w:val="17"/>
-              </w:rPr>
-              <w:t>{{issue.dev_nome}}</w:t>
-            </w:r>
-          </w:p>
-        </w:tc>
-        <w:tc>
-          <w:tcPr>
-            <w:tcW w:type="dxa" w:w="2268"/>
-            <w:vAlign w:val="center"/>
-            <w:tcBorders>
-              <w:top w:val="single" w:sz="6" w:space="0" w:color="D9D9D9"/>
-              <w:left w:val="single" w:sz="6" w:space="0" w:color="D9D9D9"/>
-              <w:bottom w:val="single" w:sz="6" w:space="0" w:color="D9D9D9"/>
-              <w:right w:val="single" w:sz="6" w:space="0" w:color="D9D9D9"/>
-              <w:insideH w:val="single" w:sz="6" w:space="0" w:color="D9D9D9"/>
-              <w:insideV w:val="single" w:sz="6" w:space="0" w:color="D9D9D9"/>
-            </w:tcBorders>
-            <w:tcMar>
-              <w:top w:w="90" w:type="dxa"/>
-              <w:start w:w="120" w:type="dxa"/>
-              <w:bottom w:w="90" w:type="dxa"/>
-              <w:end w:w="120" w:type="dxa"/>
-            </w:tcMar>
-            <w:shd w:fill="F7FAFC"/>
-          </w:tcPr>
-          <w:p>
-            <w:pPr>
-              <w:spacing w:before="0" w:after="40"/>
-            </w:pPr>
-            <w:r>
-              <w:rPr>
-                <w:sz w:val="17"/>
-              </w:rPr>
-              <w:t>{{issue.solucao_resumo}}</w:t>
-            </w:r>
-          </w:p>
-        </w:tc>
-      </w:tr>
-    </w:tbl>
-    <w:p/>
-    <w:p>
-      <w:r>
-        <w:br w:type="page"/>
-      </w:r>
-    </w:p>
-    <w:p>
-      <w:pPr>
-        <w:pStyle w:val="Heading1"/>
-      </w:pPr>
-      <w:r>
-        <w:rPr>
-          <w:color w:val="000000"/>
-        </w:rPr>
-        <w:t>Detalhe das issues e evidências</w:t>
-      </w:r>
-    </w:p>
-    <w:p>
-      <w:pPr>
-        <w:spacing w:after="140"/>
-      </w:pPr>
-      <w:r>
-        <w:rPr>
-          <w:b/>
-        </w:rPr>
-        <w:t xml:space="preserve">Bloco de issue. </w:t>
-      </w:r>
-      <w:r>
-        <w:t>Repetir este bloco para cada issue vinculada à atividade.</w:t>
-      </w:r>
-    </w:p>
-    <w:tbl>
-      <w:tblPr>
-        <w:tblStyle w:val="TableGrid"/>
-        <w:tblW w:type="auto" w:w="0"/>
-        <w:jc w:val="center"/>
-        <w:tblLook w:firstColumn="1" w:firstRow="1" w:lastColumn="0" w:lastRow="0" w:noHBand="0" w:noVBand="1" w:val="04A0"/>
-      </w:tblPr>
-      <w:tblGrid>
-        <w:gridCol w:w="5100"/>
-        <w:gridCol w:w="5100"/>
-      </w:tblGrid>
-      <w:tr>
-        <w:tc>
-          <w:tcPr>
-            <w:tcW w:type="dxa" w:w="2381"/>
-            <w:vAlign w:val="center"/>
-            <w:tcBorders>
-              <w:top w:val="single" w:sz="6" w:space="0" w:color="D9D9D9"/>
-              <w:left w:val="single" w:sz="6" w:space="0" w:color="D9D9D9"/>
-              <w:bottom w:val="single" w:sz="6" w:space="0" w:color="D9D9D9"/>
-              <w:right w:val="single" w:sz="6" w:space="0" w:color="D9D9D9"/>
-              <w:insideH w:val="single" w:sz="6" w:space="0" w:color="D9D9D9"/>
-              <w:insideV w:val="single" w:sz="6" w:space="0" w:color="D9D9D9"/>
-            </w:tcBorders>
-            <w:tcMar>
-              <w:top w:w="90" w:type="dxa"/>
-              <w:start w:w="120" w:type="dxa"/>
-              <w:bottom w:w="90" w:type="dxa"/>
-              <w:end w:w="120" w:type="dxa"/>
-            </w:tcMar>
-            <w:shd w:fill="404040"/>
-          </w:tcPr>
-          <w:p>
-            <w:pPr>
-              <w:spacing w:before="0" w:after="40"/>
-            </w:pPr>
-            <w:r>
-              <w:rPr>
-                <w:b/>
-                <w:color w:val="FFFFFF"/>
-                <w:sz w:val="17"/>
-              </w:rPr>
-              <w:t>Campo</w:t>
-            </w:r>
-          </w:p>
-        </w:tc>
-        <w:tc>
-          <w:tcPr>
-            <w:tcW w:type="dxa" w:w="6803"/>
-            <w:vAlign w:val="center"/>
-            <w:tcBorders>
-              <w:top w:val="single" w:sz="6" w:space="0" w:color="D9D9D9"/>
-              <w:left w:val="single" w:sz="6" w:space="0" w:color="D9D9D9"/>
-              <w:bottom w:val="single" w:sz="6" w:space="0" w:color="D9D9D9"/>
-              <w:right w:val="single" w:sz="6" w:space="0" w:color="D9D9D9"/>
-              <w:insideH w:val="single" w:sz="6" w:space="0" w:color="D9D9D9"/>
-              <w:insideV w:val="single" w:sz="6" w:space="0" w:color="D9D9D9"/>
-            </w:tcBorders>
-            <w:tcMar>
-              <w:top w:w="90" w:type="dxa"/>
-              <w:start w:w="120" w:type="dxa"/>
-              <w:bottom w:w="90" w:type="dxa"/>
-              <w:end w:w="120" w:type="dxa"/>
-            </w:tcMar>
-            <w:shd w:fill="404040"/>
-          </w:tcPr>
-          <w:p>
-            <w:pPr>
-              <w:spacing w:before="0" w:after="40"/>
-            </w:pPr>
-            <w:r>
-              <w:rPr>
-                <w:b/>
-                <w:color w:val="FFFFFF"/>
-                <w:sz w:val="17"/>
-              </w:rPr>
-              <w:t>Valor</w:t>
-            </w:r>
-          </w:p>
-        </w:tc>
-      </w:tr>
-      <w:tr>
-        <w:tc>
-          <w:tcPr>
-            <w:tcW w:type="dxa" w:w="2381"/>
-            <w:vAlign w:val="center"/>
-            <w:tcBorders>
-              <w:top w:val="single" w:sz="6" w:space="0" w:color="D9D9D9"/>
-              <w:left w:val="single" w:sz="6" w:space="0" w:color="D9D9D9"/>
-              <w:bottom w:val="single" w:sz="6" w:space="0" w:color="D9D9D9"/>
-              <w:right w:val="single" w:sz="6" w:space="0" w:color="D9D9D9"/>
-              <w:insideH w:val="single" w:sz="6" w:space="0" w:color="D9D9D9"/>
-              <w:insideV w:val="single" w:sz="6" w:space="0" w:color="D9D9D9"/>
-            </w:tcBorders>
-            <w:tcMar>
-              <w:top w:w="90" w:type="dxa"/>
-              <w:start w:w="120" w:type="dxa"/>
-              <w:bottom w:w="90" w:type="dxa"/>
-              <w:end w:w="120" w:type="dxa"/>
-            </w:tcMar>
-          </w:tcPr>
-          <w:p>
-            <w:pPr>
-              <w:spacing w:before="0" w:after="40"/>
-            </w:pPr>
-            <w:r>
-              <w:rPr>
-                <w:sz w:val="17"/>
-              </w:rPr>
-              <w:t>Código da issue</w:t>
-            </w:r>
-          </w:p>
-        </w:tc>
-        <w:tc>
-          <w:tcPr>
-            <w:tcW w:type="dxa" w:w="6803"/>
-            <w:vAlign w:val="center"/>
-            <w:tcBorders>
-              <w:top w:val="single" w:sz="6" w:space="0" w:color="D9D9D9"/>
-              <w:left w:val="single" w:sz="6" w:space="0" w:color="D9D9D9"/>
-              <w:bottom w:val="single" w:sz="6" w:space="0" w:color="D9D9D9"/>
-              <w:right w:val="single" w:sz="6" w:space="0" w:color="D9D9D9"/>
-              <w:insideH w:val="single" w:sz="6" w:space="0" w:color="D9D9D9"/>
-              <w:insideV w:val="single" w:sz="6" w:space="0" w:color="D9D9D9"/>
-            </w:tcBorders>
-            <w:tcMar>
-              <w:top w:w="90" w:type="dxa"/>
-              <w:start w:w="120" w:type="dxa"/>
-              <w:bottom w:w="90" w:type="dxa"/>
-              <w:end w:w="120" w:type="dxa"/>
-            </w:tcMar>
-          </w:tcPr>
-          <w:p>
-            <w:pPr>
-              <w:spacing w:before="0" w:after="40"/>
-            </w:pPr>
-            <w:r>
-              <w:rPr>
-                <w:sz w:val="17"/>
-              </w:rPr>
-              <w:t>{{issue.codigo}}</w:t>
-            </w:r>
-          </w:p>
-        </w:tc>
-      </w:tr>
-      <w:tr>
-        <w:tc>
-          <w:tcPr>
-            <w:tcW w:type="dxa" w:w="2381"/>
-            <w:vAlign w:val="center"/>
-            <w:tcBorders>
-              <w:top w:val="single" w:sz="6" w:space="0" w:color="D9D9D9"/>
-              <w:left w:val="single" w:sz="6" w:space="0" w:color="D9D9D9"/>
-              <w:bottom w:val="single" w:sz="6" w:space="0" w:color="D9D9D9"/>
-              <w:right w:val="single" w:sz="6" w:space="0" w:color="D9D9D9"/>
-              <w:insideH w:val="single" w:sz="6" w:space="0" w:color="D9D9D9"/>
-              <w:insideV w:val="single" w:sz="6" w:space="0" w:color="D9D9D9"/>
-            </w:tcBorders>
-            <w:tcMar>
-              <w:top w:w="90" w:type="dxa"/>
-              <w:start w:w="120" w:type="dxa"/>
-              <w:bottom w:w="90" w:type="dxa"/>
-              <w:end w:w="120" w:type="dxa"/>
-            </w:tcMar>
-            <w:shd w:fill="F7FAFC"/>
-          </w:tcPr>
-          <w:p>
-            <w:pPr>
-              <w:spacing w:before="0" w:after="40"/>
-            </w:pPr>
-            <w:r>
-              <w:rPr>
-                <w:sz w:val="17"/>
-              </w:rPr>
-              <w:t>Título</w:t>
-            </w:r>
-          </w:p>
-        </w:tc>
-        <w:tc>
-          <w:tcPr>
-            <w:tcW w:type="dxa" w:w="6803"/>
-            <w:vAlign w:val="center"/>
-            <w:tcBorders>
-              <w:top w:val="single" w:sz="6" w:space="0" w:color="D9D9D9"/>
-              <w:left w:val="single" w:sz="6" w:space="0" w:color="D9D9D9"/>
-              <w:bottom w:val="single" w:sz="6" w:space="0" w:color="D9D9D9"/>
-              <w:right w:val="single" w:sz="6" w:space="0" w:color="D9D9D9"/>
-              <w:insideH w:val="single" w:sz="6" w:space="0" w:color="D9D9D9"/>
-              <w:insideV w:val="single" w:sz="6" w:space="0" w:color="D9D9D9"/>
-            </w:tcBorders>
-            <w:tcMar>
-              <w:top w:w="90" w:type="dxa"/>
-              <w:start w:w="120" w:type="dxa"/>
-              <w:bottom w:w="90" w:type="dxa"/>
-              <w:end w:w="120" w:type="dxa"/>
-            </w:tcMar>
-            <w:shd w:fill="F7FAFC"/>
-          </w:tcPr>
-          <w:p>
-            <w:pPr>
-              <w:spacing w:before="0" w:after="40"/>
-            </w:pPr>
-            <w:r>
-              <w:rPr>
-                <w:sz w:val="17"/>
-              </w:rPr>
-              <w:t>{{issue.titulo}}</w:t>
-            </w:r>
-          </w:p>
-        </w:tc>
-      </w:tr>
-      <w:tr>
-        <w:tc>
-          <w:tcPr>
-            <w:tcW w:type="dxa" w:w="2381"/>
-            <w:vAlign w:val="center"/>
-            <w:tcBorders>
-              <w:top w:val="single" w:sz="6" w:space="0" w:color="D9D9D9"/>
-              <w:left w:val="single" w:sz="6" w:space="0" w:color="D9D9D9"/>
-              <w:bottom w:val="single" w:sz="6" w:space="0" w:color="D9D9D9"/>
-              <w:right w:val="single" w:sz="6" w:space="0" w:color="D9D9D9"/>
-              <w:insideH w:val="single" w:sz="6" w:space="0" w:color="D9D9D9"/>
-              <w:insideV w:val="single" w:sz="6" w:space="0" w:color="D9D9D9"/>
-            </w:tcBorders>
-            <w:tcMar>
-              <w:top w:w="90" w:type="dxa"/>
-              <w:start w:w="120" w:type="dxa"/>
-              <w:bottom w:w="90" w:type="dxa"/>
-              <w:end w:w="120" w:type="dxa"/>
-            </w:tcMar>
-          </w:tcPr>
-          <w:p>
-            <w:pPr>
-              <w:spacing w:before="0" w:after="40"/>
-            </w:pPr>
-            <w:r>
-              <w:rPr>
-                <w:sz w:val="17"/>
-              </w:rPr>
-              <w:t>Descrição</w:t>
-            </w:r>
-          </w:p>
-        </w:tc>
-        <w:tc>
-          <w:tcPr>
-            <w:tcW w:type="dxa" w:w="6803"/>
-            <w:vAlign w:val="center"/>
-            <w:tcBorders>
-              <w:top w:val="single" w:sz="6" w:space="0" w:color="D9D9D9"/>
-              <w:left w:val="single" w:sz="6" w:space="0" w:color="D9D9D9"/>
-              <w:bottom w:val="single" w:sz="6" w:space="0" w:color="D9D9D9"/>
-              <w:right w:val="single" w:sz="6" w:space="0" w:color="D9D9D9"/>
-              <w:insideH w:val="single" w:sz="6" w:space="0" w:color="D9D9D9"/>
-              <w:insideV w:val="single" w:sz="6" w:space="0" w:color="D9D9D9"/>
-            </w:tcBorders>
-            <w:tcMar>
-              <w:top w:w="90" w:type="dxa"/>
-              <w:start w:w="120" w:type="dxa"/>
-              <w:bottom w:w="90" w:type="dxa"/>
-              <w:end w:w="120" w:type="dxa"/>
-            </w:tcMar>
-          </w:tcPr>
-          <w:p>
-            <w:pPr>
-              <w:spacing w:before="0" w:after="40"/>
-            </w:pPr>
-            <w:r>
-              <w:rPr>
-                <w:sz w:val="17"/>
-              </w:rPr>
-              <w:t>{{issue.descricao}}</w:t>
-            </w:r>
-          </w:p>
-        </w:tc>
-      </w:tr>
-      <w:tr>
-        <w:tc>
-          <w:tcPr>
-            <w:tcW w:type="dxa" w:w="2381"/>
-            <w:vAlign w:val="center"/>
-            <w:tcBorders>
-              <w:top w:val="single" w:sz="6" w:space="0" w:color="D9D9D9"/>
-              <w:left w:val="single" w:sz="6" w:space="0" w:color="D9D9D9"/>
-              <w:bottom w:val="single" w:sz="6" w:space="0" w:color="D9D9D9"/>
-              <w:right w:val="single" w:sz="6" w:space="0" w:color="D9D9D9"/>
-              <w:insideH w:val="single" w:sz="6" w:space="0" w:color="D9D9D9"/>
-              <w:insideV w:val="single" w:sz="6" w:space="0" w:color="D9D9D9"/>
-            </w:tcBorders>
-            <w:tcMar>
-              <w:top w:w="90" w:type="dxa"/>
-              <w:start w:w="120" w:type="dxa"/>
-              <w:bottom w:w="90" w:type="dxa"/>
-              <w:end w:w="120" w:type="dxa"/>
-            </w:tcMar>
-            <w:shd w:fill="F7FAFC"/>
-          </w:tcPr>
-          <w:p>
-            <w:pPr>
-              <w:spacing w:before="0" w:after="40"/>
-            </w:pPr>
-            <w:r>
-              <w:rPr>
-                <w:sz w:val="17"/>
-              </w:rPr>
-              <w:t>Tipo</w:t>
-            </w:r>
-          </w:p>
-        </w:tc>
-        <w:tc>
-          <w:tcPr>
-            <w:tcW w:type="dxa" w:w="6803"/>
-            <w:vAlign w:val="center"/>
-            <w:tcBorders>
-              <w:top w:val="single" w:sz="6" w:space="0" w:color="D9D9D9"/>
-              <w:left w:val="single" w:sz="6" w:space="0" w:color="D9D9D9"/>
-              <w:bottom w:val="single" w:sz="6" w:space="0" w:color="D9D9D9"/>
-              <w:right w:val="single" w:sz="6" w:space="0" w:color="D9D9D9"/>
-              <w:insideH w:val="single" w:sz="6" w:space="0" w:color="D9D9D9"/>
-              <w:insideV w:val="single" w:sz="6" w:space="0" w:color="D9D9D9"/>
-            </w:tcBorders>
-            <w:tcMar>
-              <w:top w:w="90" w:type="dxa"/>
-              <w:start w:w="120" w:type="dxa"/>
-              <w:bottom w:w="90" w:type="dxa"/>
-              <w:end w:w="120" w:type="dxa"/>
-            </w:tcMar>
-            <w:shd w:fill="F7FAFC"/>
-          </w:tcPr>
-          <w:p>
-            <w:pPr>
-              <w:spacing w:before="0" w:after="40"/>
-            </w:pPr>
-            <w:r>
-              <w:rPr>
-                <w:sz w:val="17"/>
-              </w:rPr>
-              <w:t>{{issue.tipo}}</w:t>
-            </w:r>
-          </w:p>
-        </w:tc>
-      </w:tr>
-      <w:tr>
-        <w:tc>
-          <w:tcPr>
-            <w:tcW w:type="dxa" w:w="2381"/>
-            <w:vAlign w:val="center"/>
-            <w:tcBorders>
-              <w:top w:val="single" w:sz="6" w:space="0" w:color="D9D9D9"/>
-              <w:left w:val="single" w:sz="6" w:space="0" w:color="D9D9D9"/>
-              <w:bottom w:val="single" w:sz="6" w:space="0" w:color="D9D9D9"/>
-              <w:right w:val="single" w:sz="6" w:space="0" w:color="D9D9D9"/>
-              <w:insideH w:val="single" w:sz="6" w:space="0" w:color="D9D9D9"/>
-              <w:insideV w:val="single" w:sz="6" w:space="0" w:color="D9D9D9"/>
-            </w:tcBorders>
-            <w:tcMar>
-              <w:top w:w="90" w:type="dxa"/>
-              <w:start w:w="120" w:type="dxa"/>
-              <w:bottom w:w="90" w:type="dxa"/>
-              <w:end w:w="120" w:type="dxa"/>
-            </w:tcMar>
-          </w:tcPr>
-          <w:p>
-            <w:pPr>
-              <w:spacing w:before="0" w:after="40"/>
-            </w:pPr>
-            <w:r>
-              <w:rPr>
-                <w:sz w:val="17"/>
-              </w:rPr>
-              <w:t>Impacto</w:t>
-            </w:r>
-          </w:p>
-        </w:tc>
-        <w:tc>
-          <w:tcPr>
-            <w:tcW w:type="dxa" w:w="6803"/>
-            <w:vAlign w:val="center"/>
-            <w:tcBorders>
-              <w:top w:val="single" w:sz="6" w:space="0" w:color="D9D9D9"/>
-              <w:left w:val="single" w:sz="6" w:space="0" w:color="D9D9D9"/>
-              <w:bottom w:val="single" w:sz="6" w:space="0" w:color="D9D9D9"/>
-              <w:right w:val="single" w:sz="6" w:space="0" w:color="D9D9D9"/>
-              <w:insideH w:val="single" w:sz="6" w:space="0" w:color="D9D9D9"/>
-              <w:insideV w:val="single" w:sz="6" w:space="0" w:color="D9D9D9"/>
-            </w:tcBorders>
-            <w:tcMar>
-              <w:top w:w="90" w:type="dxa"/>
-              <w:start w:w="120" w:type="dxa"/>
-              <w:bottom w:w="90" w:type="dxa"/>
-              <w:end w:w="120" w:type="dxa"/>
-            </w:tcMar>
-          </w:tcPr>
-          <w:p>
-            <w:pPr>
-              <w:spacing w:before="0" w:after="40"/>
-            </w:pPr>
-            <w:r>
-              <w:rPr>
-                <w:sz w:val="17"/>
-              </w:rPr>
-              <w:t>{{issue.impacto}}</w:t>
-            </w:r>
-          </w:p>
-        </w:tc>
-      </w:tr>
-      <w:tr>
-        <w:tc>
-          <w:tcPr>
-            <w:tcW w:type="dxa" w:w="2381"/>
-            <w:vAlign w:val="center"/>
-            <w:tcBorders>
-              <w:top w:val="single" w:sz="6" w:space="0" w:color="D9D9D9"/>
-              <w:left w:val="single" w:sz="6" w:space="0" w:color="D9D9D9"/>
-              <w:bottom w:val="single" w:sz="6" w:space="0" w:color="D9D9D9"/>
-              <w:right w:val="single" w:sz="6" w:space="0" w:color="D9D9D9"/>
-              <w:insideH w:val="single" w:sz="6" w:space="0" w:color="D9D9D9"/>
-              <w:insideV w:val="single" w:sz="6" w:space="0" w:color="D9D9D9"/>
-            </w:tcBorders>
-            <w:tcMar>
-              <w:top w:w="90" w:type="dxa"/>
-              <w:start w:w="120" w:type="dxa"/>
-              <w:bottom w:w="90" w:type="dxa"/>
-              <w:end w:w="120" w:type="dxa"/>
-            </w:tcMar>
-            <w:shd w:fill="F7FAFC"/>
-          </w:tcPr>
-          <w:p>
-            <w:pPr>
-              <w:spacing w:before="0" w:after="40"/>
-            </w:pPr>
-            <w:r>
-              <w:rPr>
-                <w:sz w:val="17"/>
-              </w:rPr>
-              <w:t>Impeditiva</w:t>
-            </w:r>
-          </w:p>
-        </w:tc>
-        <w:tc>
-          <w:tcPr>
-            <w:tcW w:type="dxa" w:w="6803"/>
-            <w:vAlign w:val="center"/>
-            <w:tcBorders>
-              <w:top w:val="single" w:sz="6" w:space="0" w:color="D9D9D9"/>
-              <w:left w:val="single" w:sz="6" w:space="0" w:color="D9D9D9"/>
-              <w:bottom w:val="single" w:sz="6" w:space="0" w:color="D9D9D9"/>
-              <w:right w:val="single" w:sz="6" w:space="0" w:color="D9D9D9"/>
-              <w:insideH w:val="single" w:sz="6" w:space="0" w:color="D9D9D9"/>
-              <w:insideV w:val="single" w:sz="6" w:space="0" w:color="D9D9D9"/>
-            </w:tcBorders>
-            <w:tcMar>
-              <w:top w:w="90" w:type="dxa"/>
-              <w:start w:w="120" w:type="dxa"/>
-              <w:bottom w:w="90" w:type="dxa"/>
-              <w:end w:w="120" w:type="dxa"/>
-            </w:tcMar>
-            <w:shd w:fill="F7FAFC"/>
-          </w:tcPr>
-          <w:p>
-            <w:pPr>
-              <w:spacing w:before="0" w:after="40"/>
-            </w:pPr>
-            <w:r>
-              <w:rPr>
-                <w:sz w:val="17"/>
-              </w:rPr>
-              <w:t>{{issue.impeditiva}}</w:t>
-            </w:r>
-          </w:p>
-        </w:tc>
-      </w:tr>
-      <w:tr>
-        <w:tc>
-          <w:tcPr>
-            <w:tcW w:type="dxa" w:w="2381"/>
-            <w:vAlign w:val="center"/>
-            <w:tcBorders>
-              <w:top w:val="single" w:sz="6" w:space="0" w:color="D9D9D9"/>
-              <w:left w:val="single" w:sz="6" w:space="0" w:color="D9D9D9"/>
-              <w:bottom w:val="single" w:sz="6" w:space="0" w:color="D9D9D9"/>
-              <w:right w:val="single" w:sz="6" w:space="0" w:color="D9D9D9"/>
-              <w:insideH w:val="single" w:sz="6" w:space="0" w:color="D9D9D9"/>
-              <w:insideV w:val="single" w:sz="6" w:space="0" w:color="D9D9D9"/>
-            </w:tcBorders>
-            <w:tcMar>
-              <w:top w:w="90" w:type="dxa"/>
-              <w:start w:w="120" w:type="dxa"/>
-              <w:bottom w:w="90" w:type="dxa"/>
-              <w:end w:w="120" w:type="dxa"/>
-            </w:tcMar>
-          </w:tcPr>
-          <w:p>
-            <w:pPr>
-              <w:spacing w:before="0" w:after="40"/>
-            </w:pPr>
-            <w:r>
-              <w:rPr>
-                <w:sz w:val="17"/>
-              </w:rPr>
-              <w:t>Tester</w:t>
-            </w:r>
-          </w:p>
-        </w:tc>
-        <w:tc>
-          <w:tcPr>
-            <w:tcW w:type="dxa" w:w="6803"/>
-            <w:vAlign w:val="center"/>
-            <w:tcBorders>
-              <w:top w:val="single" w:sz="6" w:space="0" w:color="D9D9D9"/>
-              <w:left w:val="single" w:sz="6" w:space="0" w:color="D9D9D9"/>
-              <w:bottom w:val="single" w:sz="6" w:space="0" w:color="D9D9D9"/>
-              <w:right w:val="single" w:sz="6" w:space="0" w:color="D9D9D9"/>
-              <w:insideH w:val="single" w:sz="6" w:space="0" w:color="D9D9D9"/>
-              <w:insideV w:val="single" w:sz="6" w:space="0" w:color="D9D9D9"/>
-            </w:tcBorders>
-            <w:tcMar>
-              <w:top w:w="90" w:type="dxa"/>
-              <w:start w:w="120" w:type="dxa"/>
-              <w:bottom w:w="90" w:type="dxa"/>
-              <w:end w:w="120" w:type="dxa"/>
-            </w:tcMar>
-          </w:tcPr>
-          <w:p>
-            <w:pPr>
-              <w:spacing w:before="0" w:after="40"/>
-            </w:pPr>
-            <w:r>
-              <w:rPr>
-                <w:sz w:val="17"/>
-              </w:rPr>
-              <w:t>{{issue.tester_nome}}  {{issue.tester_email}}</w:t>
-            </w:r>
-          </w:p>
-        </w:tc>
-      </w:tr>
-      <w:tr>
-        <w:tc>
-          <w:tcPr>
-            <w:tcW w:type="dxa" w:w="2381"/>
-            <w:vAlign w:val="center"/>
-            <w:tcBorders>
-              <w:top w:val="single" w:sz="6" w:space="0" w:color="D9D9D9"/>
-              <w:left w:val="single" w:sz="6" w:space="0" w:color="D9D9D9"/>
-              <w:bottom w:val="single" w:sz="6" w:space="0" w:color="D9D9D9"/>
-              <w:right w:val="single" w:sz="6" w:space="0" w:color="D9D9D9"/>
-              <w:insideH w:val="single" w:sz="6" w:space="0" w:color="D9D9D9"/>
-              <w:insideV w:val="single" w:sz="6" w:space="0" w:color="D9D9D9"/>
-            </w:tcBorders>
-            <w:tcMar>
-              <w:top w:w="90" w:type="dxa"/>
-              <w:start w:w="120" w:type="dxa"/>
-              <w:bottom w:w="90" w:type="dxa"/>
-              <w:end w:w="120" w:type="dxa"/>
-            </w:tcMar>
-            <w:shd w:fill="F7FAFC"/>
-          </w:tcPr>
-          <w:p>
-            <w:pPr>
-              <w:spacing w:before="0" w:after="40"/>
-            </w:pPr>
-            <w:r>
-              <w:rPr>
-                <w:sz w:val="17"/>
-              </w:rPr>
-              <w:t>Desenvolvedor</w:t>
-            </w:r>
-          </w:p>
-        </w:tc>
-        <w:tc>
-          <w:tcPr>
-            <w:tcW w:type="dxa" w:w="6803"/>
-            <w:vAlign w:val="center"/>
-            <w:tcBorders>
-              <w:top w:val="single" w:sz="6" w:space="0" w:color="D9D9D9"/>
-              <w:left w:val="single" w:sz="6" w:space="0" w:color="D9D9D9"/>
-              <w:bottom w:val="single" w:sz="6" w:space="0" w:color="D9D9D9"/>
-              <w:right w:val="single" w:sz="6" w:space="0" w:color="D9D9D9"/>
-              <w:insideH w:val="single" w:sz="6" w:space="0" w:color="D9D9D9"/>
-              <w:insideV w:val="single" w:sz="6" w:space="0" w:color="D9D9D9"/>
-            </w:tcBorders>
-            <w:tcMar>
-              <w:top w:w="90" w:type="dxa"/>
-              <w:start w:w="120" w:type="dxa"/>
-              <w:bottom w:w="90" w:type="dxa"/>
-              <w:end w:w="120" w:type="dxa"/>
-            </w:tcMar>
-            <w:shd w:fill="F7FAFC"/>
-          </w:tcPr>
-          <w:p>
-            <w:pPr>
-              <w:spacing w:before="0" w:after="40"/>
-            </w:pPr>
-            <w:r>
-              <w:rPr>
-                <w:sz w:val="17"/>
-              </w:rPr>
-              <w:t>{{issue.dev_nome}}  {{issue.dev_email}}</w:t>
-            </w:r>
-          </w:p>
-        </w:tc>
-      </w:tr>
-      <w:tr>
-        <w:tc>
-          <w:tcPr>
-            <w:tcW w:type="dxa" w:w="2381"/>
-            <w:vAlign w:val="center"/>
-            <w:tcBorders>
-              <w:top w:val="single" w:sz="6" w:space="0" w:color="D9D9D9"/>
-              <w:left w:val="single" w:sz="6" w:space="0" w:color="D9D9D9"/>
-              <w:bottom w:val="single" w:sz="6" w:space="0" w:color="D9D9D9"/>
-              <w:right w:val="single" w:sz="6" w:space="0" w:color="D9D9D9"/>
-              <w:insideH w:val="single" w:sz="6" w:space="0" w:color="D9D9D9"/>
-              <w:insideV w:val="single" w:sz="6" w:space="0" w:color="D9D9D9"/>
-            </w:tcBorders>
-            <w:tcMar>
-              <w:top w:w="90" w:type="dxa"/>
-              <w:start w:w="120" w:type="dxa"/>
-              <w:bottom w:w="90" w:type="dxa"/>
-              <w:end w:w="120" w:type="dxa"/>
-            </w:tcMar>
-          </w:tcPr>
-          <w:p>
-            <w:pPr>
-              <w:spacing w:before="0" w:after="40"/>
-            </w:pPr>
-            <w:r>
-              <w:rPr>
-                <w:sz w:val="17"/>
-              </w:rPr>
-              <w:t>Solução proposta</w:t>
-            </w:r>
-          </w:p>
-        </w:tc>
-        <w:tc>
-          <w:tcPr>
-            <w:tcW w:type="dxa" w:w="6803"/>
-            <w:vAlign w:val="center"/>
-            <w:tcBorders>
-              <w:top w:val="single" w:sz="6" w:space="0" w:color="D9D9D9"/>
-              <w:left w:val="single" w:sz="6" w:space="0" w:color="D9D9D9"/>
-              <w:bottom w:val="single" w:sz="6" w:space="0" w:color="D9D9D9"/>
-              <w:right w:val="single" w:sz="6" w:space="0" w:color="D9D9D9"/>
-              <w:insideH w:val="single" w:sz="6" w:space="0" w:color="D9D9D9"/>
-              <w:insideV w:val="single" w:sz="6" w:space="0" w:color="D9D9D9"/>
-            </w:tcBorders>
-            <w:tcMar>
-              <w:top w:w="90" w:type="dxa"/>
-              <w:start w:w="120" w:type="dxa"/>
-              <w:bottom w:w="90" w:type="dxa"/>
-              <w:end w:w="120" w:type="dxa"/>
-            </w:tcMar>
-          </w:tcPr>
-          <w:p>
-            <w:pPr>
-              <w:spacing w:before="0" w:after="40"/>
-            </w:pPr>
-            <w:r>
-              <w:rPr>
-                <w:sz w:val="17"/>
-              </w:rPr>
-              <w:t>{{issue.solucao_proposta}}</w:t>
-            </w:r>
-          </w:p>
-        </w:tc>
-      </w:tr>
-      <w:tr>
-        <w:tc>
-          <w:tcPr>
-            <w:tcW w:type="dxa" w:w="2381"/>
-            <w:vAlign w:val="center"/>
-            <w:tcBorders>
-              <w:top w:val="single" w:sz="6" w:space="0" w:color="D9D9D9"/>
-              <w:left w:val="single" w:sz="6" w:space="0" w:color="D9D9D9"/>
-              <w:bottom w:val="single" w:sz="6" w:space="0" w:color="D9D9D9"/>
-              <w:right w:val="single" w:sz="6" w:space="0" w:color="D9D9D9"/>
-              <w:insideH w:val="single" w:sz="6" w:space="0" w:color="D9D9D9"/>
-              <w:insideV w:val="single" w:sz="6" w:space="0" w:color="D9D9D9"/>
-            </w:tcBorders>
-            <w:tcMar>
-              <w:top w:w="90" w:type="dxa"/>
-              <w:start w:w="120" w:type="dxa"/>
-              <w:bottom w:w="90" w:type="dxa"/>
-              <w:end w:w="120" w:type="dxa"/>
-            </w:tcMar>
-            <w:shd w:fill="F7FAFC"/>
-          </w:tcPr>
-          <w:p>
-            <w:pPr>
-              <w:spacing w:before="0" w:after="40"/>
-            </w:pPr>
-            <w:r>
-              <w:rPr>
-                <w:sz w:val="17"/>
-              </w:rPr>
-              <w:t>Evidência de abertura</w:t>
-            </w:r>
-          </w:p>
-        </w:tc>
-        <w:tc>
-          <w:tcPr>
-            <w:tcW w:type="dxa" w:w="6803"/>
-            <w:vAlign w:val="center"/>
-            <w:tcBorders>
-              <w:top w:val="single" w:sz="6" w:space="0" w:color="D9D9D9"/>
-              <w:left w:val="single" w:sz="6" w:space="0" w:color="D9D9D9"/>
-              <w:bottom w:val="single" w:sz="6" w:space="0" w:color="D9D9D9"/>
-              <w:right w:val="single" w:sz="6" w:space="0" w:color="D9D9D9"/>
-              <w:insideH w:val="single" w:sz="6" w:space="0" w:color="D9D9D9"/>
-              <w:insideV w:val="single" w:sz="6" w:space="0" w:color="D9D9D9"/>
-            </w:tcBorders>
-            <w:tcMar>
-              <w:top w:w="90" w:type="dxa"/>
-              <w:start w:w="120" w:type="dxa"/>
-              <w:bottom w:w="90" w:type="dxa"/>
-              <w:end w:w="120" w:type="dxa"/>
-            </w:tcMar>
-            <w:shd w:fill="F7FAFC"/>
-          </w:tcPr>
-          <w:p>
-            <w:pPr>
-              <w:spacing w:before="0" w:after="40"/>
-            </w:pPr>
-            <w:r>
-              <w:rPr>
-                <w:sz w:val="17"/>
-              </w:rPr>
-              <w:t>{{issue.evidencia_abertura.url}}</w:t>
-            </w:r>
-          </w:p>
-        </w:tc>
-      </w:tr>
-      <w:tr>
-        <w:tc>
-          <w:tcPr>
-            <w:tcW w:type="dxa" w:w="2381"/>
-            <w:vAlign w:val="center"/>
-            <w:tcBorders>
-              <w:top w:val="single" w:sz="6" w:space="0" w:color="D9D9D9"/>
-              <w:left w:val="single" w:sz="6" w:space="0" w:color="D9D9D9"/>
-              <w:bottom w:val="single" w:sz="6" w:space="0" w:color="D9D9D9"/>
-              <w:right w:val="single" w:sz="6" w:space="0" w:color="D9D9D9"/>
-              <w:insideH w:val="single" w:sz="6" w:space="0" w:color="D9D9D9"/>
-              <w:insideV w:val="single" w:sz="6" w:space="0" w:color="D9D9D9"/>
-            </w:tcBorders>
-            <w:tcMar>
-              <w:top w:w="90" w:type="dxa"/>
-              <w:start w:w="120" w:type="dxa"/>
-              <w:bottom w:w="90" w:type="dxa"/>
-              <w:end w:w="120" w:type="dxa"/>
-            </w:tcMar>
-          </w:tcPr>
-          <w:p>
-            <w:pPr>
-              <w:spacing w:before="0" w:after="40"/>
-            </w:pPr>
-            <w:r>
-              <w:rPr>
-                <w:sz w:val="17"/>
-              </w:rPr>
-              <w:t>Evidência de solução</w:t>
-            </w:r>
-          </w:p>
-        </w:tc>
-        <w:tc>
-          <w:tcPr>
-            <w:tcW w:type="dxa" w:w="6803"/>
-            <w:vAlign w:val="center"/>
-            <w:tcBorders>
-              <w:top w:val="single" w:sz="6" w:space="0" w:color="D9D9D9"/>
-              <w:left w:val="single" w:sz="6" w:space="0" w:color="D9D9D9"/>
-              <w:bottom w:val="single" w:sz="6" w:space="0" w:color="D9D9D9"/>
-              <w:right w:val="single" w:sz="6" w:space="0" w:color="D9D9D9"/>
-              <w:insideH w:val="single" w:sz="6" w:space="0" w:color="D9D9D9"/>
-              <w:insideV w:val="single" w:sz="6" w:space="0" w:color="D9D9D9"/>
-            </w:tcBorders>
-            <w:tcMar>
-              <w:top w:w="90" w:type="dxa"/>
-              <w:start w:w="120" w:type="dxa"/>
-              <w:bottom w:w="90" w:type="dxa"/>
-              <w:end w:w="120" w:type="dxa"/>
-            </w:tcMar>
-          </w:tcPr>
-          <w:p>
-            <w:pPr>
-              <w:spacing w:before="0" w:after="40"/>
-            </w:pPr>
-            <w:r>
-              <w:rPr>
-                <w:sz w:val="17"/>
-              </w:rPr>
-              <w:t>{{issue.evidencia_solucao.url}}</w:t>
-            </w:r>
-          </w:p>
-        </w:tc>
-      </w:tr>
-      <w:tr>
-        <w:tc>
-          <w:tcPr>
-            <w:tcW w:type="dxa" w:w="2381"/>
-            <w:vAlign w:val="center"/>
-            <w:tcBorders>
-              <w:top w:val="single" w:sz="6" w:space="0" w:color="D9D9D9"/>
-              <w:left w:val="single" w:sz="6" w:space="0" w:color="D9D9D9"/>
-              <w:bottom w:val="single" w:sz="6" w:space="0" w:color="D9D9D9"/>
-              <w:right w:val="single" w:sz="6" w:space="0" w:color="D9D9D9"/>
-              <w:insideH w:val="single" w:sz="6" w:space="0" w:color="D9D9D9"/>
-              <w:insideV w:val="single" w:sz="6" w:space="0" w:color="D9D9D9"/>
-            </w:tcBorders>
-            <w:tcMar>
-              <w:top w:w="90" w:type="dxa"/>
-              <w:start w:w="120" w:type="dxa"/>
-              <w:bottom w:w="90" w:type="dxa"/>
-              <w:end w:w="120" w:type="dxa"/>
-            </w:tcMar>
-            <w:shd w:fill="F7FAFC"/>
-          </w:tcPr>
-          <w:p>
-            <w:pPr>
-              <w:spacing w:before="0" w:after="40"/>
-            </w:pPr>
-            <w:r>
-              <w:rPr>
-                <w:sz w:val="17"/>
-              </w:rPr>
-              <w:t>Validade dos links</w:t>
-            </w:r>
-          </w:p>
-        </w:tc>
-        <w:tc>
-          <w:tcPr>
-            <w:tcW w:type="dxa" w:w="6803"/>
-            <w:vAlign w:val="center"/>
-            <w:tcBorders>
-              <w:top w:val="single" w:sz="6" w:space="0" w:color="D9D9D9"/>
-              <w:left w:val="single" w:sz="6" w:space="0" w:color="D9D9D9"/>
-              <w:bottom w:val="single" w:sz="6" w:space="0" w:color="D9D9D9"/>
-              <w:right w:val="single" w:sz="6" w:space="0" w:color="D9D9D9"/>
-              <w:insideH w:val="single" w:sz="6" w:space="0" w:color="D9D9D9"/>
-              <w:insideV w:val="single" w:sz="6" w:space="0" w:color="D9D9D9"/>
-            </w:tcBorders>
-            <w:tcMar>
-              <w:top w:w="90" w:type="dxa"/>
-              <w:start w:w="120" w:type="dxa"/>
-              <w:bottom w:w="90" w:type="dxa"/>
-              <w:end w:w="120" w:type="dxa"/>
-            </w:tcMar>
-            <w:shd w:fill="F7FAFC"/>
-          </w:tcPr>
-          <w:p>
-            <w:pPr>
-              <w:spacing w:before="0" w:after="40"/>
-            </w:pPr>
-            <w:r>
-              <w:rPr>
-                <w:sz w:val="17"/>
-              </w:rPr>
-              <w:t>{{issue.evidencias_expires_at}}</w:t>
-            </w:r>
-          </w:p>
-        </w:tc>
-      </w:tr>
-    </w:tbl>
-    <w:p/>
-    <w:p>
-      <w:pPr>
-        <w:pStyle w:val="Heading1"/>
-      </w:pPr>
-      <w:r>
-        <w:rPr>
-          <w:color w:val="000000"/>
-        </w:rPr>
-        <w:t>Histórico de status</w:t>
-      </w:r>
-    </w:p>
-    <w:tbl>
-      <w:tblPr>
-        <w:tblStyle w:val="TableGrid"/>
-        <w:tblW w:type="auto" w:w="0"/>
-        <w:jc w:val="center"/>
-        <w:tblLook w:firstColumn="1" w:firstRow="1" w:lastColumn="0" w:lastRow="0" w:noHBand="0" w:noVBand="1" w:val="04A0"/>
-      </w:tblPr>
-      <w:tblGrid>
-        <w:gridCol w:w="2040"/>
-        <w:gridCol w:w="2040"/>
-        <w:gridCol w:w="2040"/>
-        <w:gridCol w:w="2040"/>
-        <w:gridCol w:w="2040"/>
-      </w:tblGrid>
-      <w:tr>
-        <w:tc>
-          <w:tcPr>
-            <w:tcW w:type="dxa" w:w="1928"/>
-            <w:vAlign w:val="center"/>
-            <w:tcBorders>
-              <w:top w:val="single" w:sz="6" w:space="0" w:color="D9D9D9"/>
-              <w:left w:val="single" w:sz="6" w:space="0" w:color="D9D9D9"/>
-              <w:bottom w:val="single" w:sz="6" w:space="0" w:color="D9D9D9"/>
-              <w:right w:val="single" w:sz="6" w:space="0" w:color="D9D9D9"/>
-              <w:insideH w:val="single" w:sz="6" w:space="0" w:color="D9D9D9"/>
-              <w:insideV w:val="single" w:sz="6" w:space="0" w:color="D9D9D9"/>
-            </w:tcBorders>
-            <w:tcMar>
-              <w:top w:w="90" w:type="dxa"/>
-              <w:start w:w="120" w:type="dxa"/>
-              <w:bottom w:w="90" w:type="dxa"/>
-              <w:end w:w="120" w:type="dxa"/>
-            </w:tcMar>
-            <w:shd w:fill="1F4E79"/>
-          </w:tcPr>
-          <w:p>
-            <w:pPr>
-              <w:spacing w:before="0" w:after="40"/>
-            </w:pPr>
-            <w:r>
-              <w:rPr>
-                <w:b/>
-                <w:color w:val="FFFFFF"/>
-                <w:sz w:val="17"/>
-              </w:rPr>
-              <w:t>Data e hora</w:t>
-            </w:r>
-          </w:p>
-        </w:tc>
-        <w:tc>
-          <w:tcPr>
-            <w:tcW w:type="dxa" w:w="1871"/>
-            <w:vAlign w:val="center"/>
-            <w:tcBorders>
-              <w:top w:val="single" w:sz="6" w:space="0" w:color="D9D9D9"/>
-              <w:left w:val="single" w:sz="6" w:space="0" w:color="D9D9D9"/>
-              <w:bottom w:val="single" w:sz="6" w:space="0" w:color="D9D9D9"/>
-              <w:right w:val="single" w:sz="6" w:space="0" w:color="D9D9D9"/>
-              <w:insideH w:val="single" w:sz="6" w:space="0" w:color="D9D9D9"/>
-              <w:insideV w:val="single" w:sz="6" w:space="0" w:color="D9D9D9"/>
-            </w:tcBorders>
-            <w:tcMar>
-              <w:top w:w="90" w:type="dxa"/>
-              <w:start w:w="120" w:type="dxa"/>
-              <w:bottom w:w="90" w:type="dxa"/>
-              <w:end w:w="120" w:type="dxa"/>
-            </w:tcMar>
-            <w:shd w:fill="1F4E79"/>
-          </w:tcPr>
-          <w:p>
-            <w:pPr>
-              <w:spacing w:before="0" w:after="40"/>
-            </w:pPr>
-            <w:r>
-              <w:rPr>
-                <w:b/>
-                <w:color w:val="FFFFFF"/>
-                <w:sz w:val="17"/>
-              </w:rPr>
-              <w:t>Usuário</w:t>
-            </w:r>
-          </w:p>
-        </w:tc>
-        <w:tc>
-          <w:tcPr>
-            <w:tcW w:type="dxa" w:w="1701"/>
-            <w:vAlign w:val="center"/>
-            <w:tcBorders>
-              <w:top w:val="single" w:sz="6" w:space="0" w:color="D9D9D9"/>
-              <w:left w:val="single" w:sz="6" w:space="0" w:color="D9D9D9"/>
-              <w:bottom w:val="single" w:sz="6" w:space="0" w:color="D9D9D9"/>
-              <w:right w:val="single" w:sz="6" w:space="0" w:color="D9D9D9"/>
-              <w:insideH w:val="single" w:sz="6" w:space="0" w:color="D9D9D9"/>
-              <w:insideV w:val="single" w:sz="6" w:space="0" w:color="D9D9D9"/>
-            </w:tcBorders>
-            <w:tcMar>
-              <w:top w:w="90" w:type="dxa"/>
-              <w:start w:w="120" w:type="dxa"/>
-              <w:bottom w:w="90" w:type="dxa"/>
-              <w:end w:w="120" w:type="dxa"/>
-            </w:tcMar>
-            <w:shd w:fill="1F4E79"/>
-          </w:tcPr>
-          <w:p>
-            <w:pPr>
-              <w:spacing w:before="0" w:after="40"/>
-            </w:pPr>
-            <w:r>
-              <w:rPr>
-                <w:b/>
-                <w:color w:val="FFFFFF"/>
-                <w:sz w:val="17"/>
-              </w:rPr>
-              <w:t>Entidade</w:t>
-            </w:r>
-          </w:p>
-        </w:tc>
-        <w:tc>
-          <w:tcPr>
-            <w:tcW w:type="dxa" w:w="1701"/>
-            <w:vAlign w:val="center"/>
-            <w:tcBorders>
-              <w:top w:val="single" w:sz="6" w:space="0" w:color="D9D9D9"/>
-              <w:left w:val="single" w:sz="6" w:space="0" w:color="D9D9D9"/>
-              <w:bottom w:val="single" w:sz="6" w:space="0" w:color="D9D9D9"/>
-              <w:right w:val="single" w:sz="6" w:space="0" w:color="D9D9D9"/>
-              <w:insideH w:val="single" w:sz="6" w:space="0" w:color="D9D9D9"/>
-              <w:insideV w:val="single" w:sz="6" w:space="0" w:color="D9D9D9"/>
-            </w:tcBorders>
-            <w:tcMar>
-              <w:top w:w="90" w:type="dxa"/>
-              <w:start w:w="120" w:type="dxa"/>
-              <w:bottom w:w="90" w:type="dxa"/>
-              <w:end w:w="120" w:type="dxa"/>
-            </w:tcMar>
-            <w:shd w:fill="1F4E79"/>
-          </w:tcPr>
-          <w:p>
-            <w:pPr>
-              <w:spacing w:before="0" w:after="40"/>
-            </w:pPr>
-            <w:r>
-              <w:rPr>
-                <w:b/>
-                <w:color w:val="FFFFFF"/>
-                <w:sz w:val="17"/>
-              </w:rPr>
-              <w:t>Status anterior</w:t>
-            </w:r>
-          </w:p>
-        </w:tc>
-        <w:tc>
-          <w:tcPr>
-            <w:tcW w:type="dxa" w:w="1701"/>
-            <w:vAlign w:val="center"/>
-            <w:tcBorders>
-              <w:top w:val="single" w:sz="6" w:space="0" w:color="D9D9D9"/>
-              <w:left w:val="single" w:sz="6" w:space="0" w:color="D9D9D9"/>
-              <w:bottom w:val="single" w:sz="6" w:space="0" w:color="D9D9D9"/>
-              <w:right w:val="single" w:sz="6" w:space="0" w:color="D9D9D9"/>
-              <w:insideH w:val="single" w:sz="6" w:space="0" w:color="D9D9D9"/>
-              <w:insideV w:val="single" w:sz="6" w:space="0" w:color="D9D9D9"/>
-            </w:tcBorders>
-            <w:tcMar>
-              <w:top w:w="90" w:type="dxa"/>
-              <w:start w:w="120" w:type="dxa"/>
-              <w:bottom w:w="90" w:type="dxa"/>
-              <w:end w:w="120" w:type="dxa"/>
-            </w:tcMar>
-            <w:shd w:fill="1F4E79"/>
-          </w:tcPr>
-          <w:p>
-            <w:pPr>
-              <w:spacing w:before="0" w:after="40"/>
-            </w:pPr>
-            <w:r>
-              <w:rPr>
-                <w:b/>
-                <w:color w:val="FFFFFF"/>
-                <w:sz w:val="17"/>
-              </w:rPr>
-              <w:t>Status novo</w:t>
-            </w:r>
-          </w:p>
-        </w:tc>
-      </w:tr>
-      <w:tr>
-        <w:tc>
-          <w:tcPr>
-            <w:tcW w:type="dxa" w:w="1928"/>
-            <w:vAlign w:val="center"/>
-            <w:tcBorders>
-              <w:top w:val="single" w:sz="6" w:space="0" w:color="D9D9D9"/>
-              <w:left w:val="single" w:sz="6" w:space="0" w:color="D9D9D9"/>
-              <w:bottom w:val="single" w:sz="6" w:space="0" w:color="D9D9D9"/>
-              <w:right w:val="single" w:sz="6" w:space="0" w:color="D9D9D9"/>
-              <w:insideH w:val="single" w:sz="6" w:space="0" w:color="D9D9D9"/>
-              <w:insideV w:val="single" w:sz="6" w:space="0" w:color="D9D9D9"/>
-            </w:tcBorders>
-            <w:tcMar>
-              <w:top w:w="90" w:type="dxa"/>
-              <w:start w:w="120" w:type="dxa"/>
-              <w:bottom w:w="90" w:type="dxa"/>
-              <w:end w:w="120" w:type="dxa"/>
-            </w:tcMar>
-          </w:tcPr>
-          <w:p>
-            <w:pPr>
-              <w:spacing w:before="0" w:after="40"/>
-            </w:pPr>
-            <w:r>
-              <w:rPr>
-                <w:sz w:val="17"/>
-              </w:rPr>
-              <w:t>{{audit.ocorrido_em}}</w:t>
-            </w:r>
-          </w:p>
-        </w:tc>
-        <w:tc>
-          <w:tcPr>
-            <w:tcW w:type="dxa" w:w="1871"/>
-            <w:vAlign w:val="center"/>
-            <w:tcBorders>
-              <w:top w:val="single" w:sz="6" w:space="0" w:color="D9D9D9"/>
-              <w:left w:val="single" w:sz="6" w:space="0" w:color="D9D9D9"/>
-              <w:bottom w:val="single" w:sz="6" w:space="0" w:color="D9D9D9"/>
-              <w:right w:val="single" w:sz="6" w:space="0" w:color="D9D9D9"/>
-              <w:insideH w:val="single" w:sz="6" w:space="0" w:color="D9D9D9"/>
-              <w:insideV w:val="single" w:sz="6" w:space="0" w:color="D9D9D9"/>
-            </w:tcBorders>
-            <w:tcMar>
-              <w:top w:w="90" w:type="dxa"/>
-              <w:start w:w="120" w:type="dxa"/>
-              <w:bottom w:w="90" w:type="dxa"/>
-              <w:end w:w="120" w:type="dxa"/>
-            </w:tcMar>
-          </w:tcPr>
-          <w:p>
-            <w:pPr>
-              <w:spacing w:before="0" w:after="40"/>
-            </w:pPr>
-            <w:r>
-              <w:rPr>
-                <w:sz w:val="17"/>
-              </w:rPr>
-              <w:t>{{audit.usuario}}</w:t>
-            </w:r>
-          </w:p>
-        </w:tc>
-        <w:tc>
-          <w:tcPr>
-            <w:tcW w:type="dxa" w:w="1701"/>
-            <w:vAlign w:val="center"/>
-            <w:tcBorders>
-              <w:top w:val="single" w:sz="6" w:space="0" w:color="D9D9D9"/>
-              <w:left w:val="single" w:sz="6" w:space="0" w:color="D9D9D9"/>
-              <w:bottom w:val="single" w:sz="6" w:space="0" w:color="D9D9D9"/>
-              <w:right w:val="single" w:sz="6" w:space="0" w:color="D9D9D9"/>
-              <w:insideH w:val="single" w:sz="6" w:space="0" w:color="D9D9D9"/>
-              <w:insideV w:val="single" w:sz="6" w:space="0" w:color="D9D9D9"/>
-            </w:tcBorders>
-            <w:tcMar>
-              <w:top w:w="90" w:type="dxa"/>
-              <w:start w:w="120" w:type="dxa"/>
-              <w:bottom w:w="90" w:type="dxa"/>
-              <w:end w:w="120" w:type="dxa"/>
-            </w:tcMar>
-          </w:tcPr>
-          <w:p>
-            <w:pPr>
-              <w:spacing w:before="0" w:after="40"/>
-            </w:pPr>
-            <w:r>
-              <w:rPr>
-                <w:sz w:val="17"/>
-              </w:rPr>
-              <w:t>{{audit.entidade}}</w:t>
-            </w:r>
-          </w:p>
-        </w:tc>
-        <w:tc>
-          <w:tcPr>
-            <w:tcW w:type="dxa" w:w="1701"/>
-            <w:vAlign w:val="center"/>
-            <w:tcBorders>
-              <w:top w:val="single" w:sz="6" w:space="0" w:color="D9D9D9"/>
-              <w:left w:val="single" w:sz="6" w:space="0" w:color="D9D9D9"/>
-              <w:bottom w:val="single" w:sz="6" w:space="0" w:color="D9D9D9"/>
-              <w:right w:val="single" w:sz="6" w:space="0" w:color="D9D9D9"/>
-              <w:insideH w:val="single" w:sz="6" w:space="0" w:color="D9D9D9"/>
-              <w:insideV w:val="single" w:sz="6" w:space="0" w:color="D9D9D9"/>
-            </w:tcBorders>
-            <w:tcMar>
-              <w:top w:w="90" w:type="dxa"/>
-              <w:start w:w="120" w:type="dxa"/>
-              <w:bottom w:w="90" w:type="dxa"/>
-              <w:end w:w="120" w:type="dxa"/>
-            </w:tcMar>
-          </w:tcPr>
-          <w:p>
-            <w:pPr>
-              <w:spacing w:before="0" w:after="40"/>
-            </w:pPr>
-            <w:r>
-              <w:rPr>
-                <w:sz w:val="17"/>
-              </w:rPr>
-              <w:t>{{audit.status_anterior}}</w:t>
-            </w:r>
-          </w:p>
-        </w:tc>
-        <w:tc>
-          <w:tcPr>
-            <w:tcW w:type="dxa" w:w="1701"/>
-            <w:vAlign w:val="center"/>
-            <w:tcBorders>
-              <w:top w:val="single" w:sz="6" w:space="0" w:color="D9D9D9"/>
-              <w:left w:val="single" w:sz="6" w:space="0" w:color="D9D9D9"/>
-              <w:bottom w:val="single" w:sz="6" w:space="0" w:color="D9D9D9"/>
-              <w:right w:val="single" w:sz="6" w:space="0" w:color="D9D9D9"/>
-              <w:insideH w:val="single" w:sz="6" w:space="0" w:color="D9D9D9"/>
-              <w:insideV w:val="single" w:sz="6" w:space="0" w:color="D9D9D9"/>
-            </w:tcBorders>
-            <w:tcMar>
-              <w:top w:w="90" w:type="dxa"/>
-              <w:start w:w="120" w:type="dxa"/>
-              <w:bottom w:w="90" w:type="dxa"/>
-              <w:end w:w="120" w:type="dxa"/>
-            </w:tcMar>
-          </w:tcPr>
-          <w:p>
-            <w:pPr>
-              <w:spacing w:before="0" w:after="40"/>
-            </w:pPr>
-            <w:r>
-              <w:rPr>
-                <w:sz w:val="17"/>
-              </w:rPr>
-              <w:t>{{audit.status_novo}}</w:t>
-            </w:r>
-          </w:p>
-        </w:tc>
-      </w:tr>
-      <w:tr>
-        <w:tc>
-          <w:tcPr>
-            <w:tcW w:type="dxa" w:w="1928"/>
-            <w:vAlign w:val="center"/>
-            <w:tcBorders>
-              <w:top w:val="single" w:sz="6" w:space="0" w:color="D9D9D9"/>
-              <w:left w:val="single" w:sz="6" w:space="0" w:color="D9D9D9"/>
-              <w:bottom w:val="single" w:sz="6" w:space="0" w:color="D9D9D9"/>
-              <w:right w:val="single" w:sz="6" w:space="0" w:color="D9D9D9"/>
-              <w:insideH w:val="single" w:sz="6" w:space="0" w:color="D9D9D9"/>
-              <w:insideV w:val="single" w:sz="6" w:space="0" w:color="D9D9D9"/>
-            </w:tcBorders>
-            <w:tcMar>
-              <w:top w:w="90" w:type="dxa"/>
-              <w:start w:w="120" w:type="dxa"/>
-              <w:bottom w:w="90" w:type="dxa"/>
-              <w:end w:w="120" w:type="dxa"/>
-            </w:tcMar>
-            <w:shd w:fill="F7FAFC"/>
-          </w:tcPr>
-          <w:p>
-            <w:pPr>
-              <w:spacing w:before="0" w:after="40"/>
-            </w:pPr>
-            <w:r>
-              <w:rPr>
-                <w:sz w:val="17"/>
-              </w:rPr>
-              <w:t>{{audit.ocorrido_em}}</w:t>
-            </w:r>
-          </w:p>
-        </w:tc>
-        <w:tc>
-          <w:tcPr>
-            <w:tcW w:type="dxa" w:w="1871"/>
-            <w:vAlign w:val="center"/>
-            <w:tcBorders>
-              <w:top w:val="single" w:sz="6" w:space="0" w:color="D9D9D9"/>
-              <w:left w:val="single" w:sz="6" w:space="0" w:color="D9D9D9"/>
-              <w:bottom w:val="single" w:sz="6" w:space="0" w:color="D9D9D9"/>
-              <w:right w:val="single" w:sz="6" w:space="0" w:color="D9D9D9"/>
-              <w:insideH w:val="single" w:sz="6" w:space="0" w:color="D9D9D9"/>
-              <w:insideV w:val="single" w:sz="6" w:space="0" w:color="D9D9D9"/>
-            </w:tcBorders>
-            <w:tcMar>
-              <w:top w:w="90" w:type="dxa"/>
-              <w:start w:w="120" w:type="dxa"/>
-              <w:bottom w:w="90" w:type="dxa"/>
-              <w:end w:w="120" w:type="dxa"/>
-            </w:tcMar>
-            <w:shd w:fill="F7FAFC"/>
-          </w:tcPr>
-          <w:p>
-            <w:pPr>
-              <w:spacing w:before="0" w:after="40"/>
-            </w:pPr>
-            <w:r>
-              <w:rPr>
-                <w:sz w:val="17"/>
-              </w:rPr>
-              <w:t>{{audit.usuario}}</w:t>
-            </w:r>
-          </w:p>
-        </w:tc>
-        <w:tc>
-          <w:tcPr>
-            <w:tcW w:type="dxa" w:w="1701"/>
-            <w:vAlign w:val="center"/>
-            <w:tcBorders>
-              <w:top w:val="single" w:sz="6" w:space="0" w:color="D9D9D9"/>
-              <w:left w:val="single" w:sz="6" w:space="0" w:color="D9D9D9"/>
-              <w:bottom w:val="single" w:sz="6" w:space="0" w:color="D9D9D9"/>
-              <w:right w:val="single" w:sz="6" w:space="0" w:color="D9D9D9"/>
-              <w:insideH w:val="single" w:sz="6" w:space="0" w:color="D9D9D9"/>
-              <w:insideV w:val="single" w:sz="6" w:space="0" w:color="D9D9D9"/>
-            </w:tcBorders>
-            <w:tcMar>
-              <w:top w:w="90" w:type="dxa"/>
-              <w:start w:w="120" w:type="dxa"/>
-              <w:bottom w:w="90" w:type="dxa"/>
-              <w:end w:w="120" w:type="dxa"/>
-            </w:tcMar>
-            <w:shd w:fill="F7FAFC"/>
-          </w:tcPr>
-          <w:p>
-            <w:pPr>
-              <w:spacing w:before="0" w:after="40"/>
-            </w:pPr>
-            <w:r>
-              <w:rPr>
-                <w:sz w:val="17"/>
-              </w:rPr>
-              <w:t>{{audit.entidade}}</w:t>
-            </w:r>
-          </w:p>
-        </w:tc>
-        <w:tc>
-          <w:tcPr>
-            <w:tcW w:type="dxa" w:w="1701"/>
-            <w:vAlign w:val="center"/>
-            <w:tcBorders>
-              <w:top w:val="single" w:sz="6" w:space="0" w:color="D9D9D9"/>
-              <w:left w:val="single" w:sz="6" w:space="0" w:color="D9D9D9"/>
-              <w:bottom w:val="single" w:sz="6" w:space="0" w:color="D9D9D9"/>
-              <w:right w:val="single" w:sz="6" w:space="0" w:color="D9D9D9"/>
-              <w:insideH w:val="single" w:sz="6" w:space="0" w:color="D9D9D9"/>
-              <w:insideV w:val="single" w:sz="6" w:space="0" w:color="D9D9D9"/>
-            </w:tcBorders>
-            <w:tcMar>
-              <w:top w:w="90" w:type="dxa"/>
-              <w:start w:w="120" w:type="dxa"/>
-              <w:bottom w:w="90" w:type="dxa"/>
-              <w:end w:w="120" w:type="dxa"/>
-            </w:tcMar>
-            <w:shd w:fill="F7FAFC"/>
-          </w:tcPr>
-          <w:p>
-            <w:pPr>
-              <w:spacing w:before="0" w:after="40"/>
-            </w:pPr>
-            <w:r>
-              <w:rPr>
-                <w:sz w:val="17"/>
-              </w:rPr>
-              <w:t>{{audit.status_anterior}}</w:t>
-            </w:r>
-          </w:p>
-        </w:tc>
-        <w:tc>
-          <w:tcPr>
-            <w:tcW w:type="dxa" w:w="1701"/>
-            <w:vAlign w:val="center"/>
-            <w:tcBorders>
-              <w:top w:val="single" w:sz="6" w:space="0" w:color="D9D9D9"/>
-              <w:left w:val="single" w:sz="6" w:space="0" w:color="D9D9D9"/>
-              <w:bottom w:val="single" w:sz="6" w:space="0" w:color="D9D9D9"/>
-              <w:right w:val="single" w:sz="6" w:space="0" w:color="D9D9D9"/>
-              <w:insideH w:val="single" w:sz="6" w:space="0" w:color="D9D9D9"/>
-              <w:insideV w:val="single" w:sz="6" w:space="0" w:color="D9D9D9"/>
-            </w:tcBorders>
-            <w:tcMar>
-              <w:top w:w="90" w:type="dxa"/>
-              <w:start w:w="120" w:type="dxa"/>
-              <w:bottom w:w="90" w:type="dxa"/>
-              <w:end w:w="120" w:type="dxa"/>
-            </w:tcMar>
-            <w:shd w:fill="F7FAFC"/>
-          </w:tcPr>
-          <w:p>
-            <w:pPr>
-              <w:spacing w:before="0" w:after="40"/>
-            </w:pPr>
-            <w:r>
-              <w:rPr>
-                <w:sz w:val="17"/>
-              </w:rPr>
-              <w:t>{{audit.status_novo}}</w:t>
-            </w:r>
-          </w:p>
-        </w:tc>
-      </w:tr>
-    </w:tbl>
-    <w:p/>
-    <w:p>
-      <w:pPr>
-        <w:pStyle w:val="Heading1"/>
-      </w:pPr>
-      <w:r>
-        <w:rPr>
-          <w:color w:val="000000"/>
-        </w:rPr>
-        <w:t>Checklist de auditoria</w:t>
-      </w:r>
-    </w:p>
-    <w:tbl>
-      <w:tblPr>
-        <w:tblStyle w:val="TableGrid"/>
-        <w:tblW w:type="auto" w:w="0"/>
-        <w:jc w:val="center"/>
-        <w:tblLook w:firstColumn="1" w:firstRow="1" w:lastColumn="0" w:lastRow="0" w:noHBand="0" w:noVBand="1" w:val="04A0"/>
-      </w:tblPr>
-      <w:tblGrid>
-        <w:gridCol w:w="3400"/>
-        <w:gridCol w:w="3400"/>
-        <w:gridCol w:w="3400"/>
-      </w:tblGrid>
-      <w:tr>
-        <w:tc>
-          <w:tcPr>
-            <w:tcW w:type="dxa" w:w="3402"/>
-            <w:vAlign w:val="center"/>
-            <w:tcBorders>
-              <w:top w:val="single" w:sz="6" w:space="0" w:color="D9D9D9"/>
-              <w:left w:val="single" w:sz="6" w:space="0" w:color="D9D9D9"/>
-              <w:bottom w:val="single" w:sz="6" w:space="0" w:color="D9D9D9"/>
-              <w:right w:val="single" w:sz="6" w:space="0" w:color="D9D9D9"/>
-              <w:insideH w:val="single" w:sz="6" w:space="0" w:color="D9D9D9"/>
-              <w:insideV w:val="single" w:sz="6" w:space="0" w:color="D9D9D9"/>
-            </w:tcBorders>
-            <w:tcMar>
-              <w:top w:w="90" w:type="dxa"/>
-              <w:start w:w="120" w:type="dxa"/>
-              <w:bottom w:w="90" w:type="dxa"/>
-              <w:end w:w="120" w:type="dxa"/>
-            </w:tcMar>
-            <w:shd w:fill="404040"/>
-          </w:tcPr>
-          <w:p>
-            <w:pPr>
-              <w:spacing w:before="0" w:after="40"/>
-            </w:pPr>
-            <w:r>
-              <w:rPr>
-                <w:b/>
-                <w:color w:val="FFFFFF"/>
-                <w:sz w:val="17"/>
-              </w:rPr>
-              <w:t>Item</w:t>
-            </w:r>
-          </w:p>
-        </w:tc>
-        <w:tc>
-          <w:tcPr>
-            <w:tcW w:type="dxa" w:w="1701"/>
-            <w:vAlign w:val="center"/>
-            <w:tcBorders>
-              <w:top w:val="single" w:sz="6" w:space="0" w:color="D9D9D9"/>
-              <w:left w:val="single" w:sz="6" w:space="0" w:color="D9D9D9"/>
-              <w:bottom w:val="single" w:sz="6" w:space="0" w:color="D9D9D9"/>
-              <w:right w:val="single" w:sz="6" w:space="0" w:color="D9D9D9"/>
-              <w:insideH w:val="single" w:sz="6" w:space="0" w:color="D9D9D9"/>
-              <w:insideV w:val="single" w:sz="6" w:space="0" w:color="D9D9D9"/>
-            </w:tcBorders>
-            <w:tcMar>
-              <w:top w:w="90" w:type="dxa"/>
-              <w:start w:w="120" w:type="dxa"/>
-              <w:bottom w:w="90" w:type="dxa"/>
-              <w:end w:w="120" w:type="dxa"/>
-            </w:tcMar>
-            <w:shd w:fill="404040"/>
-          </w:tcPr>
-          <w:p>
-            <w:pPr>
-              <w:spacing w:before="0" w:after="40"/>
-            </w:pPr>
-            <w:r>
-              <w:rPr>
-                <w:b/>
-                <w:color w:val="FFFFFF"/>
-                <w:sz w:val="17"/>
-              </w:rPr>
-              <w:t>Resultado</w:t>
-            </w:r>
-          </w:p>
-        </w:tc>
-        <w:tc>
-          <w:tcPr>
-            <w:tcW w:type="dxa" w:w="4082"/>
-            <w:vAlign w:val="center"/>
-            <w:tcBorders>
-              <w:top w:val="single" w:sz="6" w:space="0" w:color="D9D9D9"/>
-              <w:left w:val="single" w:sz="6" w:space="0" w:color="D9D9D9"/>
-              <w:bottom w:val="single" w:sz="6" w:space="0" w:color="D9D9D9"/>
-              <w:right w:val="single" w:sz="6" w:space="0" w:color="D9D9D9"/>
-              <w:insideH w:val="single" w:sz="6" w:space="0" w:color="D9D9D9"/>
-              <w:insideV w:val="single" w:sz="6" w:space="0" w:color="D9D9D9"/>
-            </w:tcBorders>
-            <w:tcMar>
-              <w:top w:w="90" w:type="dxa"/>
-              <w:start w:w="120" w:type="dxa"/>
-              <w:bottom w:w="90" w:type="dxa"/>
-              <w:end w:w="120" w:type="dxa"/>
-            </w:tcMar>
-            <w:shd w:fill="404040"/>
-          </w:tcPr>
-          <w:p>
-            <w:pPr>
-              <w:spacing w:before="0" w:after="40"/>
-            </w:pPr>
-            <w:r>
-              <w:rPr>
-                <w:b/>
-                <w:color w:val="FFFFFF"/>
-                <w:sz w:val="17"/>
-              </w:rPr>
-              <w:t>Observação</w:t>
-            </w:r>
-          </w:p>
-        </w:tc>
-      </w:tr>
-      <w:tr>
-        <w:tc>
-          <w:tcPr>
-            <w:tcW w:type="dxa" w:w="3402"/>
-            <w:vAlign w:val="center"/>
-            <w:tcBorders>
-              <w:top w:val="single" w:sz="6" w:space="0" w:color="D9D9D9"/>
-              <w:left w:val="single" w:sz="6" w:space="0" w:color="D9D9D9"/>
-              <w:bottom w:val="single" w:sz="6" w:space="0" w:color="D9D9D9"/>
-              <w:right w:val="single" w:sz="6" w:space="0" w:color="D9D9D9"/>
-              <w:insideH w:val="single" w:sz="6" w:space="0" w:color="D9D9D9"/>
-              <w:insideV w:val="single" w:sz="6" w:space="0" w:color="D9D9D9"/>
-            </w:tcBorders>
-            <w:tcMar>
-              <w:top w:w="90" w:type="dxa"/>
-              <w:start w:w="120" w:type="dxa"/>
-              <w:bottom w:w="90" w:type="dxa"/>
-              <w:end w:w="120" w:type="dxa"/>
-            </w:tcMar>
-          </w:tcPr>
-          <w:p>
-            <w:pPr>
-              <w:spacing w:before="0" w:after="40"/>
-            </w:pPr>
-            <w:r>
-              <w:rPr>
-                <w:sz w:val="17"/>
-              </w:rPr>
-              <w:t>Atividade possui evidência de aprovação</w:t>
-            </w:r>
-          </w:p>
-        </w:tc>
-        <w:tc>
-          <w:tcPr>
-            <w:tcW w:type="dxa" w:w="1701"/>
-            <w:vAlign w:val="center"/>
-            <w:tcBorders>
-              <w:top w:val="single" w:sz="6" w:space="0" w:color="D9D9D9"/>
-              <w:left w:val="single" w:sz="6" w:space="0" w:color="D9D9D9"/>
-              <w:bottom w:val="single" w:sz="6" w:space="0" w:color="D9D9D9"/>
-              <w:right w:val="single" w:sz="6" w:space="0" w:color="D9D9D9"/>
-              <w:insideH w:val="single" w:sz="6" w:space="0" w:color="D9D9D9"/>
-              <w:insideV w:val="single" w:sz="6" w:space="0" w:color="D9D9D9"/>
-            </w:tcBorders>
-            <w:tcMar>
-              <w:top w:w="90" w:type="dxa"/>
-              <w:start w:w="120" w:type="dxa"/>
-              <w:bottom w:w="90" w:type="dxa"/>
-              <w:end w:w="120" w:type="dxa"/>
-            </w:tcMar>
-          </w:tcPr>
-          <w:p>
-            <w:pPr>
-              <w:spacing w:before="0" w:after="40"/>
-            </w:pPr>
-            <w:r>
-              <w:rPr>
-                <w:sz w:val="17"/>
-              </w:rPr>
-              <w:t>{{check.evidencia_atividade}}</w:t>
-            </w:r>
-          </w:p>
-        </w:tc>
-        <w:tc>
-          <w:tcPr>
-            <w:tcW w:type="dxa" w:w="4082"/>
-            <w:vAlign w:val="center"/>
-            <w:tcBorders>
-              <w:top w:val="single" w:sz="6" w:space="0" w:color="D9D9D9"/>
-              <w:left w:val="single" w:sz="6" w:space="0" w:color="D9D9D9"/>
-              <w:bottom w:val="single" w:sz="6" w:space="0" w:color="D9D9D9"/>
-              <w:right w:val="single" w:sz="6" w:space="0" w:color="D9D9D9"/>
-              <w:insideH w:val="single" w:sz="6" w:space="0" w:color="D9D9D9"/>
-              <w:insideV w:val="single" w:sz="6" w:space="0" w:color="D9D9D9"/>
-            </w:tcBorders>
-            <w:tcMar>
-              <w:top w:w="90" w:type="dxa"/>
-              <w:start w:w="120" w:type="dxa"/>
-              <w:bottom w:w="90" w:type="dxa"/>
-              <w:end w:w="120" w:type="dxa"/>
-            </w:tcMar>
-          </w:tcPr>
-          <w:p>
-            <w:pPr>
-              <w:spacing w:before="0" w:after="40"/>
-            </w:pPr>
-            <w:r>
-              <w:rPr>
-                <w:sz w:val="17"/>
-              </w:rPr>
-              <w:t>{{check.evidencia_atividade_obs}}</w:t>
-            </w:r>
-          </w:p>
-        </w:tc>
-      </w:tr>
-      <w:tr>
-        <w:tc>
-          <w:tcPr>
-            <w:tcW w:type="dxa" w:w="3402"/>
-            <w:vAlign w:val="center"/>
-            <w:tcBorders>
-              <w:top w:val="single" w:sz="6" w:space="0" w:color="D9D9D9"/>
-              <w:left w:val="single" w:sz="6" w:space="0" w:color="D9D9D9"/>
-              <w:bottom w:val="single" w:sz="6" w:space="0" w:color="D9D9D9"/>
-              <w:right w:val="single" w:sz="6" w:space="0" w:color="D9D9D9"/>
-              <w:insideH w:val="single" w:sz="6" w:space="0" w:color="D9D9D9"/>
-              <w:insideV w:val="single" w:sz="6" w:space="0" w:color="D9D9D9"/>
-            </w:tcBorders>
-            <w:tcMar>
-              <w:top w:w="90" w:type="dxa"/>
-              <w:start w:w="120" w:type="dxa"/>
-              <w:bottom w:w="90" w:type="dxa"/>
-              <w:end w:w="120" w:type="dxa"/>
-            </w:tcMar>
-            <w:shd w:fill="F7FAFC"/>
-          </w:tcPr>
-          <w:p>
-            <w:pPr>
-              <w:spacing w:before="0" w:after="40"/>
-            </w:pPr>
-            <w:r>
-              <w:rPr>
-                <w:sz w:val="17"/>
-              </w:rPr>
-              <w:t>Evidências não são áudio nem vídeo</w:t>
-            </w:r>
-          </w:p>
-        </w:tc>
-        <w:tc>
-          <w:tcPr>
-            <w:tcW w:type="dxa" w:w="1701"/>
-            <w:vAlign w:val="center"/>
-            <w:tcBorders>
-              <w:top w:val="single" w:sz="6" w:space="0" w:color="D9D9D9"/>
-              <w:left w:val="single" w:sz="6" w:space="0" w:color="D9D9D9"/>
-              <w:bottom w:val="single" w:sz="6" w:space="0" w:color="D9D9D9"/>
-              <w:right w:val="single" w:sz="6" w:space="0" w:color="D9D9D9"/>
-              <w:insideH w:val="single" w:sz="6" w:space="0" w:color="D9D9D9"/>
-              <w:insideV w:val="single" w:sz="6" w:space="0" w:color="D9D9D9"/>
-            </w:tcBorders>
-            <w:tcMar>
-              <w:top w:w="90" w:type="dxa"/>
-              <w:start w:w="120" w:type="dxa"/>
-              <w:bottom w:w="90" w:type="dxa"/>
-              <w:end w:w="120" w:type="dxa"/>
-            </w:tcMar>
-            <w:shd w:fill="F7FAFC"/>
-          </w:tcPr>
-          <w:p>
-            <w:pPr>
-              <w:spacing w:before="0" w:after="40"/>
-            </w:pPr>
-            <w:r>
-              <w:rPr>
-                <w:sz w:val="17"/>
-              </w:rPr>
-              <w:t>{{check.tipo_evidencia}}</w:t>
-            </w:r>
-          </w:p>
-        </w:tc>
-        <w:tc>
-          <w:tcPr>
-            <w:tcW w:type="dxa" w:w="4082"/>
-            <w:vAlign w:val="center"/>
-            <w:tcBorders>
-              <w:top w:val="single" w:sz="6" w:space="0" w:color="D9D9D9"/>
-              <w:left w:val="single" w:sz="6" w:space="0" w:color="D9D9D9"/>
-              <w:bottom w:val="single" w:sz="6" w:space="0" w:color="D9D9D9"/>
-              <w:right w:val="single" w:sz="6" w:space="0" w:color="D9D9D9"/>
-              <w:insideH w:val="single" w:sz="6" w:space="0" w:color="D9D9D9"/>
-              <w:insideV w:val="single" w:sz="6" w:space="0" w:color="D9D9D9"/>
-            </w:tcBorders>
-            <w:tcMar>
-              <w:top w:w="90" w:type="dxa"/>
-              <w:start w:w="120" w:type="dxa"/>
-              <w:bottom w:w="90" w:type="dxa"/>
-              <w:end w:w="120" w:type="dxa"/>
-            </w:tcMar>
-            <w:shd w:fill="F7FAFC"/>
-          </w:tcPr>
-          <w:p>
-            <w:pPr>
-              <w:spacing w:before="0" w:after="40"/>
-            </w:pPr>
-            <w:r>
-              <w:rPr>
-                <w:sz w:val="17"/>
-              </w:rPr>
-              <w:t>{{check.tipo_evidencia_obs}}</w:t>
-            </w:r>
-          </w:p>
-        </w:tc>
-      </w:tr>
-      <w:tr>
-        <w:tc>
-          <w:tcPr>
-            <w:tcW w:type="dxa" w:w="3402"/>
-            <w:vAlign w:val="center"/>
-            <w:tcBorders>
-              <w:top w:val="single" w:sz="6" w:space="0" w:color="D9D9D9"/>
-              <w:left w:val="single" w:sz="6" w:space="0" w:color="D9D9D9"/>
-              <w:bottom w:val="single" w:sz="6" w:space="0" w:color="D9D9D9"/>
-              <w:right w:val="single" w:sz="6" w:space="0" w:color="D9D9D9"/>
-              <w:insideH w:val="single" w:sz="6" w:space="0" w:color="D9D9D9"/>
-              <w:insideV w:val="single" w:sz="6" w:space="0" w:color="D9D9D9"/>
-            </w:tcBorders>
-            <w:tcMar>
-              <w:top w:w="90" w:type="dxa"/>
-              <w:start w:w="120" w:type="dxa"/>
-              <w:bottom w:w="90" w:type="dxa"/>
-              <w:end w:w="120" w:type="dxa"/>
-            </w:tcMar>
-          </w:tcPr>
-          <w:p>
-            <w:pPr>
-              <w:spacing w:before="0" w:after="40"/>
-            </w:pPr>
-            <w:r>
-              <w:rPr>
-                <w:sz w:val="17"/>
-              </w:rPr>
-              <w:t>Links de evidência estão dentro da validade</w:t>
-            </w:r>
-          </w:p>
-        </w:tc>
-        <w:tc>
-          <w:tcPr>
-            <w:tcW w:type="dxa" w:w="1701"/>
-            <w:vAlign w:val="center"/>
-            <w:tcBorders>
-              <w:top w:val="single" w:sz="6" w:space="0" w:color="D9D9D9"/>
-              <w:left w:val="single" w:sz="6" w:space="0" w:color="D9D9D9"/>
-              <w:bottom w:val="single" w:sz="6" w:space="0" w:color="D9D9D9"/>
-              <w:right w:val="single" w:sz="6" w:space="0" w:color="D9D9D9"/>
-              <w:insideH w:val="single" w:sz="6" w:space="0" w:color="D9D9D9"/>
-              <w:insideV w:val="single" w:sz="6" w:space="0" w:color="D9D9D9"/>
-            </w:tcBorders>
-            <w:tcMar>
-              <w:top w:w="90" w:type="dxa"/>
-              <w:start w:w="120" w:type="dxa"/>
-              <w:bottom w:w="90" w:type="dxa"/>
-              <w:end w:w="120" w:type="dxa"/>
-            </w:tcMar>
-          </w:tcPr>
-          <w:p>
-            <w:pPr>
-              <w:spacing w:before="0" w:after="40"/>
-            </w:pPr>
-            <w:r>
-              <w:rPr>
-                <w:sz w:val="17"/>
-              </w:rPr>
-              <w:t>{{check.links_validos}}</w:t>
-            </w:r>
-          </w:p>
-        </w:tc>
-        <w:tc>
-          <w:tcPr>
-            <w:tcW w:type="dxa" w:w="4082"/>
-            <w:vAlign w:val="center"/>
-            <w:tcBorders>
-              <w:top w:val="single" w:sz="6" w:space="0" w:color="D9D9D9"/>
-              <w:left w:val="single" w:sz="6" w:space="0" w:color="D9D9D9"/>
-              <w:bottom w:val="single" w:sz="6" w:space="0" w:color="D9D9D9"/>
-              <w:right w:val="single" w:sz="6" w:space="0" w:color="D9D9D9"/>
-              <w:insideH w:val="single" w:sz="6" w:space="0" w:color="D9D9D9"/>
-              <w:insideV w:val="single" w:sz="6" w:space="0" w:color="D9D9D9"/>
-            </w:tcBorders>
-            <w:tcMar>
-              <w:top w:w="90" w:type="dxa"/>
-              <w:start w:w="120" w:type="dxa"/>
-              <w:bottom w:w="90" w:type="dxa"/>
-              <w:end w:w="120" w:type="dxa"/>
-            </w:tcMar>
-          </w:tcPr>
-          <w:p>
-            <w:pPr>
-              <w:spacing w:before="0" w:after="40"/>
-            </w:pPr>
-            <w:r>
-              <w:rPr>
-                <w:sz w:val="17"/>
-              </w:rPr>
-              <w:t>{{check.links_validos_obs}}</w:t>
-            </w:r>
-          </w:p>
-        </w:tc>
-      </w:tr>
-      <w:tr>
-        <w:tc>
-          <w:tcPr>
-            <w:tcW w:type="dxa" w:w="3402"/>
-            <w:vAlign w:val="center"/>
-            <w:tcBorders>
-              <w:top w:val="single" w:sz="6" w:space="0" w:color="D9D9D9"/>
-              <w:left w:val="single" w:sz="6" w:space="0" w:color="D9D9D9"/>
-              <w:bottom w:val="single" w:sz="6" w:space="0" w:color="D9D9D9"/>
-              <w:right w:val="single" w:sz="6" w:space="0" w:color="D9D9D9"/>
-              <w:insideH w:val="single" w:sz="6" w:space="0" w:color="D9D9D9"/>
-              <w:insideV w:val="single" w:sz="6" w:space="0" w:color="D9D9D9"/>
-            </w:tcBorders>
-            <w:tcMar>
-              <w:top w:w="90" w:type="dxa"/>
-              <w:start w:w="120" w:type="dxa"/>
-              <w:bottom w:w="90" w:type="dxa"/>
-              <w:end w:w="120" w:type="dxa"/>
-            </w:tcMar>
-            <w:shd w:fill="F7FAFC"/>
-          </w:tcPr>
-          <w:p>
-            <w:pPr>
-              <w:spacing w:before="0" w:after="40"/>
-            </w:pPr>
-            <w:r>
-              <w:rPr>
-                <w:sz w:val="17"/>
-              </w:rPr>
-              <w:t>Issues impeditivas possuem evidência</w:t>
-            </w:r>
-          </w:p>
-        </w:tc>
-        <w:tc>
-          <w:tcPr>
-            <w:tcW w:type="dxa" w:w="1701"/>
-            <w:vAlign w:val="center"/>
-            <w:tcBorders>
-              <w:top w:val="single" w:sz="6" w:space="0" w:color="D9D9D9"/>
-              <w:left w:val="single" w:sz="6" w:space="0" w:color="D9D9D9"/>
-              <w:bottom w:val="single" w:sz="6" w:space="0" w:color="D9D9D9"/>
-              <w:right w:val="single" w:sz="6" w:space="0" w:color="D9D9D9"/>
-              <w:insideH w:val="single" w:sz="6" w:space="0" w:color="D9D9D9"/>
-              <w:insideV w:val="single" w:sz="6" w:space="0" w:color="D9D9D9"/>
-            </w:tcBorders>
-            <w:tcMar>
-              <w:top w:w="90" w:type="dxa"/>
-              <w:start w:w="120" w:type="dxa"/>
-              <w:bottom w:w="90" w:type="dxa"/>
-              <w:end w:w="120" w:type="dxa"/>
-            </w:tcMar>
-            <w:shd w:fill="F7FAFC"/>
-          </w:tcPr>
-          <w:p>
-            <w:pPr>
-              <w:spacing w:before="0" w:after="40"/>
-            </w:pPr>
-            <w:r>
-              <w:rPr>
-                <w:sz w:val="17"/>
-              </w:rPr>
-              <w:t>{{check.issues_impeditivas}}</w:t>
-            </w:r>
-          </w:p>
-        </w:tc>
-        <w:tc>
-          <w:tcPr>
-            <w:tcW w:type="dxa" w:w="4082"/>
-            <w:vAlign w:val="center"/>
-            <w:tcBorders>
-              <w:top w:val="single" w:sz="6" w:space="0" w:color="D9D9D9"/>
-              <w:left w:val="single" w:sz="6" w:space="0" w:color="D9D9D9"/>
-              <w:bottom w:val="single" w:sz="6" w:space="0" w:color="D9D9D9"/>
-              <w:right w:val="single" w:sz="6" w:space="0" w:color="D9D9D9"/>
-              <w:insideH w:val="single" w:sz="6" w:space="0" w:color="D9D9D9"/>
-              <w:insideV w:val="single" w:sz="6" w:space="0" w:color="D9D9D9"/>
-            </w:tcBorders>
-            <w:tcMar>
-              <w:top w:w="90" w:type="dxa"/>
-              <w:start w:w="120" w:type="dxa"/>
-              <w:bottom w:w="90" w:type="dxa"/>
-              <w:end w:w="120" w:type="dxa"/>
-            </w:tcMar>
-            <w:shd w:fill="F7FAFC"/>
-          </w:tcPr>
-          <w:p>
-            <w:pPr>
-              <w:spacing w:before="0" w:after="40"/>
-            </w:pPr>
-            <w:r>
-              <w:rPr>
-                <w:sz w:val="17"/>
-              </w:rPr>
-              <w:t>{{check.issues_impeditivas_obs}}</w:t>
-            </w:r>
-          </w:p>
-        </w:tc>
-      </w:tr>
-      <w:tr>
-        <w:tc>
-          <w:tcPr>
-            <w:tcW w:type="dxa" w:w="3402"/>
-            <w:vAlign w:val="center"/>
-            <w:tcBorders>
-              <w:top w:val="single" w:sz="6" w:space="0" w:color="D9D9D9"/>
-              <w:left w:val="single" w:sz="6" w:space="0" w:color="D9D9D9"/>
-              <w:bottom w:val="single" w:sz="6" w:space="0" w:color="D9D9D9"/>
-              <w:right w:val="single" w:sz="6" w:space="0" w:color="D9D9D9"/>
-              <w:insideH w:val="single" w:sz="6" w:space="0" w:color="D9D9D9"/>
-              <w:insideV w:val="single" w:sz="6" w:space="0" w:color="D9D9D9"/>
-            </w:tcBorders>
-            <w:tcMar>
-              <w:top w:w="90" w:type="dxa"/>
-              <w:start w:w="120" w:type="dxa"/>
-              <w:bottom w:w="90" w:type="dxa"/>
-              <w:end w:w="120" w:type="dxa"/>
-            </w:tcMar>
-          </w:tcPr>
-          <w:p>
-            <w:pPr>
-              <w:spacing w:before="0" w:after="40"/>
-            </w:pPr>
-            <w:r>
-              <w:rPr>
-                <w:sz w:val="17"/>
-              </w:rPr>
-              <w:t>Atividade cancelada/concluída foi mantida no pacote</w:t>
-            </w:r>
-          </w:p>
-        </w:tc>
-        <w:tc>
-          <w:tcPr>
-            <w:tcW w:type="dxa" w:w="1701"/>
-            <w:vAlign w:val="center"/>
-            <w:tcBorders>
-              <w:top w:val="single" w:sz="6" w:space="0" w:color="D9D9D9"/>
-              <w:left w:val="single" w:sz="6" w:space="0" w:color="D9D9D9"/>
-              <w:bottom w:val="single" w:sz="6" w:space="0" w:color="D9D9D9"/>
-              <w:right w:val="single" w:sz="6" w:space="0" w:color="D9D9D9"/>
-              <w:insideH w:val="single" w:sz="6" w:space="0" w:color="D9D9D9"/>
-              <w:insideV w:val="single" w:sz="6" w:space="0" w:color="D9D9D9"/>
-            </w:tcBorders>
-            <w:tcMar>
-              <w:top w:w="90" w:type="dxa"/>
-              <w:start w:w="120" w:type="dxa"/>
-              <w:bottom w:w="90" w:type="dxa"/>
-              <w:end w:w="120" w:type="dxa"/>
-            </w:tcMar>
-          </w:tcPr>
-          <w:p>
-            <w:pPr>
-              <w:spacing w:before="0" w:after="40"/>
-            </w:pPr>
-            <w:r>
-              <w:rPr>
-                <w:sz w:val="17"/>
-              </w:rPr>
-              <w:t>{{check.historico_preservado}}</w:t>
-            </w:r>
-          </w:p>
-        </w:tc>
-        <w:tc>
-          <w:tcPr>
-            <w:tcW w:type="dxa" w:w="4082"/>
-            <w:vAlign w:val="center"/>
-            <w:tcBorders>
-              <w:top w:val="single" w:sz="6" w:space="0" w:color="D9D9D9"/>
-              <w:left w:val="single" w:sz="6" w:space="0" w:color="D9D9D9"/>
-              <w:bottom w:val="single" w:sz="6" w:space="0" w:color="D9D9D9"/>
-              <w:right w:val="single" w:sz="6" w:space="0" w:color="D9D9D9"/>
-              <w:insideH w:val="single" w:sz="6" w:space="0" w:color="D9D9D9"/>
-              <w:insideV w:val="single" w:sz="6" w:space="0" w:color="D9D9D9"/>
-            </w:tcBorders>
-            <w:tcMar>
-              <w:top w:w="90" w:type="dxa"/>
-              <w:start w:w="120" w:type="dxa"/>
-              <w:bottom w:w="90" w:type="dxa"/>
-              <w:end w:w="120" w:type="dxa"/>
-            </w:tcMar>
-          </w:tcPr>
-          <w:p>
-            <w:pPr>
-              <w:spacing w:before="0" w:after="40"/>
-            </w:pPr>
-            <w:r>
-              <w:rPr>
-                <w:sz w:val="17"/>
-              </w:rPr>
-              <w:t>{{check.historico_preservado_obs}}</w:t>
-            </w:r>
-          </w:p>
-        </w:tc>
-      </w:tr>
-    </w:tbl>
-    <w:p/>
-    <w:p>
-      <w:pPr>
-        <w:pStyle w:val="Heading1"/>
-      </w:pPr>
-      <w:r>
-        <w:rPr>
-          <w:color w:val="000000"/>
-        </w:rPr>
-        <w:t>Metadados do pacote de auditoria</w:t>
-      </w:r>
-    </w:p>
-    <w:tbl>
-      <w:tblPr>
-        <w:tblStyle w:val="TableGrid"/>
-        <w:tblW w:type="auto" w:w="0"/>
-        <w:jc w:val="center"/>
-        <w:tblLook w:firstColumn="1" w:firstRow="1" w:lastColumn="0" w:lastRow="0" w:noHBand="0" w:noVBand="1" w:val="04A0"/>
-      </w:tblPr>
-      <w:tblGrid>
-        <w:gridCol w:w="5100"/>
-        <w:gridCol w:w="5100"/>
-      </w:tblGrid>
-      <w:tr>
-        <w:tc>
-          <w:tcPr>
-            <w:tcW w:type="dxa" w:w="2381"/>
-            <w:vAlign w:val="center"/>
-            <w:tcBorders>
-              <w:top w:val="single" w:sz="6" w:space="0" w:color="D9D9D9"/>
-              <w:left w:val="single" w:sz="6" w:space="0" w:color="D9D9D9"/>
-              <w:bottom w:val="single" w:sz="6" w:space="0" w:color="D9D9D9"/>
-              <w:right w:val="single" w:sz="6" w:space="0" w:color="D9D9D9"/>
-              <w:insideH w:val="single" w:sz="6" w:space="0" w:color="D9D9D9"/>
-              <w:insideV w:val="single" w:sz="6" w:space="0" w:color="D9D9D9"/>
-            </w:tcBorders>
-            <w:tcMar>
-              <w:top w:w="90" w:type="dxa"/>
-              <w:start w:w="120" w:type="dxa"/>
-              <w:bottom w:w="90" w:type="dxa"/>
-              <w:end w:w="120" w:type="dxa"/>
-            </w:tcMar>
-            <w:shd w:fill="404040"/>
-          </w:tcPr>
-          <w:p>
-            <w:pPr>
-              <w:spacing w:before="0" w:after="40"/>
-            </w:pPr>
-            <w:r>
-              <w:rPr>
-                <w:b/>
-                <w:color w:val="FFFFFF"/>
-                <w:sz w:val="17"/>
-              </w:rPr>
-              <w:t>Campo</w:t>
-            </w:r>
-          </w:p>
-        </w:tc>
-        <w:tc>
-          <w:tcPr>
-            <w:tcW w:type="dxa" w:w="6803"/>
-            <w:vAlign w:val="center"/>
-            <w:tcBorders>
-              <w:top w:val="single" w:sz="6" w:space="0" w:color="D9D9D9"/>
-              <w:left w:val="single" w:sz="6" w:space="0" w:color="D9D9D9"/>
-              <w:bottom w:val="single" w:sz="6" w:space="0" w:color="D9D9D9"/>
-              <w:right w:val="single" w:sz="6" w:space="0" w:color="D9D9D9"/>
-              <w:insideH w:val="single" w:sz="6" w:space="0" w:color="D9D9D9"/>
-              <w:insideV w:val="single" w:sz="6" w:space="0" w:color="D9D9D9"/>
-            </w:tcBorders>
-            <w:tcMar>
-              <w:top w:w="90" w:type="dxa"/>
-              <w:start w:w="120" w:type="dxa"/>
-              <w:bottom w:w="90" w:type="dxa"/>
-              <w:end w:w="120" w:type="dxa"/>
-            </w:tcMar>
-            <w:shd w:fill="404040"/>
-          </w:tcPr>
-          <w:p>
-            <w:pPr>
-              <w:spacing w:before="0" w:after="40"/>
-            </w:pPr>
-            <w:r>
-              <w:rPr>
-                <w:b/>
-                <w:color w:val="FFFFFF"/>
-                <w:sz w:val="17"/>
-              </w:rPr>
-              <w:t>Valor</w:t>
-            </w:r>
-          </w:p>
-        </w:tc>
-      </w:tr>
-      <w:tr>
-        <w:tc>
-          <w:tcPr>
-            <w:tcW w:type="dxa" w:w="2381"/>
-            <w:vAlign w:val="center"/>
-            <w:tcBorders>
-              <w:top w:val="single" w:sz="6" w:space="0" w:color="D9D9D9"/>
-              <w:left w:val="single" w:sz="6" w:space="0" w:color="D9D9D9"/>
-              <w:bottom w:val="single" w:sz="6" w:space="0" w:color="D9D9D9"/>
-              <w:right w:val="single" w:sz="6" w:space="0" w:color="D9D9D9"/>
-              <w:insideH w:val="single" w:sz="6" w:space="0" w:color="D9D9D9"/>
-              <w:insideV w:val="single" w:sz="6" w:space="0" w:color="D9D9D9"/>
-            </w:tcBorders>
-            <w:tcMar>
-              <w:top w:w="90" w:type="dxa"/>
-              <w:start w:w="120" w:type="dxa"/>
-              <w:bottom w:w="90" w:type="dxa"/>
-              <w:end w:w="120" w:type="dxa"/>
-            </w:tcMar>
-          </w:tcPr>
-          <w:p>
-            <w:pPr>
-              <w:spacing w:before="0" w:after="40"/>
-            </w:pPr>
-            <w:r>
-              <w:rPr>
-                <w:sz w:val="17"/>
-              </w:rPr>
-              <w:t>Identificador do export</w:t>
-            </w:r>
-          </w:p>
-        </w:tc>
-        <w:tc>
-          <w:tcPr>
-            <w:tcW w:type="dxa" w:w="6803"/>
-            <w:vAlign w:val="center"/>
-            <w:tcBorders>
-              <w:top w:val="single" w:sz="6" w:space="0" w:color="D9D9D9"/>
-              <w:left w:val="single" w:sz="6" w:space="0" w:color="D9D9D9"/>
-              <w:bottom w:val="single" w:sz="6" w:space="0" w:color="D9D9D9"/>
-              <w:right w:val="single" w:sz="6" w:space="0" w:color="D9D9D9"/>
-              <w:insideH w:val="single" w:sz="6" w:space="0" w:color="D9D9D9"/>
-              <w:insideV w:val="single" w:sz="6" w:space="0" w:color="D9D9D9"/>
-            </w:tcBorders>
-            <w:tcMar>
-              <w:top w:w="90" w:type="dxa"/>
-              <w:start w:w="120" w:type="dxa"/>
-              <w:bottom w:w="90" w:type="dxa"/>
-              <w:end w:w="120" w:type="dxa"/>
-            </w:tcMar>
-          </w:tcPr>
-          <w:p>
-            <w:pPr>
-              <w:spacing w:before="0" w:after="40"/>
-            </w:pPr>
-            <w:r>
-              <w:rPr>
-                <w:sz w:val="17"/>
-              </w:rPr>
-              <w:t>{{export.id}}</w:t>
-            </w:r>
-          </w:p>
-        </w:tc>
-      </w:tr>
-      <w:tr>
-        <w:tc>
-          <w:tcPr>
-            <w:tcW w:type="dxa" w:w="2381"/>
-            <w:vAlign w:val="center"/>
-            <w:tcBorders>
-              <w:top w:val="single" w:sz="6" w:space="0" w:color="D9D9D9"/>
-              <w:left w:val="single" w:sz="6" w:space="0" w:color="D9D9D9"/>
-              <w:bottom w:val="single" w:sz="6" w:space="0" w:color="D9D9D9"/>
-              <w:right w:val="single" w:sz="6" w:space="0" w:color="D9D9D9"/>
-              <w:insideH w:val="single" w:sz="6" w:space="0" w:color="D9D9D9"/>
-              <w:insideV w:val="single" w:sz="6" w:space="0" w:color="D9D9D9"/>
-            </w:tcBorders>
-            <w:tcMar>
-              <w:top w:w="90" w:type="dxa"/>
-              <w:start w:w="120" w:type="dxa"/>
-              <w:bottom w:w="90" w:type="dxa"/>
-              <w:end w:w="120" w:type="dxa"/>
-            </w:tcMar>
-            <w:shd w:fill="F7FAFC"/>
-          </w:tcPr>
-          <w:p>
-            <w:pPr>
-              <w:spacing w:before="0" w:after="40"/>
-            </w:pPr>
-            <w:r>
-              <w:rPr>
-                <w:sz w:val="17"/>
-              </w:rPr>
-              <w:t>Projeto exportado</w:t>
-            </w:r>
-          </w:p>
-        </w:tc>
-        <w:tc>
-          <w:tcPr>
-            <w:tcW w:type="dxa" w:w="6803"/>
-            <w:vAlign w:val="center"/>
-            <w:tcBorders>
-              <w:top w:val="single" w:sz="6" w:space="0" w:color="D9D9D9"/>
-              <w:left w:val="single" w:sz="6" w:space="0" w:color="D9D9D9"/>
-              <w:bottom w:val="single" w:sz="6" w:space="0" w:color="D9D9D9"/>
-              <w:right w:val="single" w:sz="6" w:space="0" w:color="D9D9D9"/>
-              <w:insideH w:val="single" w:sz="6" w:space="0" w:color="D9D9D9"/>
-              <w:insideV w:val="single" w:sz="6" w:space="0" w:color="D9D9D9"/>
-            </w:tcBorders>
-            <w:tcMar>
-              <w:top w:w="90" w:type="dxa"/>
-              <w:start w:w="120" w:type="dxa"/>
-              <w:bottom w:w="90" w:type="dxa"/>
-              <w:end w:w="120" w:type="dxa"/>
-            </w:tcMar>
-            <w:shd w:fill="F7FAFC"/>
-          </w:tcPr>
-          <w:p>
-            <w:pPr>
-              <w:spacing w:before="0" w:after="40"/>
-            </w:pPr>
-            <w:r>
-              <w:rPr>
-                <w:sz w:val="17"/>
-              </w:rPr>
-              <w:t>{{project.id}}</w:t>
-            </w:r>
-          </w:p>
-        </w:tc>
-      </w:tr>
-      <w:tr>
-        <w:tc>
-          <w:tcPr>
-            <w:tcW w:type="dxa" w:w="2381"/>
-            <w:vAlign w:val="center"/>
-            <w:tcBorders>
-              <w:top w:val="single" w:sz="6" w:space="0" w:color="D9D9D9"/>
-              <w:left w:val="single" w:sz="6" w:space="0" w:color="D9D9D9"/>
-              <w:bottom w:val="single" w:sz="6" w:space="0" w:color="D9D9D9"/>
-              <w:right w:val="single" w:sz="6" w:space="0" w:color="D9D9D9"/>
-              <w:insideH w:val="single" w:sz="6" w:space="0" w:color="D9D9D9"/>
-              <w:insideV w:val="single" w:sz="6" w:space="0" w:color="D9D9D9"/>
-            </w:tcBorders>
-            <w:tcMar>
-              <w:top w:w="90" w:type="dxa"/>
-              <w:start w:w="120" w:type="dxa"/>
-              <w:bottom w:w="90" w:type="dxa"/>
-              <w:end w:w="120" w:type="dxa"/>
-            </w:tcMar>
-          </w:tcPr>
-          <w:p>
-            <w:pPr>
-              <w:spacing w:before="0" w:after="40"/>
-            </w:pPr>
-            <w:r>
-              <w:rPr>
-                <w:sz w:val="17"/>
-              </w:rPr>
-              <w:t>Gerado em</w:t>
-            </w:r>
-          </w:p>
-        </w:tc>
-        <w:tc>
-          <w:tcPr>
-            <w:tcW w:type="dxa" w:w="6803"/>
-            <w:vAlign w:val="center"/>
-            <w:tcBorders>
-              <w:top w:val="single" w:sz="6" w:space="0" w:color="D9D9D9"/>
-              <w:left w:val="single" w:sz="6" w:space="0" w:color="D9D9D9"/>
-              <w:bottom w:val="single" w:sz="6" w:space="0" w:color="D9D9D9"/>
-              <w:right w:val="single" w:sz="6" w:space="0" w:color="D9D9D9"/>
-              <w:insideH w:val="single" w:sz="6" w:space="0" w:color="D9D9D9"/>
-              <w:insideV w:val="single" w:sz="6" w:space="0" w:color="D9D9D9"/>
-            </w:tcBorders>
-            <w:tcMar>
-              <w:top w:w="90" w:type="dxa"/>
-              <w:start w:w="120" w:type="dxa"/>
-              <w:bottom w:w="90" w:type="dxa"/>
-              <w:end w:w="120" w:type="dxa"/>
-            </w:tcMar>
-          </w:tcPr>
-          <w:p>
-            <w:pPr>
-              <w:spacing w:before="0" w:after="40"/>
-            </w:pPr>
-            <w:r>
-              <w:rPr>
-                <w:sz w:val="17"/>
-              </w:rPr>
-              <w:t>{{export.generated_at}}</w:t>
-            </w:r>
-          </w:p>
-        </w:tc>
-      </w:tr>
-      <w:tr>
-        <w:tc>
-          <w:tcPr>
-            <w:tcW w:type="dxa" w:w="2381"/>
-            <w:vAlign w:val="center"/>
-            <w:tcBorders>
-              <w:top w:val="single" w:sz="6" w:space="0" w:color="D9D9D9"/>
-              <w:left w:val="single" w:sz="6" w:space="0" w:color="D9D9D9"/>
-              <w:bottom w:val="single" w:sz="6" w:space="0" w:color="D9D9D9"/>
-              <w:right w:val="single" w:sz="6" w:space="0" w:color="D9D9D9"/>
-              <w:insideH w:val="single" w:sz="6" w:space="0" w:color="D9D9D9"/>
-              <w:insideV w:val="single" w:sz="6" w:space="0" w:color="D9D9D9"/>
-            </w:tcBorders>
-            <w:tcMar>
-              <w:top w:w="90" w:type="dxa"/>
-              <w:start w:w="120" w:type="dxa"/>
-              <w:bottom w:w="90" w:type="dxa"/>
-              <w:end w:w="120" w:type="dxa"/>
-            </w:tcMar>
-            <w:shd w:fill="F7FAFC"/>
-          </w:tcPr>
-          <w:p>
-            <w:pPr>
-              <w:spacing w:before="0" w:after="40"/>
-            </w:pPr>
-            <w:r>
-              <w:rPr>
-                <w:sz w:val="17"/>
-              </w:rPr>
-              <w:t>Gerado por</w:t>
-            </w:r>
-          </w:p>
-        </w:tc>
-        <w:tc>
-          <w:tcPr>
-            <w:tcW w:type="dxa" w:w="6803"/>
-            <w:vAlign w:val="center"/>
-            <w:tcBorders>
-              <w:top w:val="single" w:sz="6" w:space="0" w:color="D9D9D9"/>
-              <w:left w:val="single" w:sz="6" w:space="0" w:color="D9D9D9"/>
-              <w:bottom w:val="single" w:sz="6" w:space="0" w:color="D9D9D9"/>
-              <w:right w:val="single" w:sz="6" w:space="0" w:color="D9D9D9"/>
-              <w:insideH w:val="single" w:sz="6" w:space="0" w:color="D9D9D9"/>
-              <w:insideV w:val="single" w:sz="6" w:space="0" w:color="D9D9D9"/>
-            </w:tcBorders>
-            <w:tcMar>
-              <w:top w:w="90" w:type="dxa"/>
-              <w:start w:w="120" w:type="dxa"/>
-              <w:bottom w:w="90" w:type="dxa"/>
-              <w:end w:w="120" w:type="dxa"/>
-            </w:tcMar>
-            <w:shd w:fill="F7FAFC"/>
-          </w:tcPr>
-          <w:p>
-            <w:pPr>
-              <w:spacing w:before="0" w:after="40"/>
-            </w:pPr>
-            <w:r>
-              <w:rPr>
-                <w:sz w:val="17"/>
-              </w:rPr>
-              <w:t>{{export.generated_by}}</w:t>
-            </w:r>
-          </w:p>
-        </w:tc>
-      </w:tr>
-      <w:tr>
-        <w:tc>
-          <w:tcPr>
-            <w:tcW w:type="dxa" w:w="2381"/>
-            <w:vAlign w:val="center"/>
-            <w:tcBorders>
-              <w:top w:val="single" w:sz="6" w:space="0" w:color="D9D9D9"/>
-              <w:left w:val="single" w:sz="6" w:space="0" w:color="D9D9D9"/>
-              <w:bottom w:val="single" w:sz="6" w:space="0" w:color="D9D9D9"/>
-              <w:right w:val="single" w:sz="6" w:space="0" w:color="D9D9D9"/>
-              <w:insideH w:val="single" w:sz="6" w:space="0" w:color="D9D9D9"/>
-              <w:insideV w:val="single" w:sz="6" w:space="0" w:color="D9D9D9"/>
-            </w:tcBorders>
-            <w:tcMar>
-              <w:top w:w="90" w:type="dxa"/>
-              <w:start w:w="120" w:type="dxa"/>
-              <w:bottom w:w="90" w:type="dxa"/>
-              <w:end w:w="120" w:type="dxa"/>
-            </w:tcMar>
-          </w:tcPr>
-          <w:p>
-            <w:pPr>
-              <w:spacing w:before="0" w:after="40"/>
-            </w:pPr>
-            <w:r>
-              <w:rPr>
-                <w:sz w:val="17"/>
-              </w:rPr>
-              <w:t>Validade padrão dos links</w:t>
-            </w:r>
-          </w:p>
-        </w:tc>
-        <w:tc>
-          <w:tcPr>
-            <w:tcW w:type="dxa" w:w="6803"/>
-            <w:vAlign w:val="center"/>
-            <w:tcBorders>
-              <w:top w:val="single" w:sz="6" w:space="0" w:color="D9D9D9"/>
-              <w:left w:val="single" w:sz="6" w:space="0" w:color="D9D9D9"/>
-              <w:bottom w:val="single" w:sz="6" w:space="0" w:color="D9D9D9"/>
-              <w:right w:val="single" w:sz="6" w:space="0" w:color="D9D9D9"/>
-              <w:insideH w:val="single" w:sz="6" w:space="0" w:color="D9D9D9"/>
-              <w:insideV w:val="single" w:sz="6" w:space="0" w:color="D9D9D9"/>
-            </w:tcBorders>
-            <w:tcMar>
-              <w:top w:w="90" w:type="dxa"/>
-              <w:start w:w="120" w:type="dxa"/>
-              <w:bottom w:w="90" w:type="dxa"/>
-              <w:end w:w="120" w:type="dxa"/>
-            </w:tcMar>
-          </w:tcPr>
-          <w:p>
-            <w:pPr>
-              <w:spacing w:before="0" w:after="40"/>
-            </w:pPr>
-            <w:r>
-              <w:rPr>
-                <w:sz w:val="17"/>
-              </w:rPr>
-              <w:t>{{export.default_link_expiration}}</w:t>
-            </w:r>
-          </w:p>
-        </w:tc>
-      </w:tr>
-      <w:tr>
-        <w:tc>
-          <w:tcPr>
-            <w:tcW w:type="dxa" w:w="2381"/>
-            <w:vAlign w:val="center"/>
-            <w:tcBorders>
-              <w:top w:val="single" w:sz="6" w:space="0" w:color="D9D9D9"/>
-              <w:left w:val="single" w:sz="6" w:space="0" w:color="D9D9D9"/>
-              <w:bottom w:val="single" w:sz="6" w:space="0" w:color="D9D9D9"/>
-              <w:right w:val="single" w:sz="6" w:space="0" w:color="D9D9D9"/>
-              <w:insideH w:val="single" w:sz="6" w:space="0" w:color="D9D9D9"/>
-              <w:insideV w:val="single" w:sz="6" w:space="0" w:color="D9D9D9"/>
-            </w:tcBorders>
-            <w:tcMar>
-              <w:top w:w="90" w:type="dxa"/>
-              <w:start w:w="120" w:type="dxa"/>
-              <w:bottom w:w="90" w:type="dxa"/>
-              <w:end w:w="120" w:type="dxa"/>
-            </w:tcMar>
-            <w:shd w:fill="F7FAFC"/>
-          </w:tcPr>
-          <w:p>
-            <w:pPr>
-              <w:spacing w:before="0" w:after="40"/>
-            </w:pPr>
-            <w:r>
-              <w:rPr>
-                <w:sz w:val="17"/>
-              </w:rPr>
-              <w:t>Pasta lógica no storage</w:t>
-            </w:r>
-          </w:p>
-        </w:tc>
-        <w:tc>
-          <w:tcPr>
-            <w:tcW w:type="dxa" w:w="6803"/>
-            <w:vAlign w:val="center"/>
-            <w:tcBorders>
-              <w:top w:val="single" w:sz="6" w:space="0" w:color="D9D9D9"/>
-              <w:left w:val="single" w:sz="6" w:space="0" w:color="D9D9D9"/>
-              <w:bottom w:val="single" w:sz="6" w:space="0" w:color="D9D9D9"/>
-              <w:right w:val="single" w:sz="6" w:space="0" w:color="D9D9D9"/>
-              <w:insideH w:val="single" w:sz="6" w:space="0" w:color="D9D9D9"/>
-              <w:insideV w:val="single" w:sz="6" w:space="0" w:color="D9D9D9"/>
-            </w:tcBorders>
-            <w:tcMar>
-              <w:top w:w="90" w:type="dxa"/>
-              <w:start w:w="120" w:type="dxa"/>
-              <w:bottom w:w="90" w:type="dxa"/>
-              <w:end w:w="120" w:type="dxa"/>
-            </w:tcMar>
-            <w:shd w:fill="F7FAFC"/>
-          </w:tcPr>
-          <w:p>
-            <w:pPr>
-              <w:spacing w:before="0" w:after="40"/>
-            </w:pPr>
-            <w:r>
-              <w:rPr>
-                <w:sz w:val="17"/>
-              </w:rPr>
-              <w:t>{{storage.project_prefix}}</w:t>
-            </w:r>
-          </w:p>
-        </w:tc>
-      </w:tr>
-    </w:tbl>
-    <w:p/>
-    <w:p>
-      <w:pPr>
-        <w:pStyle w:val="Heading1"/>
-      </w:pPr>
-      <w:r>
-        <w:rPr>
-          <w:color w:val="000000"/>
-        </w:rPr>
-        <w:t>Estrutura esperada no ZIP</w:t>
-      </w:r>
-    </w:p>
-    <w:p>
-      <w:pPr>
-        <w:spacing w:after="140"/>
-      </w:pPr>
-      <w:r>
-        <w:t>O pacote de auditoria do projeto deve conter uma pasta por atividade. Dentro de cada pasta, este DOCX representa a atividade e as issues vinculadas aparecem no próprio documento com seus links de evidência.</w:t>
-      </w:r>
-    </w:p>
-    <w:p>
-      <w:pPr/>
-      <w:r>
-        <w:rPr>
-          <w:rFonts w:ascii="Courier New" w:hAnsi="Courier New"/>
-          <w:sz w:val="17"/>
-        </w:rPr>
-        <w:t>projeto {{project.codigo}}/</w:t>
-        <w:br/>
-        <w:t xml:space="preserve">  {{activity.codigo}} {{activity.nome_sanitizado}}/</w:t>
-        <w:br/>
-        <w:t xml:space="preserve">    {{activity.codigo}} {{activity.nome_sanitizado}}.docx</w:t>
-        <w:br/>
-        <w:t xml:space="preserve">    issues referenciadas no documento por links para o Azure Storage</w:t>
-        <w:br/>
-      </w:r>
     </w:p>
     <w:sectPr>
       <w:headerReference w:type="default" r:id="rId9"/>
       <w:footerReference w:type="default" r:id="rId10"/>
+      <w:headerReference w:type="first" r:id="rId11"/>
+      <w:footerReference w:type="first" r:id="rId12"/>
+      <w:headerReference w:type="even" r:id="rId13"/>
+      <w:footerReference w:type="even" r:id="rId14"/>
       <w:pgSz w:w="12240" w:h="15840"/>
-      <w:pgMar w:top="964" w:right="1020" w:bottom="850" w:left="1020" w:header="720" w:footer="720" w:gutter="0"/>
+      <w:pgMar w:top="822" w:right="964" w:bottom="907" w:left="964" w:header="397" w:footer="720" w:gutter="0"/>
       <w:cols w:space="720"/>
       <w:docGrid w:linePitch="360"/>
     </w:sectPr>
@@ -5810,15 +1645,27 @@
   <w:p>
     <w:pPr>
       <w:pStyle w:val="Footer"/>
-      <w:jc w:val="center"/>
-    </w:pPr>
-    <w:r>
-      <w:rPr>
-        <w:color w:val="5A5A5A"/>
-        <w:sz w:val="16"/>
-      </w:rPr>
-      <w:t>Documento gerado pelo HIVE em {{export.generated_at}}</w:t>
-    </w:r>
+    </w:pPr>
+  </w:p>
+</w:ftr>
+</file>
+
+<file path=word/footer2.xml><?xml version="1.0" encoding="utf-8"?>
+<w:ftr xmlns:m="http://schemas.openxmlformats.org/officeDocument/2006/math" xmlns:mc="http://schemas.openxmlformats.org/markup-compatibility/2006" xmlns:mo="http://schemas.microsoft.com/office/mac/office/2008/main" xmlns:mv="urn:schemas-microsoft-com:mac:vml" xmlns:o="urn:schemas-microsoft-com:office:office" xmlns:r="http://schemas.openxmlformats.org/officeDocument/2006/relationships" xmlns:v="urn:schemas-microsoft-com:vml" xmlns:w10="urn:schemas-microsoft-com:office:word" xmlns:w14="http://schemas.microsoft.com/office/word/2010/wordml" xmlns:w="http://schemas.openxmlformats.org/wordprocessingml/2006/main" xmlns:wne="http://schemas.microsoft.com/office/word/2006/wordml" xmlns:wp14="http://schemas.microsoft.com/office/word/2010/wordprocessingDrawing" xmlns:wp="http://schemas.openxmlformats.org/drawingml/2006/wordprocessingDrawing" xmlns:wpc="http://schemas.microsoft.com/office/word/2010/wordprocessingCanvas" xmlns:wpg="http://schemas.microsoft.com/office/word/2010/wordprocessingGroup" xmlns:wpi="http://schemas.microsoft.com/office/word/2010/wordprocessingInk" xmlns:wps="http://schemas.microsoft.com/office/word/2010/wordprocessingShape" mc:Ignorable="w14 wp14">
+  <w:p>
+    <w:pPr>
+      <w:pStyle w:val="Footer"/>
+    </w:pPr>
+  </w:p>
+</w:ftr>
+</file>
+
+<file path=word/footer3.xml><?xml version="1.0" encoding="utf-8"?>
+<w:ftr xmlns:m="http://schemas.openxmlformats.org/officeDocument/2006/math" xmlns:mc="http://schemas.openxmlformats.org/markup-compatibility/2006" xmlns:mo="http://schemas.microsoft.com/office/mac/office/2008/main" xmlns:mv="urn:schemas-microsoft-com:mac:vml" xmlns:o="urn:schemas-microsoft-com:office:office" xmlns:r="http://schemas.openxmlformats.org/officeDocument/2006/relationships" xmlns:v="urn:schemas-microsoft-com:vml" xmlns:w10="urn:schemas-microsoft-com:office:word" xmlns:w14="http://schemas.microsoft.com/office/word/2010/wordml" xmlns:w="http://schemas.openxmlformats.org/wordprocessingml/2006/main" xmlns:wne="http://schemas.microsoft.com/office/word/2006/wordml" xmlns:wp14="http://schemas.microsoft.com/office/word/2010/wordprocessingDrawing" xmlns:wp="http://schemas.openxmlformats.org/drawingml/2006/wordprocessingDrawing" xmlns:wpc="http://schemas.microsoft.com/office/word/2010/wordprocessingCanvas" xmlns:wpg="http://schemas.microsoft.com/office/word/2010/wordprocessingGroup" xmlns:wpi="http://schemas.microsoft.com/office/word/2010/wordprocessingInk" xmlns:wps="http://schemas.microsoft.com/office/word/2010/wordprocessingShape" mc:Ignorable="w14 wp14">
+  <w:p>
+    <w:pPr>
+      <w:pStyle w:val="Footer"/>
+    </w:pPr>
   </w:p>
 </w:ftr>
 </file>
@@ -5834,23 +1681,47 @@
     <w:tblPr>
       <w:tblW w:type="auto" w:w="0"/>
       <w:jc w:val="center"/>
+      <w:tblLayout w:type="fixed"/>
       <w:tblLook w:firstColumn="1" w:firstRow="1" w:lastColumn="0" w:lastRow="0" w:noHBand="0" w:noVBand="1" w:val="04A0"/>
     </w:tblPr>
     <w:tblGrid>
-      <w:gridCol w:w="4752"/>
-      <w:gridCol w:w="4752"/>
+      <w:gridCol w:w="4989"/>
+      <w:gridCol w:w="4989"/>
     </w:tblGrid>
     <w:tr>
+      <w:trPr/>
       <w:tc>
         <w:tcPr>
-          <w:tcW w:type="dxa" w:w="4752"/>
+          <w:tcW w:type="dxa" w:w="2891"/>
+          <w:tcBorders>
+            <w:top w:val="nil"/>
+            <w:left w:val="nil"/>
+            <w:bottom w:val="nil"/>
+            <w:right w:val="nil"/>
+          </w:tcBorders>
+          <w:tcMar>
+            <w:top w:w="150" w:type="dxa"/>
+            <w:start w:w="330" w:type="dxa"/>
+            <w:bottom w:w="150" w:type="dxa"/>
+            <w:end w:w="330" w:type="dxa"/>
+            <w:left w:w="330" w:type="dxa"/>
+            <w:right w:w="330" w:type="dxa"/>
+          </w:tcMar>
+          <w:vAlign w:val="center"/>
         </w:tcPr>
         <w:p>
+          <w:pPr>
+            <w:spacing w:before="0" w:after="20" w:line="276" w:lineRule="auto"/>
+            <w:ind w:left="0" w:right="0"/>
+            <w:jc w:val="left"/>
+          </w:pPr>
+          <w:r/>
           <w:r>
             <w:rPr>
+              <w:rFonts w:ascii="Arial" w:hAnsi="Arial"/>
               <w:b/>
-              <w:color w:val="505050"/>
-              <w:sz w:val="16"/>
+              <w:color w:val="919191"/>
+              <w:sz w:val="18"/>
             </w:rPr>
             <w:t>HIVE</w:t>
           </w:r>
@@ -5858,17 +1729,36 @@
       </w:tc>
       <w:tc>
         <w:tcPr>
-          <w:tcW w:type="dxa" w:w="4752"/>
+          <w:tcW w:type="dxa" w:w="5896"/>
+          <w:tcBorders>
+            <w:top w:val="nil"/>
+            <w:left w:val="nil"/>
+            <w:bottom w:val="nil"/>
+            <w:right w:val="nil"/>
+          </w:tcBorders>
+          <w:tcMar>
+            <w:top w:w="150" w:type="dxa"/>
+            <w:start w:w="330" w:type="dxa"/>
+            <w:bottom w:w="150" w:type="dxa"/>
+            <w:end w:w="330" w:type="dxa"/>
+            <w:left w:w="330" w:type="dxa"/>
+            <w:right w:w="330" w:type="dxa"/>
+          </w:tcMar>
+          <w:vAlign w:val="center"/>
         </w:tcPr>
         <w:p>
           <w:pPr>
-            <w:jc w:val="right"/>
+            <w:spacing w:before="0" w:after="20" w:line="276" w:lineRule="auto"/>
+            <w:ind w:left="0" w:right="0"/>
+            <w:jc w:val="left"/>
           </w:pPr>
+          <w:r/>
           <w:r>
             <w:rPr>
+              <w:rFonts w:ascii="Arial" w:hAnsi="Arial"/>
               <w:b/>
-              <w:color w:val="505050"/>
-              <w:sz w:val="16"/>
+              <w:color w:val="919191"/>
+              <w:sz w:val="18"/>
             </w:rPr>
             <w:t>Relatório de auditoria de atividade</w:t>
           </w:r>
@@ -5876,6 +1766,26 @@
       </w:tc>
     </w:tr>
   </w:tbl>
+</w:hdr>
+</file>
+
+<file path=word/header2.xml><?xml version="1.0" encoding="utf-8"?>
+<w:hdr xmlns:m="http://schemas.openxmlformats.org/officeDocument/2006/math" xmlns:mc="http://schemas.openxmlformats.org/markup-compatibility/2006" xmlns:mo="http://schemas.microsoft.com/office/mac/office/2008/main" xmlns:mv="urn:schemas-microsoft-com:mac:vml" xmlns:o="urn:schemas-microsoft-com:office:office" xmlns:r="http://schemas.openxmlformats.org/officeDocument/2006/relationships" xmlns:v="urn:schemas-microsoft-com:vml" xmlns:w10="urn:schemas-microsoft-com:office:word" xmlns:w14="http://schemas.microsoft.com/office/word/2010/wordml" xmlns:w="http://schemas.openxmlformats.org/wordprocessingml/2006/main" xmlns:wne="http://schemas.microsoft.com/office/word/2006/wordml" xmlns:wp14="http://schemas.microsoft.com/office/word/2010/wordprocessingDrawing" xmlns:wp="http://schemas.openxmlformats.org/drawingml/2006/wordprocessingDrawing" xmlns:wpc="http://schemas.microsoft.com/office/word/2010/wordprocessingCanvas" xmlns:wpg="http://schemas.microsoft.com/office/word/2010/wordprocessingGroup" xmlns:wpi="http://schemas.microsoft.com/office/word/2010/wordprocessingInk" xmlns:wps="http://schemas.microsoft.com/office/word/2010/wordprocessingShape" mc:Ignorable="w14 wp14">
+  <w:p>
+    <w:pPr>
+      <w:pStyle w:val="Header"/>
+    </w:pPr>
+  </w:p>
+</w:hdr>
+</file>
+
+<file path=word/header3.xml><?xml version="1.0" encoding="utf-8"?>
+<w:hdr xmlns:m="http://schemas.openxmlformats.org/officeDocument/2006/math" xmlns:mc="http://schemas.openxmlformats.org/markup-compatibility/2006" xmlns:mo="http://schemas.microsoft.com/office/mac/office/2008/main" xmlns:mv="urn:schemas-microsoft-com:mac:vml" xmlns:o="urn:schemas-microsoft-com:office:office" xmlns:r="http://schemas.openxmlformats.org/officeDocument/2006/relationships" xmlns:v="urn:schemas-microsoft-com:vml" xmlns:w10="urn:schemas-microsoft-com:office:word" xmlns:w14="http://schemas.microsoft.com/office/word/2010/wordml" xmlns:w="http://schemas.openxmlformats.org/wordprocessingml/2006/main" xmlns:wne="http://schemas.microsoft.com/office/word/2006/wordml" xmlns:wp14="http://schemas.microsoft.com/office/word/2010/wordprocessingDrawing" xmlns:wp="http://schemas.openxmlformats.org/drawingml/2006/wordprocessingDrawing" xmlns:wpc="http://schemas.microsoft.com/office/word/2010/wordprocessingCanvas" xmlns:wpg="http://schemas.microsoft.com/office/word/2010/wordprocessingGroup" xmlns:wpi="http://schemas.microsoft.com/office/word/2010/wordprocessingInk" xmlns:wps="http://schemas.microsoft.com/office/word/2010/wordprocessingShape" mc:Ignorable="w14 wp14">
+  <w:p>
+    <w:pPr>
+      <w:pStyle w:val="Header"/>
+    </w:pPr>
+  </w:p>
 </w:hdr>
 </file>
 
@@ -6244,7 +2154,7 @@
     <w:rsid w:val="00FC693F"/>
     <w:rPr>
       <w:rFonts w:ascii="Arial" w:hAnsi="Arial"/>
-      <w:sz w:val="19"/>
+      <w:sz w:val="18"/>
     </w:rPr>
   </w:style>
   <w:style w:type="paragraph" w:styleId="Header">
@@ -6306,10 +2216,10 @@
       <w:outlineLvl w:val="0"/>
     </w:pPr>
     <w:rPr>
-      <w:rFonts w:asciiTheme="majorHAnsi" w:eastAsiaTheme="majorEastAsia" w:hAnsiTheme="majorHAnsi" w:cstheme="majorBidi" w:ascii="Arial" w:hAnsi="Arial"/>
+      <w:rFonts w:asciiTheme="majorHAnsi" w:eastAsiaTheme="majorEastAsia" w:hAnsiTheme="majorHAnsi" w:cstheme="majorBidi"/>
       <w:b/>
       <w:bCs/>
-      <w:color w:val="000000"/>
+      <w:color w:val="365F91" w:themeColor="accent1" w:themeShade="BF"/>
       <w:sz w:val="28"/>
       <w:szCs w:val="28"/>
     </w:rPr>
@@ -6330,10 +2240,10 @@
       <w:outlineLvl w:val="1"/>
     </w:pPr>
     <w:rPr>
-      <w:rFonts w:asciiTheme="majorHAnsi" w:eastAsiaTheme="majorEastAsia" w:hAnsiTheme="majorHAnsi" w:cstheme="majorBidi" w:ascii="Arial" w:hAnsi="Arial"/>
+      <w:rFonts w:asciiTheme="majorHAnsi" w:eastAsiaTheme="majorEastAsia" w:hAnsiTheme="majorHAnsi" w:cstheme="majorBidi"/>
       <w:b/>
       <w:bCs/>
-      <w:color w:val="000000"/>
+      <w:color w:val="4F81BD" w:themeColor="accent1"/>
       <w:sz w:val="26"/>
       <w:szCs w:val="26"/>
     </w:rPr>
@@ -6354,10 +2264,10 @@
       <w:outlineLvl w:val="2"/>
     </w:pPr>
     <w:rPr>
-      <w:rFonts w:asciiTheme="majorHAnsi" w:eastAsiaTheme="majorEastAsia" w:hAnsiTheme="majorHAnsi" w:cstheme="majorBidi" w:ascii="Arial" w:hAnsi="Arial"/>
+      <w:rFonts w:asciiTheme="majorHAnsi" w:eastAsiaTheme="majorEastAsia" w:hAnsiTheme="majorHAnsi" w:cstheme="majorBidi"/>
       <w:b/>
       <w:bCs/>
-      <w:color w:val="000000"/>
+      <w:color w:val="4F81BD" w:themeColor="accent1"/>
     </w:rPr>
   </w:style>
   <w:style w:type="paragraph" w:styleId="Heading4">
@@ -6595,12 +2505,11 @@
       <w:contextualSpacing/>
     </w:pPr>
     <w:rPr>
-      <w:rFonts w:asciiTheme="majorHAnsi" w:eastAsiaTheme="majorEastAsia" w:hAnsiTheme="majorHAnsi" w:cstheme="majorBidi" w:ascii="Arial" w:hAnsi="Arial"/>
-      <w:b/>
-      <w:color w:val="000000"/>
+      <w:rFonts w:asciiTheme="majorHAnsi" w:eastAsiaTheme="majorEastAsia" w:hAnsiTheme="majorHAnsi" w:cstheme="majorBidi"/>
+      <w:color w:val="17365D" w:themeColor="text2" w:themeShade="BF"/>
       <w:spacing w:val="5"/>
       <w:kern w:val="28"/>
-      <w:sz w:val="40"/>
+      <w:sz w:val="52"/>
       <w:szCs w:val="52"/>
     </w:rPr>
   </w:style>
